--- a/ICRS_IRS Practice Project Proposal.docx
+++ b/ICRS_IRS Practice Project Proposal.docx
@@ -114,7 +114,15 @@
           <w:sz w:val="28"/>
           <w:szCs w:val="28"/>
         </w:rPr>
-        <w:t>Reasoning System for</w:t>
+        <w:t>RANKING</w:t>
+      </w:r>
+      <w:r>
+        <w:rPr>
+          <w:color w:val="333333"/>
+          <w:sz w:val="28"/>
+          <w:szCs w:val="28"/>
+        </w:rPr>
+        <w:t xml:space="preserve"> System for</w:t>
       </w:r>
     </w:p>
     <w:p>
@@ -171,12 +179,6 @@
         <w:gridCol w:w="4400"/>
       </w:tblGrid>
       <w:tr>
-        <w:tblPrEx>
-          <w:tblCellMar>
-            <w:top w:w="0" w:type="dxa"/>
-            <w:bottom w:w="0" w:type="dxa"/>
-          </w:tblCellMar>
-        </w:tblPrEx>
         <w:tc>
           <w:tcPr>
             <w:tcW w:w="2800" w:type="dxa"/>
@@ -231,12 +233,6 @@
         </w:tc>
       </w:tr>
       <w:tr>
-        <w:tblPrEx>
-          <w:tblCellMar>
-            <w:top w:w="0" w:type="dxa"/>
-            <w:bottom w:w="0" w:type="dxa"/>
-          </w:tblCellMar>
-        </w:tblPrEx>
         <w:tc>
           <w:tcPr>
             <w:tcW w:w="2800" w:type="dxa"/>
@@ -293,23 +289,76 @@
           </w:p>
           <w:p>
             <w:r>
-              <w:t>3. [Member Name 3] ([Student ID])</w:t>
-            </w:r>
-          </w:p>
-          <w:p>
-            <w:r>
-              <w:t>4. [Member Name 4] ([Student ID])</w:t>
+              <w:t xml:space="preserve">3. </w:t>
+            </w:r>
+            <w:r>
+              <w:t xml:space="preserve">Stalin </w:t>
+            </w:r>
+            <w:proofErr w:type="spellStart"/>
+            <w:r>
+              <w:t>Sahayaraj</w:t>
+            </w:r>
+            <w:proofErr w:type="spellEnd"/>
+            <w:r>
+              <w:t xml:space="preserve"> (</w:t>
+            </w:r>
+            <w:r>
+              <w:t>A0340115X</w:t>
+            </w:r>
+            <w:r>
+              <w:t>)</w:t>
+            </w:r>
+          </w:p>
+          <w:p>
+            <w:r>
+              <w:t xml:space="preserve">4. </w:t>
+            </w:r>
+            <w:r>
+              <w:rPr>
+                <w:color w:val="000000"/>
+              </w:rPr>
+              <w:t>Lakshmi</w:t>
+            </w:r>
+            <w:r>
+              <w:rPr>
+                <w:color w:val="000000"/>
+              </w:rPr>
+              <w:t xml:space="preserve"> </w:t>
+            </w:r>
+            <w:r>
+              <w:rPr>
+                <w:color w:val="000000"/>
+              </w:rPr>
+              <w:t>Barthwal</w:t>
+            </w:r>
+            <w:r>
+              <w:rPr>
+                <w:color w:val="000000"/>
+              </w:rPr>
+              <w:t xml:space="preserve"> </w:t>
+            </w:r>
+            <w:r>
+              <w:rPr>
+                <w:color w:val="000000"/>
+              </w:rPr>
+              <w:t>Chamoli</w:t>
+            </w:r>
+            <w:r>
+              <w:t xml:space="preserve"> (</w:t>
+            </w:r>
+            <w:r>
+              <w:rPr>
+                <w:color w:val="000000"/>
+              </w:rPr>
+              <w:t>A0340664E</w:t>
+            </w:r>
+            <w:r>
+              <w:t>)</w:t>
             </w:r>
           </w:p>
         </w:tc>
       </w:tr>
       <w:tr>
-        <w:tblPrEx>
-          <w:tblCellMar>
-            <w:top w:w="0" w:type="dxa"/>
-            <w:bottom w:w="0" w:type="dxa"/>
-          </w:tblCellMar>
-        </w:tblPrEx>
         <w:tc>
           <w:tcPr>
             <w:tcW w:w="2800" w:type="dxa"/>
@@ -364,12 +413,6 @@
         </w:tc>
       </w:tr>
       <w:tr>
-        <w:tblPrEx>
-          <w:tblCellMar>
-            <w:top w:w="0" w:type="dxa"/>
-            <w:bottom w:w="0" w:type="dxa"/>
-          </w:tblCellMar>
-        </w:tblPrEx>
         <w:tc>
           <w:tcPr>
             <w:tcW w:w="2800" w:type="dxa"/>
@@ -424,12 +467,6 @@
         </w:tc>
       </w:tr>
       <w:tr>
-        <w:tblPrEx>
-          <w:tblCellMar>
-            <w:top w:w="0" w:type="dxa"/>
-            <w:bottom w:w="0" w:type="dxa"/>
-          </w:tblCellMar>
-        </w:tblPrEx>
         <w:tc>
           <w:tcPr>
             <w:tcW w:w="2800" w:type="dxa"/>
@@ -479,66 +516,6 @@
           <w:p>
             <w:r>
               <w:t>Dr. Gary Leung | cc.leung@nus.edu.sg</w:t>
-            </w:r>
-          </w:p>
-        </w:tc>
-      </w:tr>
-      <w:tr>
-        <w:tblPrEx>
-          <w:tblCellMar>
-            <w:top w:w="0" w:type="dxa"/>
-            <w:bottom w:w="0" w:type="dxa"/>
-          </w:tblCellMar>
-        </w:tblPrEx>
-        <w:tc>
-          <w:tcPr>
-            <w:tcW w:w="2800" w:type="dxa"/>
-            <w:tcBorders>
-              <w:top w:val="single" w:sz="1" w:space="0" w:color="CCCCCC"/>
-              <w:left w:val="single" w:sz="1" w:space="0" w:color="CCCCCC"/>
-              <w:bottom w:val="single" w:sz="1" w:space="0" w:color="CCCCCC"/>
-              <w:right w:val="single" w:sz="1" w:space="0" w:color="CCCCCC"/>
-            </w:tcBorders>
-            <w:shd w:val="clear" w:color="auto" w:fill="D6E4F0"/>
-            <w:tcMar>
-              <w:top w:w="80" w:type="dxa"/>
-              <w:left w:w="120" w:type="dxa"/>
-              <w:bottom w:w="80" w:type="dxa"/>
-              <w:right w:w="120" w:type="dxa"/>
-            </w:tcMar>
-            <w:vAlign w:val="center"/>
-          </w:tcPr>
-          <w:p>
-            <w:r>
-              <w:rPr>
-                <w:b/>
-                <w:bCs/>
-                <w:color w:val="1F4E79"/>
-              </w:rPr>
-              <w:t>IRS Groups Covered</w:t>
-            </w:r>
-          </w:p>
-        </w:tc>
-        <w:tc>
-          <w:tcPr>
-            <w:tcW w:w="4400" w:type="dxa"/>
-            <w:tcBorders>
-              <w:top w:val="single" w:sz="1" w:space="0" w:color="CCCCCC"/>
-              <w:left w:val="single" w:sz="1" w:space="0" w:color="CCCCCC"/>
-              <w:bottom w:val="single" w:sz="1" w:space="0" w:color="CCCCCC"/>
-              <w:right w:val="single" w:sz="1" w:space="0" w:color="CCCCCC"/>
-            </w:tcBorders>
-            <w:tcMar>
-              <w:top w:w="80" w:type="dxa"/>
-              <w:left w:w="120" w:type="dxa"/>
-              <w:bottom w:w="80" w:type="dxa"/>
-              <w:right w:w="120" w:type="dxa"/>
-            </w:tcMar>
-            <w:vAlign w:val="center"/>
-          </w:tcPr>
-          <w:p>
-            <w:r>
-              <w:t>All 4 Technique Groups</w:t>
             </w:r>
           </w:p>
         </w:tc>
@@ -601,16 +578,11 @@
         <w:jc w:val="both"/>
       </w:pPr>
       <w:r>
-        <w:t>ICRS</w:t>
-      </w:r>
-      <w:r>
-        <w:t xml:space="preserve"> is an intelligent reasoning system designed to address the critical business challenge of efficient candidate screening and resume </w:t>
-      </w:r>
-      <w:proofErr w:type="spellStart"/>
-      <w:r>
-        <w:t>prioritisation</w:t>
-      </w:r>
-      <w:proofErr w:type="spellEnd"/>
+        <w:t xml:space="preserve">ICRS is an intelligent reasoning system designed to address the critical business challenge of efficient candidate screening and resume </w:t>
+      </w:r>
+      <w:r>
+        <w:t>prioritization</w:t>
+      </w:r>
       <w:r>
         <w:t xml:space="preserve"> in talent acquisition. In today’s competitive hiring landscape, recruiters face the challenge of reviewing hundreds of resumes manually, leading to high time costs, inconsistency, and potential bias in shortlisting decisions.</w:t>
       </w:r>
@@ -621,10 +593,7 @@
         <w:jc w:val="both"/>
       </w:pPr>
       <w:r>
-        <w:t>ICRS</w:t>
-      </w:r>
-      <w:r>
-        <w:t xml:space="preserve"> is developed to transition recruitment from traditional, keyword-reliant screening to a deep, logic-based evaluation of human capital. While standard Applicant Tracking Systems (ATS) often fail to </w:t>
+        <w:t xml:space="preserve">ICRS is developed to transition recruitment from traditional, keyword-reliant screening to a deep, logic-based evaluation of human capital. While standard Applicant Tracking Systems (ATS) often fail to </w:t>
       </w:r>
       <w:proofErr w:type="spellStart"/>
       <w:r>
@@ -632,13 +601,7 @@
       </w:r>
       <w:proofErr w:type="spellEnd"/>
       <w:r>
-        <w:t xml:space="preserve"> talent due to rigid string-matching, </w:t>
-      </w:r>
-      <w:r>
-        <w:t>ICRS</w:t>
-      </w:r>
-      <w:r>
-        <w:t xml:space="preserve"> </w:t>
+        <w:t xml:space="preserve"> talent due to rigid string-matching, ICRS </w:t>
       </w:r>
       <w:proofErr w:type="spellStart"/>
       <w:r>
@@ -646,23 +609,7 @@
       </w:r>
       <w:proofErr w:type="spellEnd"/>
       <w:r>
-        <w:t xml:space="preserve"> Knowledge-Based Reasoning and structured Business Rules to interpret the semantic meaning behind a candidate’s experience. By mapping unstructured resume data against </w:t>
-      </w:r>
-      <w:proofErr w:type="spellStart"/>
-      <w:r>
-        <w:t>standardised</w:t>
-      </w:r>
-      <w:proofErr w:type="spellEnd"/>
-      <w:r>
-        <w:t xml:space="preserve"> industry frameworks — specifically the </w:t>
-      </w:r>
-      <w:proofErr w:type="spellStart"/>
-      <w:r>
-        <w:t>SkillsFuture</w:t>
-      </w:r>
-      <w:proofErr w:type="spellEnd"/>
-      <w:r>
-        <w:t xml:space="preserve"> Singapore (SSG) competency framework — the system identifies the underlying competencies that make a candidate the best fit for a role, regardless of the specific terminology used in their profile.</w:t>
+        <w:t xml:space="preserve"> Knowledge-Based Reasoning and structured Business Rules to interpret the semantic meaning behind a candidate’s experience. </w:t>
       </w:r>
     </w:p>
     <w:p>
@@ -671,10 +618,7 @@
         <w:jc w:val="both"/>
       </w:pPr>
       <w:r>
-        <w:t>ICRS</w:t>
-      </w:r>
-      <w:r>
-        <w:t xml:space="preserve"> combines four distinct AI paradigms into a unified hybrid intelligent reasoning platform: (1) a Knowledge-Based Rule Engine with Business Rules for automated scoring and decision automation, (2) </w:t>
+        <w:t xml:space="preserve">ICRS combines four distinct AI paradigms into a unified hybrid intelligent reasoning platform: (1) a Knowledge-Based Rule Engine with Business Rules for automated scoring and decision automation, (2) </w:t>
       </w:r>
       <w:proofErr w:type="spellStart"/>
       <w:r>
@@ -711,39 +655,60 @@
           <w:i/>
           <w:iCs/>
         </w:rPr>
-        <w:t xml:space="preserve">The system does not reject any candidate. Instead, it scores, </w:t>
-      </w:r>
-      <w:proofErr w:type="spellStart"/>
+        <w:t>“</w:t>
+      </w:r>
       <w:r>
         <w:rPr>
           <w:i/>
           <w:iCs/>
         </w:rPr>
-        <w:t>summarises</w:t>
-      </w:r>
-      <w:proofErr w:type="spellEnd"/>
+        <w:t xml:space="preserve">The system scores, </w:t>
+      </w:r>
+      <w:proofErr w:type="spellStart"/>
       <w:r>
         <w:rPr>
           <w:i/>
           <w:iCs/>
         </w:rPr>
-        <w:t xml:space="preserve">, and </w:t>
-      </w:r>
-      <w:proofErr w:type="spellStart"/>
+        <w:t>summarises</w:t>
+      </w:r>
+      <w:proofErr w:type="spellEnd"/>
       <w:r>
         <w:rPr>
           <w:i/>
           <w:iCs/>
         </w:rPr>
-        <w:t>prioritises</w:t>
-      </w:r>
-      <w:proofErr w:type="spellEnd"/>
+        <w:t xml:space="preserve">, and </w:t>
+      </w:r>
+      <w:proofErr w:type="spellStart"/>
       <w:r>
         <w:rPr>
           <w:i/>
           <w:iCs/>
         </w:rPr>
-        <w:t xml:space="preserve"> all candidates against a given Job Description (JD), presenting results on an interactive React dashboard with transparent justifications for every candidate — empowering recruiters to make well-informed, fair, and efficient hiring decisions. Candidate availability (e.g., notice period, earliest join date) is treated as a first-class scoring dimension, ensuring that operational readiness is factored into every ranking decision.</w:t>
+        <w:t>prioritises</w:t>
+      </w:r>
+      <w:proofErr w:type="spellEnd"/>
+      <w:r>
+        <w:rPr>
+          <w:i/>
+          <w:iCs/>
+        </w:rPr>
+        <w:t xml:space="preserve"> all candidates against a given Job Description (JD), presenting results on an interactive React dashboard with transparent justifications for every candidate — empowering recruiters to make well-informed, fair, and efficient hiring decisions.</w:t>
+      </w:r>
+      <w:r>
+        <w:rPr>
+          <w:i/>
+          <w:iCs/>
+        </w:rPr>
+        <w:t>”</w:t>
+      </w:r>
+      <w:r>
+        <w:rPr>
+          <w:i/>
+          <w:iCs/>
+        </w:rPr>
+        <w:t xml:space="preserve"> </w:t>
       </w:r>
     </w:p>
     <w:p>
@@ -755,34 +720,19 @@
         <w:rPr>
           <w:color w:val="1F4E79"/>
         </w:rPr>
-        <w:t>1.2 National Strategic Alignment: AI-Bilingualism</w:t>
-      </w:r>
-    </w:p>
-    <w:p>
-      <w:pPr>
-        <w:spacing w:after="120" w:line="276" w:lineRule="auto"/>
-        <w:jc w:val="both"/>
-      </w:pPr>
-      <w:r>
-        <w:t xml:space="preserve">In alignment with Singapore’s National AI Strategy 2.0, this project focuses on identifying AI-Bilingual talent — professionals who possess deep domain expertise (e.g., in Finance, Law, or HR) while simultaneously demonstrating technical fluency to orchestrate AI tools within that domain. </w:t>
-      </w:r>
-      <w:r>
-        <w:t>ICRS</w:t>
-      </w:r>
-      <w:r>
-        <w:t xml:space="preserve"> is specifically engineered to reason through a candidate’s history to find this combination of skills, which is essential for Singapore’s 2026 digital economy transformation.</w:t>
-      </w:r>
-    </w:p>
-    <w:p>
-      <w:pPr>
-        <w:pStyle w:val="Heading2"/>
-        <w:spacing w:before="300" w:after="150"/>
-      </w:pPr>
+        <w:t>1.</w:t>
+      </w:r>
       <w:r>
         <w:rPr>
           <w:color w:val="1F4E79"/>
         </w:rPr>
-        <w:t>1.3 Project Highlights</w:t>
+        <w:t>2</w:t>
+      </w:r>
+      <w:r>
+        <w:rPr>
+          <w:color w:val="1F4E79"/>
+        </w:rPr>
+        <w:t xml:space="preserve"> Project Highlights</w:t>
       </w:r>
     </w:p>
     <w:p>
@@ -810,11 +760,7 @@
       </w:r>
       <w:proofErr w:type="gramEnd"/>
       <w:r>
-        <w:t xml:space="preserve"> explains the system’s logic via per-candidate Reasoning </w:t>
-      </w:r>
-      <w:r>
-        <w:lastRenderedPageBreak/>
-        <w:t>Traces, score breakdowns, and contrastive explanations — acting as a transparent decision support tool for human recruiters.</w:t>
+        <w:t xml:space="preserve"> explains the system’s logic via per-candidate Reasoning Traces, score breakdowns, and contrastive explanations — acting as a transparent decision support tool for human recruiters.</w:t>
       </w:r>
     </w:p>
     <w:p>
@@ -855,7 +801,13 @@
       </w:r>
       <w:proofErr w:type="spellEnd"/>
       <w:r>
-        <w:t xml:space="preserve"> a Genetic Algorithm (DEAP) to evolve optimal scoring weights per job category from historical data, then feed those weights into an A* Informed Search heuristic to rank candidates optimally against the JD, with availability and notice period as key heuristic components.</w:t>
+        <w:t xml:space="preserve"> a Genetic Algorithm (DEAP</w:t>
+      </w:r>
+      <w:r>
+        <w:t>-to be decided</w:t>
+      </w:r>
+      <w:r>
+        <w:t>) to evolve optimal scoring weights per job category from historical data, then feed those weights into an A* Informed Search heuristic to rank candidates optimally against the JD, with availability and notice period as key heuristic components.</w:t>
       </w:r>
     </w:p>
     <w:p>
@@ -872,34 +824,6 @@
           <w:b/>
           <w:bCs/>
         </w:rPr>
-        <w:t xml:space="preserve">Knowledge Codification: </w:t>
-      </w:r>
-      <w:r>
-        <w:t xml:space="preserve">Transform the </w:t>
-      </w:r>
-      <w:proofErr w:type="spellStart"/>
-      <w:r>
-        <w:t>SkillsFuture</w:t>
-      </w:r>
-      <w:proofErr w:type="spellEnd"/>
-      <w:r>
-        <w:t xml:space="preserve"> Singapore (SSG) framework into a machine-readable Fact Base for precise skill-to-role mapping, using a structured ontology of competencies, roles, and relationships.</w:t>
-      </w:r>
-    </w:p>
-    <w:p>
-      <w:pPr>
-        <w:pStyle w:val="ListParagraph"/>
-        <w:numPr>
-          <w:ilvl w:val="0"/>
-          <w:numId w:val="2"/>
-        </w:numPr>
-        <w:spacing w:after="80" w:line="276" w:lineRule="auto"/>
-      </w:pPr>
-      <w:r>
-        <w:rPr>
-          <w:b/>
-          <w:bCs/>
-        </w:rPr>
         <w:t xml:space="preserve">Fair and Transparent Hiring: </w:t>
       </w:r>
       <w:r>
@@ -965,56 +889,55 @@
         <w:rPr>
           <w:color w:val="1F4E79"/>
         </w:rPr>
-        <w:t>2.1 The 2026 Singapore Talent Scarcity Paradox</w:t>
-      </w:r>
-    </w:p>
-    <w:p>
-      <w:pPr>
-        <w:spacing w:after="120" w:line="276" w:lineRule="auto"/>
-        <w:jc w:val="both"/>
-      </w:pPr>
-      <w:r>
-        <w:t xml:space="preserve">As of 2026, Singapore’s </w:t>
-      </w:r>
-      <w:proofErr w:type="spellStart"/>
-      <w:r>
-        <w:t>labour</w:t>
-      </w:r>
-      <w:proofErr w:type="spellEnd"/>
-      <w:r>
-        <w:t xml:space="preserve"> market is </w:t>
-      </w:r>
-      <w:proofErr w:type="spellStart"/>
-      <w:r>
-        <w:t>characterised</w:t>
-      </w:r>
-      <w:proofErr w:type="spellEnd"/>
-      <w:r>
-        <w:t xml:space="preserve"> by a scarcity paradox. While broad talent shortages have </w:t>
-      </w:r>
-      <w:proofErr w:type="spellStart"/>
-      <w:r>
-        <w:t>stabilised</w:t>
-      </w:r>
-      <w:proofErr w:type="spellEnd"/>
-      <w:r>
-        <w:t xml:space="preserve">, the demand for </w:t>
-      </w:r>
-      <w:proofErr w:type="spellStart"/>
-      <w:r>
-        <w:t>specialised</w:t>
-      </w:r>
-      <w:proofErr w:type="spellEnd"/>
-      <w:r>
-        <w:t xml:space="preserve"> AI Literacy has intensified. </w:t>
-      </w:r>
-      <w:proofErr w:type="spellStart"/>
-      <w:r>
-        <w:t>Organisations</w:t>
-      </w:r>
-      <w:proofErr w:type="spellEnd"/>
-      <w:r>
-        <w:t xml:space="preserve"> are no longer engaged in mass hiring — instead, they are focused on selective, skills-based recruitment to support structural digital transformation. Conventional screening methods are failing to keep pace with this shift, as they cannot identify AI-Bilingual professionals who possess both niche domain expertise and technical AI fluency.</w:t>
+        <w:t xml:space="preserve">2.1 </w:t>
+      </w:r>
+      <w:r>
+        <w:rPr>
+          <w:color w:val="1F4E79"/>
+        </w:rPr>
+        <w:t>Problem Statement</w:t>
+      </w:r>
+    </w:p>
+    <w:p>
+      <w:pPr>
+        <w:pStyle w:val="NormalWeb"/>
+        <w:rPr>
+          <w:rFonts w:ascii="Arial" w:eastAsia="Arial" w:hAnsi="Arial" w:cs="Arial"/>
+          <w:sz w:val="22"/>
+          <w:szCs w:val="22"/>
+        </w:rPr>
+      </w:pPr>
+      <w:r>
+        <w:rPr>
+          <w:rFonts w:ascii="Arial" w:eastAsia="Arial" w:hAnsi="Arial" w:cs="Arial"/>
+          <w:sz w:val="22"/>
+          <w:szCs w:val="22"/>
+        </w:rPr>
+        <w:t>Despite technological progress, recruitment processes remain challenged by scale and inefficiency. Industry data from Glassdoor and LinkedIn indicates that a typical job posting can receive hundreds of applications, creating a substantial burden on recruiters.</w:t>
+      </w:r>
+      <w:r>
+        <w:rPr>
+          <w:rFonts w:ascii="Arial" w:eastAsia="Arial" w:hAnsi="Arial" w:cs="Arial"/>
+          <w:sz w:val="22"/>
+          <w:szCs w:val="22"/>
+        </w:rPr>
+        <w:br/>
+      </w:r>
+      <w:r>
+        <w:rPr>
+          <w:rFonts w:ascii="Arial" w:eastAsia="Arial" w:hAnsi="Arial" w:cs="Arial"/>
+          <w:sz w:val="22"/>
+          <w:szCs w:val="22"/>
+        </w:rPr>
+        <w:t>Manual screening is time-consuming and difficult to scale, whereas AI-based systems enable significantly higher throughput and more consistent evaluation</w:t>
+      </w:r>
+      <w:r>
+        <w:rPr>
+          <w:rFonts w:ascii="Arial" w:eastAsia="Arial" w:hAnsi="Arial" w:cs="Arial"/>
+          <w:sz w:val="22"/>
+          <w:szCs w:val="22"/>
+        </w:rPr>
+        <w:t>.</w:t>
       </w:r>
     </w:p>
     <w:p>
@@ -1124,12 +1047,6 @@
         <w:gridCol w:w="3626"/>
       </w:tblGrid>
       <w:tr>
-        <w:tblPrEx>
-          <w:tblCellMar>
-            <w:top w:w="0" w:type="dxa"/>
-            <w:bottom w:w="0" w:type="dxa"/>
-          </w:tblCellMar>
-        </w:tblPrEx>
         <w:tc>
           <w:tcPr>
             <w:tcW w:w="2400" w:type="dxa"/>
@@ -1251,12 +1168,6 @@
         </w:tc>
       </w:tr>
       <w:tr>
-        <w:tblPrEx>
-          <w:tblCellMar>
-            <w:top w:w="0" w:type="dxa"/>
-            <w:bottom w:w="0" w:type="dxa"/>
-          </w:tblCellMar>
-        </w:tblPrEx>
         <w:tc>
           <w:tcPr>
             <w:tcW w:w="2400" w:type="dxa"/>
@@ -1337,12 +1248,6 @@
         </w:tc>
       </w:tr>
       <w:tr>
-        <w:tblPrEx>
-          <w:tblCellMar>
-            <w:top w:w="0" w:type="dxa"/>
-            <w:bottom w:w="0" w:type="dxa"/>
-          </w:tblCellMar>
-        </w:tblPrEx>
         <w:tc>
           <w:tcPr>
             <w:tcW w:w="2400" w:type="dxa"/>
@@ -1423,12 +1328,6 @@
         </w:tc>
       </w:tr>
       <w:tr>
-        <w:tblPrEx>
-          <w:tblCellMar>
-            <w:top w:w="0" w:type="dxa"/>
-            <w:bottom w:w="0" w:type="dxa"/>
-          </w:tblCellMar>
-        </w:tblPrEx>
         <w:tc>
           <w:tcPr>
             <w:tcW w:w="2400" w:type="dxa"/>
@@ -1509,12 +1408,6 @@
         </w:tc>
       </w:tr>
       <w:tr>
-        <w:tblPrEx>
-          <w:tblCellMar>
-            <w:top w:w="0" w:type="dxa"/>
-            <w:bottom w:w="0" w:type="dxa"/>
-          </w:tblCellMar>
-        </w:tblPrEx>
         <w:tc>
           <w:tcPr>
             <w:tcW w:w="2400" w:type="dxa"/>
@@ -1615,6 +1508,28 @@
       <w:pPr>
         <w:pStyle w:val="Heading2"/>
         <w:spacing w:before="300" w:after="150"/>
+        <w:rPr>
+          <w:color w:val="1F4E79"/>
+        </w:rPr>
+      </w:pPr>
+      <w:r>
+        <w:rPr>
+          <w:color w:val="000000"/>
+        </w:rPr>
+        <w:t>“Given the rapid advancements in artificial intelligence and natural language processing, now is an opportune moment to harness these technologies to enhance recruitment effectiveness and fairness.</w:t>
+      </w:r>
+      <w:r>
+        <w:rPr>
+          <w:sz w:val="22"/>
+          <w:szCs w:val="22"/>
+        </w:rPr>
+        <w:t>”</w:t>
+      </w:r>
+    </w:p>
+    <w:p>
+      <w:pPr>
+        <w:pStyle w:val="Heading2"/>
+        <w:spacing w:before="300" w:after="150"/>
       </w:pPr>
       <w:r>
         <w:rPr>
@@ -1629,10 +1544,7 @@
         <w:jc w:val="both"/>
       </w:pPr>
       <w:r>
-        <w:t>ICRS</w:t>
-      </w:r>
-      <w:r>
-        <w:t xml:space="preserve"> is designed as an IRS rather than a simple ML classifier because the recruitment domain requires explainability, rule transparency, domain knowledge integration, and cognitive decision support. The system must not only rank candidates but justify every decision in terms that a human recruiter and a legal auditor can understand and verify.</w:t>
+        <w:t>ICRS is designed as an IRS rather than a simple ML classifier because the recruitment domain requires explainability, rule transparency, domain knowledge integration, and cognitive decision support. The system must not only rank candidates but justify every decision in terms that a human recruiter and a legal auditor can understand and verify.</w:t>
       </w:r>
     </w:p>
     <w:p>
@@ -1673,17 +1585,275 @@
       <w:pPr>
         <w:pStyle w:val="Heading2"/>
         <w:spacing w:before="300" w:after="150"/>
-      </w:pPr>
-      <w:r>
         <w:rPr>
           <w:color w:val="1F4E79"/>
         </w:rPr>
+      </w:pPr>
+      <w:r>
+        <w:rPr>
+          <w:color w:val="1F4E79"/>
+        </w:rPr>
         <w:t>3.1 Market Size &amp; Opportunity</w:t>
+      </w:r>
+    </w:p>
+    <w:p>
+      <w:pPr>
+        <w:pStyle w:val="NormalWeb"/>
+        <w:rPr>
+          <w:rFonts w:ascii="Arial" w:eastAsia="Arial" w:hAnsi="Arial" w:cs="Arial"/>
+          <w:sz w:val="22"/>
+          <w:szCs w:val="22"/>
+        </w:rPr>
+      </w:pPr>
+      <w:r>
+        <w:rPr>
+          <w:rFonts w:ascii="Arial" w:eastAsia="Arial" w:hAnsi="Arial" w:cs="Arial"/>
+          <w:sz w:val="22"/>
+          <w:szCs w:val="22"/>
+        </w:rPr>
+        <w:t xml:space="preserve">The AI-driven recruitment technology market is experiencing significant growth, driven by increasing demand for automation and intelligent decision support in hiring. Industry reports from Market Research future and </w:t>
+      </w:r>
+      <w:proofErr w:type="spellStart"/>
+      <w:r>
+        <w:rPr>
+          <w:rFonts w:ascii="Arial" w:eastAsia="Arial" w:hAnsi="Arial" w:cs="Arial"/>
+          <w:sz w:val="22"/>
+          <w:szCs w:val="22"/>
+        </w:rPr>
+        <w:t>Metastat</w:t>
+      </w:r>
+      <w:proofErr w:type="spellEnd"/>
+      <w:r>
+        <w:rPr>
+          <w:rFonts w:ascii="Arial" w:eastAsia="Arial" w:hAnsi="Arial" w:cs="Arial"/>
+          <w:sz w:val="22"/>
+          <w:szCs w:val="22"/>
+        </w:rPr>
+        <w:t xml:space="preserve"> Insight indicate strong double-digit growth in AI-enabled HR solutions, reflecting the expanding role of artificial intelligence in talent acquisition.</w:t>
+      </w:r>
+    </w:p>
+    <w:p>
+      <w:pPr>
+        <w:pStyle w:val="NormalWeb"/>
+        <w:rPr>
+          <w:rFonts w:ascii="Arial" w:eastAsia="Arial" w:hAnsi="Arial" w:cs="Arial"/>
+          <w:sz w:val="22"/>
+          <w:szCs w:val="22"/>
+        </w:rPr>
+      </w:pPr>
+      <w:r>
+        <w:rPr>
+          <w:rFonts w:ascii="Arial" w:eastAsia="Arial" w:hAnsi="Arial" w:cs="Arial"/>
+          <w:sz w:val="22"/>
+          <w:szCs w:val="22"/>
+        </w:rPr>
+        <w:t>AI-based recruitment systems offer several advantages, including improved scalability, faster candidate processing, and enhanced matching accuracy through data-driven techniques.</w:t>
+      </w:r>
+    </w:p>
+    <w:p>
+      <w:pPr>
+        <w:pStyle w:val="NormalWeb"/>
+        <w:rPr>
+          <w:rFonts w:ascii="Arial" w:eastAsia="Arial" w:hAnsi="Arial" w:cs="Arial"/>
+          <w:sz w:val="22"/>
+          <w:szCs w:val="22"/>
+        </w:rPr>
+      </w:pPr>
+      <w:r>
+        <w:rPr>
+          <w:rFonts w:ascii="Arial" w:eastAsia="Arial" w:hAnsi="Arial" w:cs="Arial"/>
+          <w:sz w:val="22"/>
+          <w:szCs w:val="22"/>
+        </w:rPr>
+        <w:t>AI recruitment software segment</w:t>
+      </w:r>
+      <w:r>
+        <w:rPr>
+          <w:rFonts w:ascii="Arial" w:eastAsia="Arial" w:hAnsi="Arial" w:cs="Arial"/>
+          <w:sz w:val="22"/>
+          <w:szCs w:val="22"/>
+        </w:rPr>
+        <w:t xml:space="preserve"> : </w:t>
+      </w:r>
+      <w:r>
+        <w:rPr>
+          <w:rFonts w:ascii="Arial" w:eastAsia="Arial" w:hAnsi="Arial" w:cs="Arial"/>
+          <w:b/>
+          <w:bCs/>
+          <w:sz w:val="22"/>
+          <w:szCs w:val="22"/>
+        </w:rPr>
+        <w:t>~$1.5B (2025) →</w:t>
+      </w:r>
+      <w:r>
+        <w:rPr>
+          <w:rFonts w:ascii="Arial" w:eastAsia="Arial" w:hAnsi="Arial" w:cs="Arial"/>
+          <w:sz w:val="22"/>
+          <w:szCs w:val="22"/>
+        </w:rPr>
+        <w:t xml:space="preserve"> </w:t>
+      </w:r>
+      <w:r>
+        <w:rPr>
+          <w:rFonts w:ascii="Arial" w:eastAsia="Arial" w:hAnsi="Arial" w:cs="Arial"/>
+          <w:b/>
+          <w:bCs/>
+          <w:sz w:val="22"/>
+          <w:szCs w:val="22"/>
+        </w:rPr>
+        <w:t>$4.2B by 2032 (</w:t>
+      </w:r>
+      <w:r>
+        <w:rPr>
+          <w:rFonts w:ascii="Arial" w:eastAsia="Arial" w:hAnsi="Arial" w:cs="Arial"/>
+          <w:color w:val="156082" w:themeColor="accent1"/>
+          <w:sz w:val="22"/>
+          <w:szCs w:val="22"/>
+          <w:u w:val="single"/>
+        </w:rPr>
+        <w:fldChar w:fldCharType="begin"/>
+      </w:r>
+      <w:r>
+        <w:rPr>
+          <w:rFonts w:ascii="Arial" w:eastAsia="Arial" w:hAnsi="Arial" w:cs="Arial"/>
+          <w:color w:val="156082" w:themeColor="accent1"/>
+          <w:sz w:val="22"/>
+          <w:szCs w:val="22"/>
+          <w:u w:val="single"/>
+        </w:rPr>
+        <w:instrText>HYPERLINK "https://www.marketresearchfuture.com/reports/ai-recruitment-market-8289" \o "https://www.marketresearchfuture.com/reports/ai-recruitment-market-8289" \t "_blank"</w:instrText>
+      </w:r>
+      <w:r>
+        <w:rPr>
+          <w:rFonts w:ascii="Arial" w:eastAsia="Arial" w:hAnsi="Arial" w:cs="Arial"/>
+          <w:color w:val="156082" w:themeColor="accent1"/>
+          <w:sz w:val="22"/>
+          <w:szCs w:val="22"/>
+          <w:u w:val="single"/>
+        </w:rPr>
+      </w:r>
+      <w:r>
+        <w:rPr>
+          <w:rFonts w:ascii="Arial" w:eastAsia="Arial" w:hAnsi="Arial" w:cs="Arial"/>
+          <w:color w:val="156082" w:themeColor="accent1"/>
+          <w:sz w:val="22"/>
+          <w:szCs w:val="22"/>
+          <w:u w:val="single"/>
+        </w:rPr>
+        <w:fldChar w:fldCharType="separate"/>
+      </w:r>
+      <w:r>
+        <w:rPr>
+          <w:rFonts w:ascii="Arial" w:eastAsia="Arial" w:hAnsi="Arial" w:cs="Arial"/>
+          <w:color w:val="156082" w:themeColor="accent1"/>
+          <w:sz w:val="22"/>
+          <w:szCs w:val="22"/>
+          <w:u w:val="single"/>
+        </w:rPr>
+        <w:t>AI Recruitment Market Size, Gro</w:t>
+      </w:r>
+      <w:r>
+        <w:rPr>
+          <w:rFonts w:ascii="Arial" w:eastAsia="Arial" w:hAnsi="Arial" w:cs="Arial"/>
+          <w:color w:val="156082" w:themeColor="accent1"/>
+          <w:sz w:val="22"/>
+          <w:szCs w:val="22"/>
+          <w:u w:val="single"/>
+        </w:rPr>
+        <w:t>w</w:t>
+      </w:r>
+      <w:r>
+        <w:rPr>
+          <w:rFonts w:ascii="Arial" w:eastAsia="Arial" w:hAnsi="Arial" w:cs="Arial"/>
+          <w:color w:val="156082" w:themeColor="accent1"/>
+          <w:sz w:val="22"/>
+          <w:szCs w:val="22"/>
+          <w:u w:val="single"/>
+        </w:rPr>
+        <w:t>th Analysis, 2035</w:t>
+      </w:r>
+      <w:r>
+        <w:rPr>
+          <w:rFonts w:ascii="Arial" w:eastAsia="Arial" w:hAnsi="Arial" w:cs="Arial"/>
+          <w:color w:val="156082" w:themeColor="accent1"/>
+          <w:sz w:val="22"/>
+          <w:szCs w:val="22"/>
+          <w:u w:val="single"/>
+        </w:rPr>
+        <w:fldChar w:fldCharType="end"/>
+      </w:r>
+      <w:r>
+        <w:rPr>
+          <w:rFonts w:ascii="Arial" w:eastAsia="Arial" w:hAnsi="Arial" w:cs="Arial"/>
+          <w:b/>
+          <w:bCs/>
+          <w:sz w:val="22"/>
+          <w:szCs w:val="22"/>
+        </w:rPr>
+        <w:t>)</w:t>
+      </w:r>
+      <w:r>
+        <w:rPr>
+          <w:rFonts w:ascii="Arial" w:eastAsia="Arial" w:hAnsi="Arial" w:cs="Arial"/>
+          <w:sz w:val="22"/>
+          <w:szCs w:val="22"/>
+        </w:rPr>
+        <w:br/>
+      </w:r>
+      <w:r>
+        <w:rPr>
+          <w:rFonts w:ascii="Arial" w:eastAsia="Arial" w:hAnsi="Arial" w:cs="Arial"/>
+          <w:sz w:val="22"/>
+          <w:szCs w:val="22"/>
+        </w:rPr>
+        <w:t>AI Recruitment Market Size, Growth Analysis, 2035</w:t>
+      </w:r>
+      <w:r>
+        <w:rPr>
+          <w:rFonts w:ascii="Arial" w:eastAsia="Arial" w:hAnsi="Arial" w:cs="Arial"/>
+          <w:sz w:val="22"/>
+          <w:szCs w:val="22"/>
+        </w:rPr>
+        <w:br/>
+      </w:r>
+      <w:r>
+        <w:rPr>
+          <w:rFonts w:ascii="Arial" w:eastAsia="Arial" w:hAnsi="Arial" w:cs="Arial"/>
+          <w:sz w:val="22"/>
+          <w:szCs w:val="22"/>
+        </w:rPr>
+        <w:t>AI Recruitment Market is expected to reach USD 1,053.16 million by 2032, growing at a CAGR of 6.9% during the forecast period 2024-2032.</w:t>
+      </w:r>
+    </w:p>
+    <w:p>
+      <w:pPr>
+        <w:pStyle w:val="Heading2"/>
+        <w:spacing w:before="300" w:after="150"/>
+      </w:pPr>
+      <w:r>
+        <w:rPr>
+          <w:rFonts w:ascii="Segoe UI" w:hAnsi="Segoe UI" w:cs="Segoe UI"/>
+          <w:color w:val="000000"/>
+          <w:sz w:val="21"/>
+          <w:szCs w:val="21"/>
+        </w:rPr>
+        <w:t> </w:t>
+      </w:r>
+      <w:r>
+        <w:rPr>
+          <w:b w:val="0"/>
+          <w:bCs w:val="0"/>
+          <w:color w:val="auto"/>
+          <w:sz w:val="22"/>
+          <w:szCs w:val="22"/>
+        </w:rPr>
+        <w:t>Historic Data:</w:t>
       </w:r>
     </w:p>
     <w:tbl>
       <w:tblPr>
-        <w:tblW w:w="9026" w:type="dxa"/>
+        <w:tblW w:w="8550" w:type="dxa"/>
+        <w:tblInd w:w="179" w:type="dxa"/>
         <w:tblBorders>
           <w:top w:val="single" w:sz="4" w:space="0" w:color="auto"/>
           <w:left w:val="single" w:sz="4" w:space="0" w:color="auto"/>
@@ -1699,20 +1869,16 @@
         <w:tblLook w:val="04A0" w:firstRow="1" w:lastRow="0" w:firstColumn="1" w:lastColumn="0" w:noHBand="0" w:noVBand="1"/>
       </w:tblPr>
       <w:tblGrid>
-        <w:gridCol w:w="3400"/>
-        <w:gridCol w:w="2800"/>
-        <w:gridCol w:w="2826"/>
+        <w:gridCol w:w="4500"/>
+        <w:gridCol w:w="4050"/>
       </w:tblGrid>
       <w:tr>
-        <w:tblPrEx>
-          <w:tblCellMar>
-            <w:top w:w="0" w:type="dxa"/>
-            <w:bottom w:w="0" w:type="dxa"/>
-          </w:tblCellMar>
-        </w:tblPrEx>
-        <w:tc>
-          <w:tcPr>
-            <w:tcW w:w="3400" w:type="dxa"/>
+        <w:trPr>
+          <w:trHeight w:val="239"/>
+        </w:trPr>
+        <w:tc>
+          <w:tcPr>
+            <w:tcW w:w="4500" w:type="dxa"/>
             <w:tcBorders>
               <w:top w:val="single" w:sz="1" w:space="0" w:color="CCCCCC"/>
               <w:left w:val="single" w:sz="1" w:space="0" w:color="CCCCCC"/>
@@ -1745,7 +1911,7 @@
         </w:tc>
         <w:tc>
           <w:tcPr>
-            <w:tcW w:w="2800" w:type="dxa"/>
+            <w:tcW w:w="4050" w:type="dxa"/>
             <w:tcBorders>
               <w:top w:val="single" w:sz="1" w:space="0" w:color="CCCCCC"/>
               <w:left w:val="single" w:sz="1" w:space="0" w:color="CCCCCC"/>
@@ -1776,50 +1942,14 @@
             </w:r>
           </w:p>
         </w:tc>
-        <w:tc>
-          <w:tcPr>
-            <w:tcW w:w="2826" w:type="dxa"/>
-            <w:tcBorders>
-              <w:top w:val="single" w:sz="1" w:space="0" w:color="CCCCCC"/>
-              <w:left w:val="single" w:sz="1" w:space="0" w:color="CCCCCC"/>
-              <w:bottom w:val="single" w:sz="1" w:space="0" w:color="CCCCCC"/>
-              <w:right w:val="single" w:sz="1" w:space="0" w:color="CCCCCC"/>
-            </w:tcBorders>
-            <w:shd w:val="clear" w:color="auto" w:fill="1F4E79"/>
-            <w:tcMar>
-              <w:top w:w="80" w:type="dxa"/>
-              <w:left w:w="120" w:type="dxa"/>
-              <w:bottom w:w="80" w:type="dxa"/>
-              <w:right w:w="120" w:type="dxa"/>
-            </w:tcMar>
-          </w:tcPr>
-          <w:p>
-            <w:pPr>
-              <w:jc w:val="center"/>
-            </w:pPr>
-            <w:r>
-              <w:rPr>
-                <w:b/>
-                <w:bCs/>
-                <w:color w:val="FFFFFF"/>
-                <w:sz w:val="20"/>
-                <w:szCs w:val="20"/>
-              </w:rPr>
-              <w:t>Projected CAGR</w:t>
-            </w:r>
-          </w:p>
-        </w:tc>
       </w:tr>
       <w:tr>
-        <w:tblPrEx>
-          <w:tblCellMar>
-            <w:top w:w="0" w:type="dxa"/>
-            <w:bottom w:w="0" w:type="dxa"/>
-          </w:tblCellMar>
-        </w:tblPrEx>
-        <w:tc>
-          <w:tcPr>
-            <w:tcW w:w="3400" w:type="dxa"/>
+        <w:trPr>
+          <w:trHeight w:val="239"/>
+        </w:trPr>
+        <w:tc>
+          <w:tcPr>
+            <w:tcW w:w="4500" w:type="dxa"/>
             <w:tcBorders>
               <w:top w:val="single" w:sz="1" w:space="0" w:color="CCCCCC"/>
               <w:left w:val="single" w:sz="1" w:space="0" w:color="CCCCCC"/>
@@ -1845,7 +1975,7 @@
         </w:tc>
         <w:tc>
           <w:tcPr>
-            <w:tcW w:w="2800" w:type="dxa"/>
+            <w:tcW w:w="4050" w:type="dxa"/>
             <w:tcBorders>
               <w:top w:val="single" w:sz="1" w:space="0" w:color="CCCCCC"/>
               <w:left w:val="single" w:sz="1" w:space="0" w:color="CCCCCC"/>
@@ -1866,46 +1996,17 @@
                 <w:szCs w:val="20"/>
               </w:rPr>
               <w:t>USD 215 Billion</w:t>
-            </w:r>
-          </w:p>
-        </w:tc>
-        <w:tc>
-          <w:tcPr>
-            <w:tcW w:w="2826" w:type="dxa"/>
-            <w:tcBorders>
-              <w:top w:val="single" w:sz="1" w:space="0" w:color="CCCCCC"/>
-              <w:left w:val="single" w:sz="1" w:space="0" w:color="CCCCCC"/>
-              <w:bottom w:val="single" w:sz="1" w:space="0" w:color="CCCCCC"/>
-              <w:right w:val="single" w:sz="1" w:space="0" w:color="CCCCCC"/>
-            </w:tcBorders>
-            <w:tcMar>
-              <w:top w:w="80" w:type="dxa"/>
-              <w:left w:w="120" w:type="dxa"/>
-              <w:bottom w:w="80" w:type="dxa"/>
-              <w:right w:w="120" w:type="dxa"/>
-            </w:tcMar>
-          </w:tcPr>
-          <w:p>
-            <w:r>
-              <w:rPr>
-                <w:sz w:val="20"/>
-                <w:szCs w:val="20"/>
-              </w:rPr>
-              <w:t>7.1% (2024–2030)</w:t>
             </w:r>
           </w:p>
         </w:tc>
       </w:tr>
       <w:tr>
-        <w:tblPrEx>
-          <w:tblCellMar>
-            <w:top w:w="0" w:type="dxa"/>
-            <w:bottom w:w="0" w:type="dxa"/>
-          </w:tblCellMar>
-        </w:tblPrEx>
-        <w:tc>
-          <w:tcPr>
-            <w:tcW w:w="3400" w:type="dxa"/>
+        <w:trPr>
+          <w:trHeight w:val="239"/>
+        </w:trPr>
+        <w:tc>
+          <w:tcPr>
+            <w:tcW w:w="4500" w:type="dxa"/>
             <w:tcBorders>
               <w:top w:val="single" w:sz="1" w:space="0" w:color="CCCCCC"/>
               <w:left w:val="single" w:sz="1" w:space="0" w:color="CCCCCC"/>
@@ -1931,7 +2032,7 @@
         </w:tc>
         <w:tc>
           <w:tcPr>
-            <w:tcW w:w="2800" w:type="dxa"/>
+            <w:tcW w:w="4050" w:type="dxa"/>
             <w:tcBorders>
               <w:top w:val="single" w:sz="1" w:space="0" w:color="CCCCCC"/>
               <w:left w:val="single" w:sz="1" w:space="0" w:color="CCCCCC"/>
@@ -1952,46 +2053,17 @@
                 <w:szCs w:val="20"/>
               </w:rPr>
               <w:t>USD 590 Million</w:t>
-            </w:r>
-          </w:p>
-        </w:tc>
-        <w:tc>
-          <w:tcPr>
-            <w:tcW w:w="2826" w:type="dxa"/>
-            <w:tcBorders>
-              <w:top w:val="single" w:sz="1" w:space="0" w:color="CCCCCC"/>
-              <w:left w:val="single" w:sz="1" w:space="0" w:color="CCCCCC"/>
-              <w:bottom w:val="single" w:sz="1" w:space="0" w:color="CCCCCC"/>
-              <w:right w:val="single" w:sz="1" w:space="0" w:color="CCCCCC"/>
-            </w:tcBorders>
-            <w:tcMar>
-              <w:top w:w="80" w:type="dxa"/>
-              <w:left w:w="120" w:type="dxa"/>
-              <w:bottom w:w="80" w:type="dxa"/>
-              <w:right w:w="120" w:type="dxa"/>
-            </w:tcMar>
-          </w:tcPr>
-          <w:p>
-            <w:r>
-              <w:rPr>
-                <w:sz w:val="20"/>
-                <w:szCs w:val="20"/>
-              </w:rPr>
-              <w:t>6.9% (2024–2028)</w:t>
             </w:r>
           </w:p>
         </w:tc>
       </w:tr>
       <w:tr>
-        <w:tblPrEx>
-          <w:tblCellMar>
-            <w:top w:w="0" w:type="dxa"/>
-            <w:bottom w:w="0" w:type="dxa"/>
-          </w:tblCellMar>
-        </w:tblPrEx>
-        <w:tc>
-          <w:tcPr>
-            <w:tcW w:w="3400" w:type="dxa"/>
+        <w:trPr>
+          <w:trHeight w:val="239"/>
+        </w:trPr>
+        <w:tc>
+          <w:tcPr>
+            <w:tcW w:w="4500" w:type="dxa"/>
             <w:tcBorders>
               <w:top w:val="single" w:sz="1" w:space="0" w:color="CCCCCC"/>
               <w:left w:val="single" w:sz="1" w:space="0" w:color="CCCCCC"/>
@@ -2017,7 +2089,7 @@
         </w:tc>
         <w:tc>
           <w:tcPr>
-            <w:tcW w:w="2800" w:type="dxa"/>
+            <w:tcW w:w="4050" w:type="dxa"/>
             <w:tcBorders>
               <w:top w:val="single" w:sz="1" w:space="0" w:color="CCCCCC"/>
               <w:left w:val="single" w:sz="1" w:space="0" w:color="CCCCCC"/>
@@ -2038,46 +2110,17 @@
                 <w:szCs w:val="20"/>
               </w:rPr>
               <w:t>USD 40 Billion</w:t>
-            </w:r>
-          </w:p>
-        </w:tc>
-        <w:tc>
-          <w:tcPr>
-            <w:tcW w:w="2826" w:type="dxa"/>
-            <w:tcBorders>
-              <w:top w:val="single" w:sz="1" w:space="0" w:color="CCCCCC"/>
-              <w:left w:val="single" w:sz="1" w:space="0" w:color="CCCCCC"/>
-              <w:bottom w:val="single" w:sz="1" w:space="0" w:color="CCCCCC"/>
-              <w:right w:val="single" w:sz="1" w:space="0" w:color="CCCCCC"/>
-            </w:tcBorders>
-            <w:tcMar>
-              <w:top w:w="80" w:type="dxa"/>
-              <w:left w:w="120" w:type="dxa"/>
-              <w:bottom w:w="80" w:type="dxa"/>
-              <w:right w:w="120" w:type="dxa"/>
-            </w:tcMar>
-          </w:tcPr>
-          <w:p>
-            <w:r>
-              <w:rPr>
-                <w:sz w:val="20"/>
-                <w:szCs w:val="20"/>
-              </w:rPr>
-              <w:t>9.4% (2024–2032)</w:t>
             </w:r>
           </w:p>
         </w:tc>
       </w:tr>
       <w:tr>
-        <w:tblPrEx>
-          <w:tblCellMar>
-            <w:top w:w="0" w:type="dxa"/>
-            <w:bottom w:w="0" w:type="dxa"/>
-          </w:tblCellMar>
-        </w:tblPrEx>
-        <w:tc>
-          <w:tcPr>
-            <w:tcW w:w="3400" w:type="dxa"/>
+        <w:trPr>
+          <w:trHeight w:val="239"/>
+        </w:trPr>
+        <w:tc>
+          <w:tcPr>
+            <w:tcW w:w="4500" w:type="dxa"/>
             <w:tcBorders>
               <w:top w:val="single" w:sz="1" w:space="0" w:color="CCCCCC"/>
               <w:left w:val="single" w:sz="1" w:space="0" w:color="CCCCCC"/>
@@ -2103,7 +2146,7 @@
         </w:tc>
         <w:tc>
           <w:tcPr>
-            <w:tcW w:w="2800" w:type="dxa"/>
+            <w:tcW w:w="4050" w:type="dxa"/>
             <w:tcBorders>
               <w:top w:val="single" w:sz="1" w:space="0" w:color="CCCCCC"/>
               <w:left w:val="single" w:sz="1" w:space="0" w:color="CCCCCC"/>
@@ -2134,32 +2177,6 @@
               <w:t>Million</w:t>
             </w:r>
             <w:proofErr w:type="gramEnd"/>
-          </w:p>
-        </w:tc>
-        <w:tc>
-          <w:tcPr>
-            <w:tcW w:w="2826" w:type="dxa"/>
-            <w:tcBorders>
-              <w:top w:val="single" w:sz="1" w:space="0" w:color="CCCCCC"/>
-              <w:left w:val="single" w:sz="1" w:space="0" w:color="CCCCCC"/>
-              <w:bottom w:val="single" w:sz="1" w:space="0" w:color="CCCCCC"/>
-              <w:right w:val="single" w:sz="1" w:space="0" w:color="CCCCCC"/>
-            </w:tcBorders>
-            <w:tcMar>
-              <w:top w:w="80" w:type="dxa"/>
-              <w:left w:w="120" w:type="dxa"/>
-              <w:bottom w:w="80" w:type="dxa"/>
-              <w:right w:w="120" w:type="dxa"/>
-            </w:tcMar>
-          </w:tcPr>
-          <w:p>
-            <w:r>
-              <w:rPr>
-                <w:sz w:val="20"/>
-                <w:szCs w:val="20"/>
-              </w:rPr>
-              <w:t>11.2% (2024–2030)</w:t>
-            </w:r>
           </w:p>
         </w:tc>
       </w:tr>
@@ -2201,7 +2218,7 @@
       </w:r>
       <w:proofErr w:type="spellEnd"/>
       <w:r>
-        <w:t xml:space="preserve"> (500+ employees) needing explainable, auditable AI screening tools.</w:t>
+        <w:t xml:space="preserve"> needing explainable, auditable AI screening tools.</w:t>
       </w:r>
     </w:p>
     <w:p>
@@ -2308,15 +2325,9 @@
         <w:gridCol w:w="1379"/>
       </w:tblGrid>
       <w:tr>
-        <w:tblPrEx>
-          <w:tblCellMar>
-            <w:top w:w="0" w:type="dxa"/>
-            <w:bottom w:w="0" w:type="dxa"/>
-          </w:tblCellMar>
-        </w:tblPrEx>
-        <w:tc>
-          <w:tcPr>
-            <w:tcW w:w="2200" w:type="dxa"/>
+        <w:tc>
+          <w:tcPr>
+            <w:tcW w:w="2473" w:type="dxa"/>
             <w:tcBorders>
               <w:top w:val="single" w:sz="1" w:space="0" w:color="CCCCCC"/>
               <w:left w:val="single" w:sz="1" w:space="0" w:color="CCCCCC"/>
@@ -2349,7 +2360,7 @@
         </w:tc>
         <w:tc>
           <w:tcPr>
-            <w:tcW w:w="1000" w:type="dxa"/>
+            <w:tcW w:w="1124" w:type="dxa"/>
             <w:tcBorders>
               <w:top w:val="single" w:sz="1" w:space="0" w:color="CCCCCC"/>
               <w:left w:val="single" w:sz="1" w:space="0" w:color="CCCCCC"/>
@@ -2382,7 +2393,7 @@
         </w:tc>
         <w:tc>
           <w:tcPr>
-            <w:tcW w:w="1200" w:type="dxa"/>
+            <w:tcW w:w="1350" w:type="dxa"/>
             <w:tcBorders>
               <w:top w:val="single" w:sz="1" w:space="0" w:color="CCCCCC"/>
               <w:left w:val="single" w:sz="1" w:space="0" w:color="CCCCCC"/>
@@ -2415,7 +2426,7 @@
         </w:tc>
         <w:tc>
           <w:tcPr>
-            <w:tcW w:w="1200" w:type="dxa"/>
+            <w:tcW w:w="1350" w:type="dxa"/>
             <w:tcBorders>
               <w:top w:val="single" w:sz="1" w:space="0" w:color="CCCCCC"/>
               <w:left w:val="single" w:sz="1" w:space="0" w:color="CCCCCC"/>
@@ -2448,7 +2459,7 @@
         </w:tc>
         <w:tc>
           <w:tcPr>
-            <w:tcW w:w="1200" w:type="dxa"/>
+            <w:tcW w:w="1350" w:type="dxa"/>
             <w:tcBorders>
               <w:top w:val="single" w:sz="1" w:space="0" w:color="CCCCCC"/>
               <w:left w:val="single" w:sz="1" w:space="0" w:color="CCCCCC"/>
@@ -2481,7 +2492,7 @@
         </w:tc>
         <w:tc>
           <w:tcPr>
-            <w:tcW w:w="1226" w:type="dxa"/>
+            <w:tcW w:w="1379" w:type="dxa"/>
             <w:tcBorders>
               <w:top w:val="single" w:sz="1" w:space="0" w:color="CCCCCC"/>
               <w:left w:val="single" w:sz="1" w:space="0" w:color="CCCCCC"/>
@@ -2514,41 +2525,35 @@
         </w:tc>
       </w:tr>
       <w:tr>
-        <w:tblPrEx>
-          <w:tblCellMar>
-            <w:top w:w="0" w:type="dxa"/>
-            <w:bottom w:w="0" w:type="dxa"/>
-          </w:tblCellMar>
-        </w:tblPrEx>
-        <w:tc>
-          <w:tcPr>
-            <w:tcW w:w="2200" w:type="dxa"/>
-            <w:tcBorders>
-              <w:top w:val="single" w:sz="1" w:space="0" w:color="CCCCCC"/>
-              <w:left w:val="single" w:sz="1" w:space="0" w:color="CCCCCC"/>
-              <w:bottom w:val="single" w:sz="1" w:space="0" w:color="CCCCCC"/>
-              <w:right w:val="single" w:sz="1" w:space="0" w:color="CCCCCC"/>
-            </w:tcBorders>
-            <w:tcMar>
-              <w:top w:w="80" w:type="dxa"/>
-              <w:left w:w="120" w:type="dxa"/>
-              <w:bottom w:w="80" w:type="dxa"/>
-              <w:right w:w="120" w:type="dxa"/>
-            </w:tcMar>
-          </w:tcPr>
-          <w:p>
-            <w:r>
-              <w:rPr>
-                <w:sz w:val="20"/>
-                <w:szCs w:val="20"/>
-              </w:rPr>
-              <w:t>SSG Framework Alignment</w:t>
-            </w:r>
-          </w:p>
-        </w:tc>
-        <w:tc>
-          <w:tcPr>
-            <w:tcW w:w="1000" w:type="dxa"/>
+        <w:tc>
+          <w:tcPr>
+            <w:tcW w:w="2473" w:type="dxa"/>
+            <w:tcBorders>
+              <w:top w:val="single" w:sz="1" w:space="0" w:color="CCCCCC"/>
+              <w:left w:val="single" w:sz="1" w:space="0" w:color="CCCCCC"/>
+              <w:bottom w:val="single" w:sz="1" w:space="0" w:color="CCCCCC"/>
+              <w:right w:val="single" w:sz="1" w:space="0" w:color="CCCCCC"/>
+            </w:tcBorders>
+            <w:tcMar>
+              <w:top w:w="80" w:type="dxa"/>
+              <w:left w:w="120" w:type="dxa"/>
+              <w:bottom w:w="80" w:type="dxa"/>
+              <w:right w:w="120" w:type="dxa"/>
+            </w:tcMar>
+          </w:tcPr>
+          <w:p>
+            <w:r>
+              <w:rPr>
+                <w:sz w:val="20"/>
+                <w:szCs w:val="20"/>
+              </w:rPr>
+              <w:t>Semantic Skill Matching</w:t>
+            </w:r>
+          </w:p>
+        </w:tc>
+        <w:tc>
+          <w:tcPr>
+            <w:tcW w:w="1124" w:type="dxa"/>
             <w:tcBorders>
               <w:top w:val="single" w:sz="1" w:space="0" w:color="CCCCCC"/>
               <w:left w:val="single" w:sz="1" w:space="0" w:color="CCCCCC"/>
@@ -2574,7 +2579,7 @@
         </w:tc>
         <w:tc>
           <w:tcPr>
-            <w:tcW w:w="1200" w:type="dxa"/>
+            <w:tcW w:w="1350" w:type="dxa"/>
             <w:tcBorders>
               <w:top w:val="single" w:sz="1" w:space="0" w:color="CCCCCC"/>
               <w:left w:val="single" w:sz="1" w:space="0" w:color="CCCCCC"/>
@@ -2600,59 +2605,59 @@
         </w:tc>
         <w:tc>
           <w:tcPr>
-            <w:tcW w:w="1200" w:type="dxa"/>
-            <w:tcBorders>
-              <w:top w:val="single" w:sz="1" w:space="0" w:color="CCCCCC"/>
-              <w:left w:val="single" w:sz="1" w:space="0" w:color="CCCCCC"/>
-              <w:bottom w:val="single" w:sz="1" w:space="0" w:color="CCCCCC"/>
-              <w:right w:val="single" w:sz="1" w:space="0" w:color="CCCCCC"/>
-            </w:tcBorders>
-            <w:tcMar>
-              <w:top w:w="80" w:type="dxa"/>
-              <w:left w:w="120" w:type="dxa"/>
-              <w:bottom w:w="80" w:type="dxa"/>
-              <w:right w:w="120" w:type="dxa"/>
-            </w:tcMar>
-          </w:tcPr>
-          <w:p>
-            <w:r>
-              <w:rPr>
-                <w:sz w:val="20"/>
-                <w:szCs w:val="20"/>
-              </w:rPr>
-              <w:t>NO</w:t>
-            </w:r>
-          </w:p>
-        </w:tc>
-        <w:tc>
-          <w:tcPr>
-            <w:tcW w:w="1200" w:type="dxa"/>
-            <w:tcBorders>
-              <w:top w:val="single" w:sz="1" w:space="0" w:color="CCCCCC"/>
-              <w:left w:val="single" w:sz="1" w:space="0" w:color="CCCCCC"/>
-              <w:bottom w:val="single" w:sz="1" w:space="0" w:color="CCCCCC"/>
-              <w:right w:val="single" w:sz="1" w:space="0" w:color="CCCCCC"/>
-            </w:tcBorders>
-            <w:tcMar>
-              <w:top w:w="80" w:type="dxa"/>
-              <w:left w:w="120" w:type="dxa"/>
-              <w:bottom w:w="80" w:type="dxa"/>
-              <w:right w:w="120" w:type="dxa"/>
-            </w:tcMar>
-          </w:tcPr>
-          <w:p>
-            <w:r>
-              <w:rPr>
-                <w:sz w:val="20"/>
-                <w:szCs w:val="20"/>
-              </w:rPr>
-              <w:t>NO</w:t>
-            </w:r>
-          </w:p>
-        </w:tc>
-        <w:tc>
-          <w:tcPr>
-            <w:tcW w:w="1226" w:type="dxa"/>
+            <w:tcW w:w="1350" w:type="dxa"/>
+            <w:tcBorders>
+              <w:top w:val="single" w:sz="1" w:space="0" w:color="CCCCCC"/>
+              <w:left w:val="single" w:sz="1" w:space="0" w:color="CCCCCC"/>
+              <w:bottom w:val="single" w:sz="1" w:space="0" w:color="CCCCCC"/>
+              <w:right w:val="single" w:sz="1" w:space="0" w:color="CCCCCC"/>
+            </w:tcBorders>
+            <w:tcMar>
+              <w:top w:w="80" w:type="dxa"/>
+              <w:left w:w="120" w:type="dxa"/>
+              <w:bottom w:w="80" w:type="dxa"/>
+              <w:right w:w="120" w:type="dxa"/>
+            </w:tcMar>
+          </w:tcPr>
+          <w:p>
+            <w:r>
+              <w:rPr>
+                <w:sz w:val="20"/>
+                <w:szCs w:val="20"/>
+              </w:rPr>
+              <w:t>Partial</w:t>
+            </w:r>
+          </w:p>
+        </w:tc>
+        <w:tc>
+          <w:tcPr>
+            <w:tcW w:w="1350" w:type="dxa"/>
+            <w:tcBorders>
+              <w:top w:val="single" w:sz="1" w:space="0" w:color="CCCCCC"/>
+              <w:left w:val="single" w:sz="1" w:space="0" w:color="CCCCCC"/>
+              <w:bottom w:val="single" w:sz="1" w:space="0" w:color="CCCCCC"/>
+              <w:right w:val="single" w:sz="1" w:space="0" w:color="CCCCCC"/>
+            </w:tcBorders>
+            <w:tcMar>
+              <w:top w:w="80" w:type="dxa"/>
+              <w:left w:w="120" w:type="dxa"/>
+              <w:bottom w:w="80" w:type="dxa"/>
+              <w:right w:w="120" w:type="dxa"/>
+            </w:tcMar>
+          </w:tcPr>
+          <w:p>
+            <w:r>
+              <w:rPr>
+                <w:sz w:val="20"/>
+                <w:szCs w:val="20"/>
+              </w:rPr>
+              <w:t>Partial</w:t>
+            </w:r>
+          </w:p>
+        </w:tc>
+        <w:tc>
+          <w:tcPr>
+            <w:tcW w:w="1379" w:type="dxa"/>
             <w:tcBorders>
               <w:top w:val="single" w:sz="1" w:space="0" w:color="CCCCCC"/>
               <w:left w:val="single" w:sz="1" w:space="0" w:color="CCCCCC"/>
@@ -2678,41 +2683,35 @@
         </w:tc>
       </w:tr>
       <w:tr>
-        <w:tblPrEx>
-          <w:tblCellMar>
-            <w:top w:w="0" w:type="dxa"/>
-            <w:bottom w:w="0" w:type="dxa"/>
-          </w:tblCellMar>
-        </w:tblPrEx>
-        <w:tc>
-          <w:tcPr>
-            <w:tcW w:w="2200" w:type="dxa"/>
-            <w:tcBorders>
-              <w:top w:val="single" w:sz="1" w:space="0" w:color="CCCCCC"/>
-              <w:left w:val="single" w:sz="1" w:space="0" w:color="CCCCCC"/>
-              <w:bottom w:val="single" w:sz="1" w:space="0" w:color="CCCCCC"/>
-              <w:right w:val="single" w:sz="1" w:space="0" w:color="CCCCCC"/>
-            </w:tcBorders>
-            <w:tcMar>
-              <w:top w:w="80" w:type="dxa"/>
-              <w:left w:w="120" w:type="dxa"/>
-              <w:bottom w:w="80" w:type="dxa"/>
-              <w:right w:w="120" w:type="dxa"/>
-            </w:tcMar>
-          </w:tcPr>
-          <w:p>
-            <w:r>
-              <w:rPr>
-                <w:sz w:val="20"/>
-                <w:szCs w:val="20"/>
-              </w:rPr>
-              <w:t>Semantic Skill Matching</w:t>
-            </w:r>
-          </w:p>
-        </w:tc>
-        <w:tc>
-          <w:tcPr>
-            <w:tcW w:w="1000" w:type="dxa"/>
+        <w:tc>
+          <w:tcPr>
+            <w:tcW w:w="2473" w:type="dxa"/>
+            <w:tcBorders>
+              <w:top w:val="single" w:sz="1" w:space="0" w:color="CCCCCC"/>
+              <w:left w:val="single" w:sz="1" w:space="0" w:color="CCCCCC"/>
+              <w:bottom w:val="single" w:sz="1" w:space="0" w:color="CCCCCC"/>
+              <w:right w:val="single" w:sz="1" w:space="0" w:color="CCCCCC"/>
+            </w:tcBorders>
+            <w:tcMar>
+              <w:top w:w="80" w:type="dxa"/>
+              <w:left w:w="120" w:type="dxa"/>
+              <w:bottom w:w="80" w:type="dxa"/>
+              <w:right w:w="120" w:type="dxa"/>
+            </w:tcMar>
+          </w:tcPr>
+          <w:p>
+            <w:r>
+              <w:rPr>
+                <w:sz w:val="20"/>
+                <w:szCs w:val="20"/>
+              </w:rPr>
+              <w:t>Knowledge Graph + Ontology</w:t>
+            </w:r>
+          </w:p>
+        </w:tc>
+        <w:tc>
+          <w:tcPr>
+            <w:tcW w:w="1124" w:type="dxa"/>
             <w:tcBorders>
               <w:top w:val="single" w:sz="1" w:space="0" w:color="CCCCCC"/>
               <w:left w:val="single" w:sz="1" w:space="0" w:color="CCCCCC"/>
@@ -2738,7 +2737,7 @@
         </w:tc>
         <w:tc>
           <w:tcPr>
-            <w:tcW w:w="1200" w:type="dxa"/>
+            <w:tcW w:w="1350" w:type="dxa"/>
             <w:tcBorders>
               <w:top w:val="single" w:sz="1" w:space="0" w:color="CCCCCC"/>
               <w:left w:val="single" w:sz="1" w:space="0" w:color="CCCCCC"/>
@@ -2764,7 +2763,33 @@
         </w:tc>
         <w:tc>
           <w:tcPr>
-            <w:tcW w:w="1200" w:type="dxa"/>
+            <w:tcW w:w="1350" w:type="dxa"/>
+            <w:tcBorders>
+              <w:top w:val="single" w:sz="1" w:space="0" w:color="CCCCCC"/>
+              <w:left w:val="single" w:sz="1" w:space="0" w:color="CCCCCC"/>
+              <w:bottom w:val="single" w:sz="1" w:space="0" w:color="CCCCCC"/>
+              <w:right w:val="single" w:sz="1" w:space="0" w:color="CCCCCC"/>
+            </w:tcBorders>
+            <w:tcMar>
+              <w:top w:w="80" w:type="dxa"/>
+              <w:left w:w="120" w:type="dxa"/>
+              <w:bottom w:w="80" w:type="dxa"/>
+              <w:right w:w="120" w:type="dxa"/>
+            </w:tcMar>
+          </w:tcPr>
+          <w:p>
+            <w:r>
+              <w:rPr>
+                <w:sz w:val="20"/>
+                <w:szCs w:val="20"/>
+              </w:rPr>
+              <w:t>NO</w:t>
+            </w:r>
+          </w:p>
+        </w:tc>
+        <w:tc>
+          <w:tcPr>
+            <w:tcW w:w="1350" w:type="dxa"/>
             <w:tcBorders>
               <w:top w:val="single" w:sz="1" w:space="0" w:color="CCCCCC"/>
               <w:left w:val="single" w:sz="1" w:space="0" w:color="CCCCCC"/>
@@ -2790,33 +2815,7 @@
         </w:tc>
         <w:tc>
           <w:tcPr>
-            <w:tcW w:w="1200" w:type="dxa"/>
-            <w:tcBorders>
-              <w:top w:val="single" w:sz="1" w:space="0" w:color="CCCCCC"/>
-              <w:left w:val="single" w:sz="1" w:space="0" w:color="CCCCCC"/>
-              <w:bottom w:val="single" w:sz="1" w:space="0" w:color="CCCCCC"/>
-              <w:right w:val="single" w:sz="1" w:space="0" w:color="CCCCCC"/>
-            </w:tcBorders>
-            <w:tcMar>
-              <w:top w:w="80" w:type="dxa"/>
-              <w:left w:w="120" w:type="dxa"/>
-              <w:bottom w:w="80" w:type="dxa"/>
-              <w:right w:w="120" w:type="dxa"/>
-            </w:tcMar>
-          </w:tcPr>
-          <w:p>
-            <w:r>
-              <w:rPr>
-                <w:sz w:val="20"/>
-                <w:szCs w:val="20"/>
-              </w:rPr>
-              <w:t>Partial</w:t>
-            </w:r>
-          </w:p>
-        </w:tc>
-        <w:tc>
-          <w:tcPr>
-            <w:tcW w:w="1226" w:type="dxa"/>
+            <w:tcW w:w="1379" w:type="dxa"/>
             <w:tcBorders>
               <w:top w:val="single" w:sz="1" w:space="0" w:color="CCCCCC"/>
               <w:left w:val="single" w:sz="1" w:space="0" w:color="CCCCCC"/>
@@ -2842,41 +2841,36 @@
         </w:tc>
       </w:tr>
       <w:tr>
-        <w:tblPrEx>
-          <w:tblCellMar>
-            <w:top w:w="0" w:type="dxa"/>
-            <w:bottom w:w="0" w:type="dxa"/>
-          </w:tblCellMar>
-        </w:tblPrEx>
-        <w:tc>
-          <w:tcPr>
-            <w:tcW w:w="2200" w:type="dxa"/>
-            <w:tcBorders>
-              <w:top w:val="single" w:sz="1" w:space="0" w:color="CCCCCC"/>
-              <w:left w:val="single" w:sz="1" w:space="0" w:color="CCCCCC"/>
-              <w:bottom w:val="single" w:sz="1" w:space="0" w:color="CCCCCC"/>
-              <w:right w:val="single" w:sz="1" w:space="0" w:color="CCCCCC"/>
-            </w:tcBorders>
-            <w:tcMar>
-              <w:top w:w="80" w:type="dxa"/>
-              <w:left w:w="120" w:type="dxa"/>
-              <w:bottom w:w="80" w:type="dxa"/>
-              <w:right w:w="120" w:type="dxa"/>
-            </w:tcMar>
-          </w:tcPr>
-          <w:p>
-            <w:r>
-              <w:rPr>
-                <w:sz w:val="20"/>
-                <w:szCs w:val="20"/>
-              </w:rPr>
-              <w:t>Knowledge Graph + Ontology</w:t>
-            </w:r>
-          </w:p>
-        </w:tc>
-        <w:tc>
-          <w:tcPr>
-            <w:tcW w:w="1000" w:type="dxa"/>
+        <w:tc>
+          <w:tcPr>
+            <w:tcW w:w="2473" w:type="dxa"/>
+            <w:tcBorders>
+              <w:top w:val="single" w:sz="1" w:space="0" w:color="CCCCCC"/>
+              <w:left w:val="single" w:sz="1" w:space="0" w:color="CCCCCC"/>
+              <w:bottom w:val="single" w:sz="1" w:space="0" w:color="CCCCCC"/>
+              <w:right w:val="single" w:sz="1" w:space="0" w:color="CCCCCC"/>
+            </w:tcBorders>
+            <w:tcMar>
+              <w:top w:w="80" w:type="dxa"/>
+              <w:left w:w="120" w:type="dxa"/>
+              <w:bottom w:w="80" w:type="dxa"/>
+              <w:right w:w="120" w:type="dxa"/>
+            </w:tcMar>
+          </w:tcPr>
+          <w:p>
+            <w:r>
+              <w:rPr>
+                <w:sz w:val="20"/>
+                <w:szCs w:val="20"/>
+              </w:rPr>
+              <w:lastRenderedPageBreak/>
+              <w:t>AI-Bilingual Talent Detection</w:t>
+            </w:r>
+          </w:p>
+        </w:tc>
+        <w:tc>
+          <w:tcPr>
+            <w:tcW w:w="1124" w:type="dxa"/>
             <w:tcBorders>
               <w:top w:val="single" w:sz="1" w:space="0" w:color="CCCCCC"/>
               <w:left w:val="single" w:sz="1" w:space="0" w:color="CCCCCC"/>
@@ -2902,7 +2896,7 @@
         </w:tc>
         <w:tc>
           <w:tcPr>
-            <w:tcW w:w="1200" w:type="dxa"/>
+            <w:tcW w:w="1350" w:type="dxa"/>
             <w:tcBorders>
               <w:top w:val="single" w:sz="1" w:space="0" w:color="CCCCCC"/>
               <w:left w:val="single" w:sz="1" w:space="0" w:color="CCCCCC"/>
@@ -2928,7 +2922,7 @@
         </w:tc>
         <w:tc>
           <w:tcPr>
-            <w:tcW w:w="1200" w:type="dxa"/>
+            <w:tcW w:w="1350" w:type="dxa"/>
             <w:tcBorders>
               <w:top w:val="single" w:sz="1" w:space="0" w:color="CCCCCC"/>
               <w:left w:val="single" w:sz="1" w:space="0" w:color="CCCCCC"/>
@@ -2954,33 +2948,33 @@
         </w:tc>
         <w:tc>
           <w:tcPr>
-            <w:tcW w:w="1200" w:type="dxa"/>
-            <w:tcBorders>
-              <w:top w:val="single" w:sz="1" w:space="0" w:color="CCCCCC"/>
-              <w:left w:val="single" w:sz="1" w:space="0" w:color="CCCCCC"/>
-              <w:bottom w:val="single" w:sz="1" w:space="0" w:color="CCCCCC"/>
-              <w:right w:val="single" w:sz="1" w:space="0" w:color="CCCCCC"/>
-            </w:tcBorders>
-            <w:tcMar>
-              <w:top w:w="80" w:type="dxa"/>
-              <w:left w:w="120" w:type="dxa"/>
-              <w:bottom w:w="80" w:type="dxa"/>
-              <w:right w:w="120" w:type="dxa"/>
-            </w:tcMar>
-          </w:tcPr>
-          <w:p>
-            <w:r>
-              <w:rPr>
-                <w:sz w:val="20"/>
-                <w:szCs w:val="20"/>
-              </w:rPr>
-              <w:t>Partial</w:t>
-            </w:r>
-          </w:p>
-        </w:tc>
-        <w:tc>
-          <w:tcPr>
-            <w:tcW w:w="1226" w:type="dxa"/>
+            <w:tcW w:w="1350" w:type="dxa"/>
+            <w:tcBorders>
+              <w:top w:val="single" w:sz="1" w:space="0" w:color="CCCCCC"/>
+              <w:left w:val="single" w:sz="1" w:space="0" w:color="CCCCCC"/>
+              <w:bottom w:val="single" w:sz="1" w:space="0" w:color="CCCCCC"/>
+              <w:right w:val="single" w:sz="1" w:space="0" w:color="CCCCCC"/>
+            </w:tcBorders>
+            <w:tcMar>
+              <w:top w:w="80" w:type="dxa"/>
+              <w:left w:w="120" w:type="dxa"/>
+              <w:bottom w:w="80" w:type="dxa"/>
+              <w:right w:w="120" w:type="dxa"/>
+            </w:tcMar>
+          </w:tcPr>
+          <w:p>
+            <w:r>
+              <w:rPr>
+                <w:sz w:val="20"/>
+                <w:szCs w:val="20"/>
+              </w:rPr>
+              <w:t>NO</w:t>
+            </w:r>
+          </w:p>
+        </w:tc>
+        <w:tc>
+          <w:tcPr>
+            <w:tcW w:w="1379" w:type="dxa"/>
             <w:tcBorders>
               <w:top w:val="single" w:sz="1" w:space="0" w:color="CCCCCC"/>
               <w:left w:val="single" w:sz="1" w:space="0" w:color="CCCCCC"/>
@@ -3006,41 +3000,35 @@
         </w:tc>
       </w:tr>
       <w:tr>
-        <w:tblPrEx>
-          <w:tblCellMar>
-            <w:top w:w="0" w:type="dxa"/>
-            <w:bottom w:w="0" w:type="dxa"/>
-          </w:tblCellMar>
-        </w:tblPrEx>
-        <w:tc>
-          <w:tcPr>
-            <w:tcW w:w="2200" w:type="dxa"/>
-            <w:tcBorders>
-              <w:top w:val="single" w:sz="1" w:space="0" w:color="CCCCCC"/>
-              <w:left w:val="single" w:sz="1" w:space="0" w:color="CCCCCC"/>
-              <w:bottom w:val="single" w:sz="1" w:space="0" w:color="CCCCCC"/>
-              <w:right w:val="single" w:sz="1" w:space="0" w:color="CCCCCC"/>
-            </w:tcBorders>
-            <w:tcMar>
-              <w:top w:w="80" w:type="dxa"/>
-              <w:left w:w="120" w:type="dxa"/>
-              <w:bottom w:w="80" w:type="dxa"/>
-              <w:right w:w="120" w:type="dxa"/>
-            </w:tcMar>
-          </w:tcPr>
-          <w:p>
-            <w:r>
-              <w:rPr>
-                <w:sz w:val="20"/>
-                <w:szCs w:val="20"/>
-              </w:rPr>
-              <w:t>AI-Bilingual Talent Detection</w:t>
-            </w:r>
-          </w:p>
-        </w:tc>
-        <w:tc>
-          <w:tcPr>
-            <w:tcW w:w="1000" w:type="dxa"/>
+        <w:tc>
+          <w:tcPr>
+            <w:tcW w:w="2473" w:type="dxa"/>
+            <w:tcBorders>
+              <w:top w:val="single" w:sz="1" w:space="0" w:color="CCCCCC"/>
+              <w:left w:val="single" w:sz="1" w:space="0" w:color="CCCCCC"/>
+              <w:bottom w:val="single" w:sz="1" w:space="0" w:color="CCCCCC"/>
+              <w:right w:val="single" w:sz="1" w:space="0" w:color="CCCCCC"/>
+            </w:tcBorders>
+            <w:tcMar>
+              <w:top w:w="80" w:type="dxa"/>
+              <w:left w:w="120" w:type="dxa"/>
+              <w:bottom w:w="80" w:type="dxa"/>
+              <w:right w:w="120" w:type="dxa"/>
+            </w:tcMar>
+          </w:tcPr>
+          <w:p>
+            <w:r>
+              <w:rPr>
+                <w:sz w:val="20"/>
+                <w:szCs w:val="20"/>
+              </w:rPr>
+              <w:t>XAI Dashboard with Reasoning Trace</w:t>
+            </w:r>
+          </w:p>
+        </w:tc>
+        <w:tc>
+          <w:tcPr>
+            <w:tcW w:w="1124" w:type="dxa"/>
             <w:tcBorders>
               <w:top w:val="single" w:sz="1" w:space="0" w:color="CCCCCC"/>
               <w:left w:val="single" w:sz="1" w:space="0" w:color="CCCCCC"/>
@@ -3066,7 +3054,7 @@
         </w:tc>
         <w:tc>
           <w:tcPr>
-            <w:tcW w:w="1200" w:type="dxa"/>
+            <w:tcW w:w="1350" w:type="dxa"/>
             <w:tcBorders>
               <w:top w:val="single" w:sz="1" w:space="0" w:color="CCCCCC"/>
               <w:left w:val="single" w:sz="1" w:space="0" w:color="CCCCCC"/>
@@ -3092,7 +3080,7 @@
         </w:tc>
         <w:tc>
           <w:tcPr>
-            <w:tcW w:w="1200" w:type="dxa"/>
+            <w:tcW w:w="1350" w:type="dxa"/>
             <w:tcBorders>
               <w:top w:val="single" w:sz="1" w:space="0" w:color="CCCCCC"/>
               <w:left w:val="single" w:sz="1" w:space="0" w:color="CCCCCC"/>
@@ -3118,7 +3106,7 @@
         </w:tc>
         <w:tc>
           <w:tcPr>
-            <w:tcW w:w="1200" w:type="dxa"/>
+            <w:tcW w:w="1350" w:type="dxa"/>
             <w:tcBorders>
               <w:top w:val="single" w:sz="1" w:space="0" w:color="CCCCCC"/>
               <w:left w:val="single" w:sz="1" w:space="0" w:color="CCCCCC"/>
@@ -3144,7 +3132,7 @@
         </w:tc>
         <w:tc>
           <w:tcPr>
-            <w:tcW w:w="1226" w:type="dxa"/>
+            <w:tcW w:w="1379" w:type="dxa"/>
             <w:tcBorders>
               <w:top w:val="single" w:sz="1" w:space="0" w:color="CCCCCC"/>
               <w:left w:val="single" w:sz="1" w:space="0" w:color="CCCCCC"/>
@@ -3170,41 +3158,35 @@
         </w:tc>
       </w:tr>
       <w:tr>
-        <w:tblPrEx>
-          <w:tblCellMar>
-            <w:top w:w="0" w:type="dxa"/>
-            <w:bottom w:w="0" w:type="dxa"/>
-          </w:tblCellMar>
-        </w:tblPrEx>
-        <w:tc>
-          <w:tcPr>
-            <w:tcW w:w="2200" w:type="dxa"/>
-            <w:tcBorders>
-              <w:top w:val="single" w:sz="1" w:space="0" w:color="CCCCCC"/>
-              <w:left w:val="single" w:sz="1" w:space="0" w:color="CCCCCC"/>
-              <w:bottom w:val="single" w:sz="1" w:space="0" w:color="CCCCCC"/>
-              <w:right w:val="single" w:sz="1" w:space="0" w:color="CCCCCC"/>
-            </w:tcBorders>
-            <w:tcMar>
-              <w:top w:w="80" w:type="dxa"/>
-              <w:left w:w="120" w:type="dxa"/>
-              <w:bottom w:w="80" w:type="dxa"/>
-              <w:right w:w="120" w:type="dxa"/>
-            </w:tcMar>
-          </w:tcPr>
-          <w:p>
-            <w:r>
-              <w:rPr>
-                <w:sz w:val="20"/>
-                <w:szCs w:val="20"/>
-              </w:rPr>
-              <w:t>XAI Dashboard with Reasoning Trace</w:t>
-            </w:r>
-          </w:p>
-        </w:tc>
-        <w:tc>
-          <w:tcPr>
-            <w:tcW w:w="1000" w:type="dxa"/>
+        <w:tc>
+          <w:tcPr>
+            <w:tcW w:w="2473" w:type="dxa"/>
+            <w:tcBorders>
+              <w:top w:val="single" w:sz="1" w:space="0" w:color="CCCCCC"/>
+              <w:left w:val="single" w:sz="1" w:space="0" w:color="CCCCCC"/>
+              <w:bottom w:val="single" w:sz="1" w:space="0" w:color="CCCCCC"/>
+              <w:right w:val="single" w:sz="1" w:space="0" w:color="CCCCCC"/>
+            </w:tcBorders>
+            <w:tcMar>
+              <w:top w:w="80" w:type="dxa"/>
+              <w:left w:w="120" w:type="dxa"/>
+              <w:bottom w:w="80" w:type="dxa"/>
+              <w:right w:w="120" w:type="dxa"/>
+            </w:tcMar>
+          </w:tcPr>
+          <w:p>
+            <w:r>
+              <w:rPr>
+                <w:sz w:val="20"/>
+                <w:szCs w:val="20"/>
+              </w:rPr>
+              <w:t>Candidate Availability Scoring</w:t>
+            </w:r>
+          </w:p>
+        </w:tc>
+        <w:tc>
+          <w:tcPr>
+            <w:tcW w:w="1124" w:type="dxa"/>
             <w:tcBorders>
               <w:top w:val="single" w:sz="1" w:space="0" w:color="CCCCCC"/>
               <w:left w:val="single" w:sz="1" w:space="0" w:color="CCCCCC"/>
@@ -3230,7 +3212,33 @@
         </w:tc>
         <w:tc>
           <w:tcPr>
-            <w:tcW w:w="1200" w:type="dxa"/>
+            <w:tcW w:w="1350" w:type="dxa"/>
+            <w:tcBorders>
+              <w:top w:val="single" w:sz="1" w:space="0" w:color="CCCCCC"/>
+              <w:left w:val="single" w:sz="1" w:space="0" w:color="CCCCCC"/>
+              <w:bottom w:val="single" w:sz="1" w:space="0" w:color="CCCCCC"/>
+              <w:right w:val="single" w:sz="1" w:space="0" w:color="CCCCCC"/>
+            </w:tcBorders>
+            <w:tcMar>
+              <w:top w:w="80" w:type="dxa"/>
+              <w:left w:w="120" w:type="dxa"/>
+              <w:bottom w:w="80" w:type="dxa"/>
+              <w:right w:w="120" w:type="dxa"/>
+            </w:tcMar>
+          </w:tcPr>
+          <w:p>
+            <w:r>
+              <w:rPr>
+                <w:sz w:val="20"/>
+                <w:szCs w:val="20"/>
+              </w:rPr>
+              <w:t>Partial</w:t>
+            </w:r>
+          </w:p>
+        </w:tc>
+        <w:tc>
+          <w:tcPr>
+            <w:tcW w:w="1350" w:type="dxa"/>
             <w:tcBorders>
               <w:top w:val="single" w:sz="1" w:space="0" w:color="CCCCCC"/>
               <w:left w:val="single" w:sz="1" w:space="0" w:color="CCCCCC"/>
@@ -3256,7 +3264,7 @@
         </w:tc>
         <w:tc>
           <w:tcPr>
-            <w:tcW w:w="1200" w:type="dxa"/>
+            <w:tcW w:w="1350" w:type="dxa"/>
             <w:tcBorders>
               <w:top w:val="single" w:sz="1" w:space="0" w:color="CCCCCC"/>
               <w:left w:val="single" w:sz="1" w:space="0" w:color="CCCCCC"/>
@@ -3282,197 +3290,7 @@
         </w:tc>
         <w:tc>
           <w:tcPr>
-            <w:tcW w:w="1200" w:type="dxa"/>
-            <w:tcBorders>
-              <w:top w:val="single" w:sz="1" w:space="0" w:color="CCCCCC"/>
-              <w:left w:val="single" w:sz="1" w:space="0" w:color="CCCCCC"/>
-              <w:bottom w:val="single" w:sz="1" w:space="0" w:color="CCCCCC"/>
-              <w:right w:val="single" w:sz="1" w:space="0" w:color="CCCCCC"/>
-            </w:tcBorders>
-            <w:tcMar>
-              <w:top w:w="80" w:type="dxa"/>
-              <w:left w:w="120" w:type="dxa"/>
-              <w:bottom w:w="80" w:type="dxa"/>
-              <w:right w:w="120" w:type="dxa"/>
-            </w:tcMar>
-          </w:tcPr>
-          <w:p>
-            <w:r>
-              <w:rPr>
-                <w:sz w:val="20"/>
-                <w:szCs w:val="20"/>
-              </w:rPr>
-              <w:t>NO</w:t>
-            </w:r>
-          </w:p>
-        </w:tc>
-        <w:tc>
-          <w:tcPr>
-            <w:tcW w:w="1226" w:type="dxa"/>
-            <w:tcBorders>
-              <w:top w:val="single" w:sz="1" w:space="0" w:color="CCCCCC"/>
-              <w:left w:val="single" w:sz="1" w:space="0" w:color="CCCCCC"/>
-              <w:bottom w:val="single" w:sz="1" w:space="0" w:color="CCCCCC"/>
-              <w:right w:val="single" w:sz="1" w:space="0" w:color="CCCCCC"/>
-            </w:tcBorders>
-            <w:tcMar>
-              <w:top w:w="80" w:type="dxa"/>
-              <w:left w:w="120" w:type="dxa"/>
-              <w:bottom w:w="80" w:type="dxa"/>
-              <w:right w:w="120" w:type="dxa"/>
-            </w:tcMar>
-          </w:tcPr>
-          <w:p>
-            <w:r>
-              <w:rPr>
-                <w:sz w:val="20"/>
-                <w:szCs w:val="20"/>
-              </w:rPr>
-              <w:t>NO</w:t>
-            </w:r>
-          </w:p>
-        </w:tc>
-      </w:tr>
-      <w:tr>
-        <w:tblPrEx>
-          <w:tblCellMar>
-            <w:top w:w="0" w:type="dxa"/>
-            <w:bottom w:w="0" w:type="dxa"/>
-          </w:tblCellMar>
-        </w:tblPrEx>
-        <w:tc>
-          <w:tcPr>
-            <w:tcW w:w="2200" w:type="dxa"/>
-            <w:tcBorders>
-              <w:top w:val="single" w:sz="1" w:space="0" w:color="CCCCCC"/>
-              <w:left w:val="single" w:sz="1" w:space="0" w:color="CCCCCC"/>
-              <w:bottom w:val="single" w:sz="1" w:space="0" w:color="CCCCCC"/>
-              <w:right w:val="single" w:sz="1" w:space="0" w:color="CCCCCC"/>
-            </w:tcBorders>
-            <w:tcMar>
-              <w:top w:w="80" w:type="dxa"/>
-              <w:left w:w="120" w:type="dxa"/>
-              <w:bottom w:w="80" w:type="dxa"/>
-              <w:right w:w="120" w:type="dxa"/>
-            </w:tcMar>
-          </w:tcPr>
-          <w:p>
-            <w:r>
-              <w:rPr>
-                <w:sz w:val="20"/>
-                <w:szCs w:val="20"/>
-              </w:rPr>
-              <w:t>Candidate Availability Scoring</w:t>
-            </w:r>
-          </w:p>
-        </w:tc>
-        <w:tc>
-          <w:tcPr>
-            <w:tcW w:w="1000" w:type="dxa"/>
-            <w:tcBorders>
-              <w:top w:val="single" w:sz="1" w:space="0" w:color="CCCCCC"/>
-              <w:left w:val="single" w:sz="1" w:space="0" w:color="CCCCCC"/>
-              <w:bottom w:val="single" w:sz="1" w:space="0" w:color="CCCCCC"/>
-              <w:right w:val="single" w:sz="1" w:space="0" w:color="CCCCCC"/>
-            </w:tcBorders>
-            <w:tcMar>
-              <w:top w:w="80" w:type="dxa"/>
-              <w:left w:w="120" w:type="dxa"/>
-              <w:bottom w:w="80" w:type="dxa"/>
-              <w:right w:w="120" w:type="dxa"/>
-            </w:tcMar>
-          </w:tcPr>
-          <w:p>
-            <w:r>
-              <w:rPr>
-                <w:sz w:val="20"/>
-                <w:szCs w:val="20"/>
-              </w:rPr>
-              <w:t>YES</w:t>
-            </w:r>
-          </w:p>
-        </w:tc>
-        <w:tc>
-          <w:tcPr>
-            <w:tcW w:w="1200" w:type="dxa"/>
-            <w:tcBorders>
-              <w:top w:val="single" w:sz="1" w:space="0" w:color="CCCCCC"/>
-              <w:left w:val="single" w:sz="1" w:space="0" w:color="CCCCCC"/>
-              <w:bottom w:val="single" w:sz="1" w:space="0" w:color="CCCCCC"/>
-              <w:right w:val="single" w:sz="1" w:space="0" w:color="CCCCCC"/>
-            </w:tcBorders>
-            <w:tcMar>
-              <w:top w:w="80" w:type="dxa"/>
-              <w:left w:w="120" w:type="dxa"/>
-              <w:bottom w:w="80" w:type="dxa"/>
-              <w:right w:w="120" w:type="dxa"/>
-            </w:tcMar>
-          </w:tcPr>
-          <w:p>
-            <w:r>
-              <w:rPr>
-                <w:sz w:val="20"/>
-                <w:szCs w:val="20"/>
-              </w:rPr>
-              <w:t>Partial</w:t>
-            </w:r>
-          </w:p>
-        </w:tc>
-        <w:tc>
-          <w:tcPr>
-            <w:tcW w:w="1200" w:type="dxa"/>
-            <w:tcBorders>
-              <w:top w:val="single" w:sz="1" w:space="0" w:color="CCCCCC"/>
-              <w:left w:val="single" w:sz="1" w:space="0" w:color="CCCCCC"/>
-              <w:bottom w:val="single" w:sz="1" w:space="0" w:color="CCCCCC"/>
-              <w:right w:val="single" w:sz="1" w:space="0" w:color="CCCCCC"/>
-            </w:tcBorders>
-            <w:tcMar>
-              <w:top w:w="80" w:type="dxa"/>
-              <w:left w:w="120" w:type="dxa"/>
-              <w:bottom w:w="80" w:type="dxa"/>
-              <w:right w:w="120" w:type="dxa"/>
-            </w:tcMar>
-          </w:tcPr>
-          <w:p>
-            <w:r>
-              <w:rPr>
-                <w:sz w:val="20"/>
-                <w:szCs w:val="20"/>
-              </w:rPr>
-              <w:t>NO</w:t>
-            </w:r>
-          </w:p>
-        </w:tc>
-        <w:tc>
-          <w:tcPr>
-            <w:tcW w:w="1200" w:type="dxa"/>
-            <w:tcBorders>
-              <w:top w:val="single" w:sz="1" w:space="0" w:color="CCCCCC"/>
-              <w:left w:val="single" w:sz="1" w:space="0" w:color="CCCCCC"/>
-              <w:bottom w:val="single" w:sz="1" w:space="0" w:color="CCCCCC"/>
-              <w:right w:val="single" w:sz="1" w:space="0" w:color="CCCCCC"/>
-            </w:tcBorders>
-            <w:tcMar>
-              <w:top w:w="80" w:type="dxa"/>
-              <w:left w:w="120" w:type="dxa"/>
-              <w:bottom w:w="80" w:type="dxa"/>
-              <w:right w:w="120" w:type="dxa"/>
-            </w:tcMar>
-          </w:tcPr>
-          <w:p>
-            <w:r>
-              <w:rPr>
-                <w:sz w:val="20"/>
-                <w:szCs w:val="20"/>
-              </w:rPr>
-              <w:t>NO</w:t>
-            </w:r>
-          </w:p>
-        </w:tc>
-        <w:tc>
-          <w:tcPr>
-            <w:tcW w:w="1226" w:type="dxa"/>
+            <w:tcW w:w="1379" w:type="dxa"/>
             <w:tcBorders>
               <w:top w:val="single" w:sz="1" w:space="0" w:color="CCCCCC"/>
               <w:left w:val="single" w:sz="1" w:space="0" w:color="CCCCCC"/>
@@ -3789,10 +3607,7 @@
         <w:jc w:val="both"/>
       </w:pPr>
       <w:r>
-        <w:t>ICRS</w:t>
-      </w:r>
-      <w:r>
-        <w:t xml:space="preserve"> implements all four IRS technique groups, each mapped to a specific system module. The following subsections detail each technique, the rationale for its selection, and its role within the system architecture.</w:t>
+        <w:t>ICRS implements all four IRS technique groups, each mapped to a specific system module. The following subsections detail each technique, the rationale for its selection, and its role within the system architecture.</w:t>
       </w:r>
     </w:p>
     <w:p>
@@ -3854,42 +3669,6 @@
       </w:pPr>
       <w:r>
         <w:t>The system parses each Job Description into a structured knowledge representation (essentially a frame or schema comprising required skills, experience thresholds, education requirements, and availability constraints). The Business Rules Engine then evaluates each candidate against this frame using a Forward Chaining Inference Engine. This hybrid approach borrows knowledge representation from KBR (frame-based schemas, SSG ontology) while using a deterministic rule execution mechanism for scoring — ensuring transparency, auditability, and editability.</w:t>
-      </w:r>
-    </w:p>
-    <w:p>
-      <w:pPr>
-        <w:spacing w:after="120" w:line="276" w:lineRule="auto"/>
-        <w:jc w:val="both"/>
-      </w:pPr>
-      <w:r>
-        <w:rPr>
-          <w:b/>
-          <w:bCs/>
-          <w:i/>
-          <w:iCs/>
-        </w:rPr>
-        <w:t xml:space="preserve">Why not purely Knowledge-Based Reasoning? </w:t>
-      </w:r>
-      <w:r>
-        <w:rPr>
-          <w:i/>
-          <w:iCs/>
-        </w:rPr>
-        <w:t xml:space="preserve">KBR typically involves an inference engine operating over an ontology or knowledge base to derive new facts through chained inference (e.g., a medical diagnosis system reasoning over symptoms). </w:t>
-      </w:r>
-      <w:r>
-        <w:rPr>
-          <w:i/>
-          <w:iCs/>
-        </w:rPr>
-        <w:t>ICRS</w:t>
-      </w:r>
-      <w:r>
-        <w:rPr>
-          <w:i/>
-          <w:iCs/>
-        </w:rPr>
-        <w:t>’s primary task is evaluation against a structured rubric, not deep chained discovery of new knowledge. The rule engine provides the core scoring, while KBR principles inform how the knowledge base (SSG ontology, expert flags) is structured and queried.</w:t>
       </w:r>
     </w:p>
     <w:p>
@@ -4024,7 +3803,6 @@
           <w:b/>
           <w:bCs/>
         </w:rPr>
-        <w:lastRenderedPageBreak/>
         <w:t xml:space="preserve">High Potential Flag: </w:t>
       </w:r>
       <w:r>
@@ -4085,6 +3863,7 @@
           <w:b/>
           <w:bCs/>
         </w:rPr>
+        <w:lastRenderedPageBreak/>
         <w:t xml:space="preserve">Immediate Availability Flag: </w:t>
       </w:r>
       <w:r>
@@ -4232,12 +4011,6 @@
         <w:gridCol w:w="1604"/>
       </w:tblGrid>
       <w:tr>
-        <w:tblPrEx>
-          <w:tblCellMar>
-            <w:top w:w="0" w:type="dxa"/>
-            <w:bottom w:w="0" w:type="dxa"/>
-          </w:tblCellMar>
-        </w:tblPrEx>
         <w:tc>
           <w:tcPr>
             <w:tcW w:w="3200" w:type="dxa"/>
@@ -4372,12 +4145,6 @@
         </w:tc>
       </w:tr>
       <w:tr>
-        <w:tblPrEx>
-          <w:tblCellMar>
-            <w:top w:w="0" w:type="dxa"/>
-            <w:bottom w:w="0" w:type="dxa"/>
-          </w:tblCellMar>
-        </w:tblPrEx>
         <w:tc>
           <w:tcPr>
             <w:tcW w:w="3200" w:type="dxa"/>
@@ -4484,12 +4251,6 @@
         </w:tc>
       </w:tr>
       <w:tr>
-        <w:tblPrEx>
-          <w:tblCellMar>
-            <w:top w:w="0" w:type="dxa"/>
-            <w:bottom w:w="0" w:type="dxa"/>
-          </w:tblCellMar>
-        </w:tblPrEx>
         <w:tc>
           <w:tcPr>
             <w:tcW w:w="3200" w:type="dxa"/>
@@ -4596,12 +4357,6 @@
         </w:tc>
       </w:tr>
       <w:tr>
-        <w:tblPrEx>
-          <w:tblCellMar>
-            <w:top w:w="0" w:type="dxa"/>
-            <w:bottom w:w="0" w:type="dxa"/>
-          </w:tblCellMar>
-        </w:tblPrEx>
         <w:tc>
           <w:tcPr>
             <w:tcW w:w="3200" w:type="dxa"/>
@@ -4708,12 +4463,6 @@
         </w:tc>
       </w:tr>
       <w:tr>
-        <w:tblPrEx>
-          <w:tblCellMar>
-            <w:top w:w="0" w:type="dxa"/>
-            <w:bottom w:w="0" w:type="dxa"/>
-          </w:tblCellMar>
-        </w:tblPrEx>
         <w:tc>
           <w:tcPr>
             <w:tcW w:w="3200" w:type="dxa"/>
@@ -4841,6 +4590,24 @@
         <w:spacing w:after="120" w:line="276" w:lineRule="auto"/>
         <w:jc w:val="both"/>
       </w:pPr>
+    </w:p>
+    <w:p>
+      <w:pPr>
+        <w:spacing w:after="120" w:line="276" w:lineRule="auto"/>
+        <w:jc w:val="both"/>
+      </w:pPr>
+      <w:r>
+        <w:rPr>
+          <w:color w:val="000000"/>
+        </w:rPr>
+        <w:t>System can recommend CVs that also satisfy likely complementary skills.</w:t>
+      </w:r>
+    </w:p>
+    <w:p>
+      <w:pPr>
+        <w:spacing w:after="120" w:line="276" w:lineRule="auto"/>
+        <w:jc w:val="both"/>
+      </w:pPr>
       <w:r>
         <w:t>Discovered association rules expand the JD skill set with implied skills. Candidates possessing skills strongly associated with JD-required skills receive a scoring bonus (up to +15 points), rewarding breadth and domain depth that keyword matching would miss entirely.</w:t>
       </w:r>
@@ -4924,21 +4691,18 @@
       </w:r>
       <w:proofErr w:type="spellEnd"/>
       <w:r>
-        <w:t xml:space="preserve"> challenges. First, determining the optimal importance weights for each scoring dimension (skills, </w:t>
+        <w:t xml:space="preserve"> challenges. First, determining the optimal importance weights for each scoring dimension (skills, experience, availability, education, miscellaneous) — this is a meta-</w:t>
+      </w:r>
+      <w:proofErr w:type="spellStart"/>
+      <w:r>
+        <w:t>optimisation</w:t>
+      </w:r>
+      <w:proofErr w:type="spellEnd"/>
+      <w:r>
+        <w:t xml:space="preserve"> problem suited to Evolutionary Computing. Second, given a fixed set of weights, producing the optimal candidate ordering — this is a ranking problem suited to Informed Search. By combining both, </w:t>
       </w:r>
       <w:r>
         <w:lastRenderedPageBreak/>
-        <w:t>experience, availability, education, miscellaneous) — this is a meta-</w:t>
-      </w:r>
-      <w:proofErr w:type="spellStart"/>
-      <w:r>
-        <w:t>optimisation</w:t>
-      </w:r>
-      <w:proofErr w:type="spellEnd"/>
-      <w:r>
-        <w:t xml:space="preserve"> problem suited to Evolutionary Computing. Second, given a fixed set of weights, producing the optimal candidate ordering — this is a ranking problem suited to Informed Search. By combining both, </w:t>
-      </w:r>
-      <w:r>
         <w:t>ICRS</w:t>
       </w:r>
       <w:r>
@@ -5152,7 +4916,36 @@
         <w:t xml:space="preserve">Fitness Function — Kendall Tau (τ) Rank Correlation: </w:t>
       </w:r>
       <w:r>
-        <w:t>For each job category, the Kaggle dataset labels provide a ground truth ranking (resumes labelled as that category rank highest). Each chromosome’s weights are used to score and rank the resumes. The resulting ranking is compared against the ground truth using Kendall Tau (τ), which measures rank agreement by counting concordant vs discordant pairs: τ = (C − D) / Total Pairs, where C = concordant pairs (GA and ground truth agree on ordering) and D = discordant pairs (they disagree). τ ranges from −1 to +1, where +1 = perfect agreement.</w:t>
+        <w:rPr>
+          <w:color w:val="000000"/>
+        </w:rPr>
+        <w:t>The GA's performance is measured by calculating the correlation between the ranking produced by the algorithm and a</w:t>
+      </w:r>
+      <w:r>
+        <w:rPr>
+          <w:rStyle w:val="apple-converted-space"/>
+          <w:color w:val="000000"/>
+        </w:rPr>
+        <w:t> </w:t>
+      </w:r>
+      <w:r>
+        <w:rPr>
+          <w:rStyle w:val="Strong"/>
+          <w:color w:val="000000"/>
+        </w:rPr>
+        <w:t>ground-truth ranking</w:t>
+      </w:r>
+      <w:r>
+        <w:rPr>
+          <w:color w:val="000000"/>
+        </w:rPr>
+        <w:t>.</w:t>
+      </w:r>
+      <w:r>
+        <w:t xml:space="preserve"> </w:t>
+      </w:r>
+      <w:r>
+        <w:t>Each chromosome’s weights are used to score and rank the resumes. The resulting ranking is compared against the ground truth using Kendall Tau (τ), which measures rank agreement by counting concordant vs discordant pairs: τ = (C − D) / Total Pairs, where C = concordant pairs (GA and ground truth agree on ordering) and D = discordant pairs (they disagree). τ ranges from −1 to +1, where +1 = perfect agreement.</w:t>
       </w:r>
     </w:p>
     <w:p>
@@ -5289,7 +5082,6 @@
           <w:b/>
           <w:bCs/>
         </w:rPr>
-        <w:lastRenderedPageBreak/>
         <w:t xml:space="preserve">Output: </w:t>
       </w:r>
       <w:r>
@@ -5309,7 +5101,14 @@
         <w:spacing w:after="120" w:line="276" w:lineRule="auto"/>
         <w:jc w:val="both"/>
       </w:pPr>
-      <w:r>
+    </w:p>
+    <w:p>
+      <w:pPr>
+        <w:spacing w:after="120" w:line="276" w:lineRule="auto"/>
+        <w:jc w:val="both"/>
+      </w:pPr>
+      <w:r>
+        <w:lastRenderedPageBreak/>
         <w:t xml:space="preserve">Example of GA-discovered weight </w:t>
       </w:r>
       <w:proofErr w:type="spellStart"/>
@@ -5347,12 +5146,6 @@
         <w:gridCol w:w="1496"/>
       </w:tblGrid>
       <w:tr>
-        <w:tblPrEx>
-          <w:tblCellMar>
-            <w:top w:w="0" w:type="dxa"/>
-            <w:bottom w:w="0" w:type="dxa"/>
-          </w:tblCellMar>
-        </w:tblPrEx>
         <w:tc>
           <w:tcPr>
             <w:tcW w:w="2000" w:type="dxa"/>
@@ -5563,12 +5356,6 @@
         </w:tc>
       </w:tr>
       <w:tr>
-        <w:tblPrEx>
-          <w:tblCellMar>
-            <w:top w:w="0" w:type="dxa"/>
-            <w:bottom w:w="0" w:type="dxa"/>
-          </w:tblCellMar>
-        </w:tblPrEx>
         <w:tc>
           <w:tcPr>
             <w:tcW w:w="2000" w:type="dxa"/>
@@ -5727,12 +5514,6 @@
         </w:tc>
       </w:tr>
       <w:tr>
-        <w:tblPrEx>
-          <w:tblCellMar>
-            <w:top w:w="0" w:type="dxa"/>
-            <w:bottom w:w="0" w:type="dxa"/>
-          </w:tblCellMar>
-        </w:tblPrEx>
         <w:tc>
           <w:tcPr>
             <w:tcW w:w="2000" w:type="dxa"/>
@@ -5891,12 +5672,6 @@
         </w:tc>
       </w:tr>
       <w:tr>
-        <w:tblPrEx>
-          <w:tblCellMar>
-            <w:top w:w="0" w:type="dxa"/>
-            <w:bottom w:w="0" w:type="dxa"/>
-          </w:tblCellMar>
-        </w:tblPrEx>
         <w:tc>
           <w:tcPr>
             <w:tcW w:w="2000" w:type="dxa"/>
@@ -6055,12 +5830,6 @@
         </w:tc>
       </w:tr>
       <w:tr>
-        <w:tblPrEx>
-          <w:tblCellMar>
-            <w:top w:w="0" w:type="dxa"/>
-            <w:bottom w:w="0" w:type="dxa"/>
-          </w:tblCellMar>
-        </w:tblPrEx>
         <w:tc>
           <w:tcPr>
             <w:tcW w:w="2000" w:type="dxa"/>
@@ -6288,7 +6057,13 @@
       </w:r>
       <w:proofErr w:type="gramStart"/>
       <w:r>
-        <w:t>recruiter uploads</w:t>
+        <w:t>recruiter</w:t>
+      </w:r>
+      <w:r>
+        <w:t xml:space="preserve"> </w:t>
+      </w:r>
+      <w:r>
+        <w:t>uploads</w:t>
       </w:r>
       <w:proofErr w:type="gramEnd"/>
       <w:r>
@@ -6401,6 +6176,12 @@
       <w:r>
         <w:t xml:space="preserve"> the total score across the candidate list.</w:t>
       </w:r>
+    </w:p>
+    <w:p>
+      <w:pPr>
+        <w:spacing w:after="120" w:line="276" w:lineRule="auto"/>
+        <w:jc w:val="both"/>
+      </w:pPr>
     </w:p>
     <w:p>
       <w:pPr>
@@ -6434,12 +6215,6 @@
         <w:gridCol w:w="4026"/>
       </w:tblGrid>
       <w:tr>
-        <w:tblPrEx>
-          <w:tblCellMar>
-            <w:top w:w="0" w:type="dxa"/>
-            <w:bottom w:w="0" w:type="dxa"/>
-          </w:tblCellMar>
-        </w:tblPrEx>
         <w:tc>
           <w:tcPr>
             <w:tcW w:w="1800" w:type="dxa"/>
@@ -6541,12 +6316,6 @@
         </w:tc>
       </w:tr>
       <w:tr>
-        <w:tblPrEx>
-          <w:tblCellMar>
-            <w:top w:w="0" w:type="dxa"/>
-            <w:bottom w:w="0" w:type="dxa"/>
-          </w:tblCellMar>
-        </w:tblPrEx>
         <w:tc>
           <w:tcPr>
             <w:tcW w:w="1800" w:type="dxa"/>
@@ -6627,12 +6396,6 @@
         </w:tc>
       </w:tr>
       <w:tr>
-        <w:tblPrEx>
-          <w:tblCellMar>
-            <w:top w:w="0" w:type="dxa"/>
-            <w:bottom w:w="0" w:type="dxa"/>
-          </w:tblCellMar>
-        </w:tblPrEx>
         <w:tc>
           <w:tcPr>
             <w:tcW w:w="1800" w:type="dxa"/>
@@ -6729,12 +6492,6 @@
         </w:tc>
       </w:tr>
       <w:tr>
-        <w:tblPrEx>
-          <w:tblCellMar>
-            <w:top w:w="0" w:type="dxa"/>
-            <w:bottom w:w="0" w:type="dxa"/>
-          </w:tblCellMar>
-        </w:tblPrEx>
         <w:tc>
           <w:tcPr>
             <w:tcW w:w="1800" w:type="dxa"/>
@@ -6757,7 +6514,6 @@
                 <w:sz w:val="20"/>
                 <w:szCs w:val="20"/>
               </w:rPr>
-              <w:lastRenderedPageBreak/>
               <w:t>Accuracy</w:t>
             </w:r>
           </w:p>
@@ -6816,12 +6572,6 @@
         </w:tc>
       </w:tr>
       <w:tr>
-        <w:tblPrEx>
-          <w:tblCellMar>
-            <w:top w:w="0" w:type="dxa"/>
-            <w:bottom w:w="0" w:type="dxa"/>
-          </w:tblCellMar>
-        </w:tblPrEx>
         <w:tc>
           <w:tcPr>
             <w:tcW w:w="1800" w:type="dxa"/>
@@ -6844,6 +6594,7 @@
                 <w:sz w:val="20"/>
                 <w:szCs w:val="20"/>
               </w:rPr>
+              <w:lastRenderedPageBreak/>
               <w:t>XAI Support</w:t>
             </w:r>
           </w:p>
@@ -6918,12 +6669,6 @@
         </w:tc>
       </w:tr>
       <w:tr>
-        <w:tblPrEx>
-          <w:tblCellMar>
-            <w:top w:w="0" w:type="dxa"/>
-            <w:bottom w:w="0" w:type="dxa"/>
-          </w:tblCellMar>
-        </w:tblPrEx>
         <w:tc>
           <w:tcPr>
             <w:tcW w:w="1800" w:type="dxa"/>
@@ -7190,6 +6935,18 @@
       <w:r>
         <w:t>A “Why This Rank?” button displays the full chain of inference: facts extracted → rules fired → scores computed → ranking assigned. This makes the system’s reasoning process fully transparent.</w:t>
       </w:r>
+    </w:p>
+    <w:p>
+      <w:pPr>
+        <w:spacing w:after="120" w:line="276" w:lineRule="auto"/>
+        <w:jc w:val="both"/>
+        <w:rPr>
+          <w:b/>
+          <w:bCs/>
+          <w:i/>
+          <w:iCs/>
+        </w:rPr>
+      </w:pPr>
     </w:p>
     <w:p>
       <w:pPr>
@@ -7503,12 +7260,6 @@
         <w:gridCol w:w="3717"/>
       </w:tblGrid>
       <w:tr>
-        <w:tblPrEx>
-          <w:tblCellMar>
-            <w:top w:w="0" w:type="dxa"/>
-            <w:bottom w:w="0" w:type="dxa"/>
-          </w:tblCellMar>
-        </w:tblPrEx>
         <w:tc>
           <w:tcPr>
             <w:tcW w:w="400" w:type="dxa"/>
@@ -7610,12 +7361,6 @@
         </w:tc>
       </w:tr>
       <w:tr>
-        <w:tblPrEx>
-          <w:tblCellMar>
-            <w:top w:w="0" w:type="dxa"/>
-            <w:bottom w:w="0" w:type="dxa"/>
-          </w:tblCellMar>
-        </w:tblPrEx>
         <w:tc>
           <w:tcPr>
             <w:tcW w:w="400" w:type="dxa"/>
@@ -7696,12 +7441,6 @@
         </w:tc>
       </w:tr>
       <w:tr>
-        <w:tblPrEx>
-          <w:tblCellMar>
-            <w:top w:w="0" w:type="dxa"/>
-            <w:bottom w:w="0" w:type="dxa"/>
-          </w:tblCellMar>
-        </w:tblPrEx>
         <w:tc>
           <w:tcPr>
             <w:tcW w:w="400" w:type="dxa"/>
@@ -7782,12 +7521,6 @@
         </w:tc>
       </w:tr>
       <w:tr>
-        <w:tblPrEx>
-          <w:tblCellMar>
-            <w:top w:w="0" w:type="dxa"/>
-            <w:bottom w:w="0" w:type="dxa"/>
-          </w:tblCellMar>
-        </w:tblPrEx>
         <w:tc>
           <w:tcPr>
             <w:tcW w:w="400" w:type="dxa"/>
@@ -7871,25 +7604,12 @@
                 <w:sz w:val="20"/>
                 <w:szCs w:val="20"/>
               </w:rPr>
-              <w:t>R</w:t>
-            </w:r>
-            <w:r>
-              <w:rPr>
-                <w:sz w:val="20"/>
-                <w:szCs w:val="20"/>
-              </w:rPr>
-              <w:t>ules with confidence &gt;= 60% from corpus</w:t>
+              <w:t>Rules with confidence &gt;= 60% from corpus</w:t>
             </w:r>
           </w:p>
         </w:tc>
       </w:tr>
       <w:tr>
-        <w:tblPrEx>
-          <w:tblCellMar>
-            <w:top w:w="0" w:type="dxa"/>
-            <w:bottom w:w="0" w:type="dxa"/>
-          </w:tblCellMar>
-        </w:tblPrEx>
         <w:tc>
           <w:tcPr>
             <w:tcW w:w="400" w:type="dxa"/>
@@ -7987,12 +7707,6 @@
         </w:tc>
       </w:tr>
       <w:tr>
-        <w:tblPrEx>
-          <w:tblCellMar>
-            <w:top w:w="0" w:type="dxa"/>
-            <w:bottom w:w="0" w:type="dxa"/>
-          </w:tblCellMar>
-        </w:tblPrEx>
         <w:tc>
           <w:tcPr>
             <w:tcW w:w="400" w:type="dxa"/>
@@ -8082,12 +7796,6 @@
         </w:tc>
       </w:tr>
       <w:tr>
-        <w:tblPrEx>
-          <w:tblCellMar>
-            <w:top w:w="0" w:type="dxa"/>
-            <w:bottom w:w="0" w:type="dxa"/>
-          </w:tblCellMar>
-        </w:tblPrEx>
         <w:tc>
           <w:tcPr>
             <w:tcW w:w="400" w:type="dxa"/>
@@ -8168,12 +7876,6 @@
         </w:tc>
       </w:tr>
       <w:tr>
-        <w:tblPrEx>
-          <w:tblCellMar>
-            <w:top w:w="0" w:type="dxa"/>
-            <w:bottom w:w="0" w:type="dxa"/>
-          </w:tblCellMar>
-        </w:tblPrEx>
         <w:tc>
           <w:tcPr>
             <w:tcW w:w="400" w:type="dxa"/>
@@ -8254,12 +7956,6 @@
         </w:tc>
       </w:tr>
       <w:tr>
-        <w:tblPrEx>
-          <w:tblCellMar>
-            <w:top w:w="0" w:type="dxa"/>
-            <w:bottom w:w="0" w:type="dxa"/>
-          </w:tblCellMar>
-        </w:tblPrEx>
         <w:tc>
           <w:tcPr>
             <w:tcW w:w="400" w:type="dxa"/>
@@ -8811,10 +8507,7 @@
         <w:jc w:val="both"/>
       </w:pPr>
       <w:r>
-        <w:t>ICRS</w:t>
-      </w:r>
-      <w:r>
-        <w:t xml:space="preserve"> follows a four-stage intelligent reasoning lifecycle: Extraction, Deduction, </w:t>
+        <w:t xml:space="preserve">ICRS follows a four-stage intelligent reasoning lifecycle: Extraction, Deduction, </w:t>
       </w:r>
       <w:proofErr w:type="spellStart"/>
       <w:r>
@@ -8822,13 +8515,7 @@
       </w:r>
       <w:proofErr w:type="spellEnd"/>
       <w:r>
-        <w:t xml:space="preserve">, and Explanation. Each stage is implemented as an independent module within the </w:t>
-      </w:r>
-      <w:r>
-        <w:t>ICRS</w:t>
-      </w:r>
-      <w:r>
-        <w:t xml:space="preserve"> backend, connected through a </w:t>
+        <w:t xml:space="preserve">, and Explanation. Each stage is implemented as an independent module within the ICRS backend, connected through a </w:t>
       </w:r>
       <w:proofErr w:type="spellStart"/>
       <w:r>
@@ -8839,403 +8526,6 @@
         <w:t xml:space="preserve"> REST interface and presented via a React cognitive dashboard.</w:t>
       </w:r>
     </w:p>
-    <w:tbl>
-      <w:tblPr>
-        <w:tblW w:w="9026" w:type="dxa"/>
-        <w:tblBorders>
-          <w:top w:val="single" w:sz="4" w:space="0" w:color="auto"/>
-          <w:left w:val="single" w:sz="4" w:space="0" w:color="auto"/>
-          <w:bottom w:val="single" w:sz="4" w:space="0" w:color="auto"/>
-          <w:right w:val="single" w:sz="4" w:space="0" w:color="auto"/>
-          <w:insideH w:val="single" w:sz="4" w:space="0" w:color="auto"/>
-          <w:insideV w:val="single" w:sz="4" w:space="0" w:color="auto"/>
-        </w:tblBorders>
-        <w:tblCellMar>
-          <w:left w:w="10" w:type="dxa"/>
-          <w:right w:w="10" w:type="dxa"/>
-        </w:tblCellMar>
-        <w:tblLook w:val="04A0" w:firstRow="1" w:lastRow="0" w:firstColumn="1" w:lastColumn="0" w:noHBand="0" w:noVBand="1"/>
-      </w:tblPr>
-      <w:tblGrid>
-        <w:gridCol w:w="9026"/>
-      </w:tblGrid>
-      <w:tr>
-        <w:tblPrEx>
-          <w:tblCellMar>
-            <w:top w:w="0" w:type="dxa"/>
-            <w:bottom w:w="0" w:type="dxa"/>
-          </w:tblCellMar>
-        </w:tblPrEx>
-        <w:tc>
-          <w:tcPr>
-            <w:tcW w:w="9026" w:type="dxa"/>
-            <w:tcBorders>
-              <w:top w:val="single" w:sz="2" w:space="0" w:color="2E75B6"/>
-              <w:left w:val="single" w:sz="2" w:space="0" w:color="2E75B6"/>
-              <w:bottom w:val="single" w:sz="2" w:space="0" w:color="2E75B6"/>
-              <w:right w:val="single" w:sz="2" w:space="0" w:color="2E75B6"/>
-            </w:tcBorders>
-            <w:shd w:val="clear" w:color="auto" w:fill="FFFFFF"/>
-            <w:tcMar>
-              <w:top w:w="100" w:type="dxa"/>
-              <w:left w:w="200" w:type="dxa"/>
-              <w:bottom w:w="100" w:type="dxa"/>
-              <w:right w:w="200" w:type="dxa"/>
-            </w:tcMar>
-          </w:tcPr>
-          <w:p>
-            <w:r>
-              <w:rPr>
-                <w:b/>
-                <w:bCs/>
-                <w:color w:val="2E75B6"/>
-                <w:sz w:val="20"/>
-                <w:szCs w:val="20"/>
-              </w:rPr>
-              <w:t>EXTRACTION LAYER</w:t>
-            </w:r>
-          </w:p>
-          <w:p>
-            <w:r>
-              <w:rPr>
-                <w:color w:val="555555"/>
-                <w:sz w:val="18"/>
-                <w:szCs w:val="18"/>
-              </w:rPr>
-              <w:t>Resume (PDF/DOCX) + Job Description → NLP Parsing → Fact Base Assertion (</w:t>
-            </w:r>
-            <w:proofErr w:type="spellStart"/>
-            <w:r>
-              <w:rPr>
-                <w:color w:val="555555"/>
-                <w:sz w:val="18"/>
-                <w:szCs w:val="18"/>
-              </w:rPr>
-              <w:t>Pydantic</w:t>
-            </w:r>
-            <w:proofErr w:type="spellEnd"/>
-            <w:r>
-              <w:rPr>
-                <w:color w:val="555555"/>
-                <w:sz w:val="18"/>
-                <w:szCs w:val="18"/>
-              </w:rPr>
-              <w:t xml:space="preserve"> validated)</w:t>
-            </w:r>
-          </w:p>
-        </w:tc>
-      </w:tr>
-      <w:tr>
-        <w:tblPrEx>
-          <w:tblCellMar>
-            <w:top w:w="0" w:type="dxa"/>
-            <w:bottom w:w="0" w:type="dxa"/>
-          </w:tblCellMar>
-        </w:tblPrEx>
-        <w:tc>
-          <w:tcPr>
-            <w:tcW w:w="9026" w:type="dxa"/>
-            <w:tcBorders>
-              <w:top w:val="single" w:sz="2" w:space="0" w:color="2E8B57"/>
-              <w:left w:val="single" w:sz="2" w:space="0" w:color="2E8B57"/>
-              <w:bottom w:val="single" w:sz="2" w:space="0" w:color="2E8B57"/>
-              <w:right w:val="single" w:sz="2" w:space="0" w:color="2E8B57"/>
-            </w:tcBorders>
-            <w:shd w:val="clear" w:color="auto" w:fill="FFFFFF"/>
-            <w:tcMar>
-              <w:top w:w="100" w:type="dxa"/>
-              <w:left w:w="200" w:type="dxa"/>
-              <w:bottom w:w="100" w:type="dxa"/>
-              <w:right w:w="200" w:type="dxa"/>
-            </w:tcMar>
-          </w:tcPr>
-          <w:p>
-            <w:r>
-              <w:rPr>
-                <w:b/>
-                <w:bCs/>
-                <w:color w:val="2E8B57"/>
-                <w:sz w:val="20"/>
-                <w:szCs w:val="20"/>
-              </w:rPr>
-              <w:t>DEDUCTION LAYER (Knowledge Discovery + Decision Automation)</w:t>
-            </w:r>
-          </w:p>
-          <w:p>
-            <w:proofErr w:type="spellStart"/>
-            <w:r>
-              <w:rPr>
-                <w:color w:val="555555"/>
-                <w:sz w:val="18"/>
-                <w:szCs w:val="18"/>
-              </w:rPr>
-              <w:t>Apriori</w:t>
-            </w:r>
-            <w:proofErr w:type="spellEnd"/>
-            <w:r>
-              <w:rPr>
-                <w:color w:val="555555"/>
-                <w:sz w:val="18"/>
-                <w:szCs w:val="18"/>
-              </w:rPr>
-              <w:t xml:space="preserve"> Skill Mining | Sentence-BERT Semantics | Forward Chaining Inference Engine | KB Rules | Reasoning Trace</w:t>
-            </w:r>
-          </w:p>
-        </w:tc>
-      </w:tr>
-      <w:tr>
-        <w:tblPrEx>
-          <w:tblCellMar>
-            <w:top w:w="0" w:type="dxa"/>
-            <w:bottom w:w="0" w:type="dxa"/>
-          </w:tblCellMar>
-        </w:tblPrEx>
-        <w:tc>
-          <w:tcPr>
-            <w:tcW w:w="9026" w:type="dxa"/>
-            <w:tcBorders>
-              <w:top w:val="single" w:sz="2" w:space="0" w:color="B8860B"/>
-              <w:left w:val="single" w:sz="2" w:space="0" w:color="B8860B"/>
-              <w:bottom w:val="single" w:sz="2" w:space="0" w:color="B8860B"/>
-              <w:right w:val="single" w:sz="2" w:space="0" w:color="B8860B"/>
-            </w:tcBorders>
-            <w:shd w:val="clear" w:color="auto" w:fill="FFFFFF"/>
-            <w:tcMar>
-              <w:top w:w="100" w:type="dxa"/>
-              <w:left w:w="200" w:type="dxa"/>
-              <w:bottom w:w="100" w:type="dxa"/>
-              <w:right w:w="200" w:type="dxa"/>
-            </w:tcMar>
-          </w:tcPr>
-          <w:p>
-            <w:r>
-              <w:rPr>
-                <w:b/>
-                <w:bCs/>
-                <w:color w:val="B8860B"/>
-                <w:sz w:val="20"/>
-                <w:szCs w:val="20"/>
-              </w:rPr>
-              <w:t xml:space="preserve">OPTIMISATION LAYER (Business Resource </w:t>
-            </w:r>
-            <w:proofErr w:type="spellStart"/>
-            <w:r>
-              <w:rPr>
-                <w:b/>
-                <w:bCs/>
-                <w:color w:val="B8860B"/>
-                <w:sz w:val="20"/>
-                <w:szCs w:val="20"/>
-              </w:rPr>
-              <w:t>Optimisation</w:t>
-            </w:r>
-            <w:proofErr w:type="spellEnd"/>
-            <w:r>
-              <w:rPr>
-                <w:b/>
-                <w:bCs/>
-                <w:color w:val="B8860B"/>
-                <w:sz w:val="20"/>
-                <w:szCs w:val="20"/>
-              </w:rPr>
-              <w:t>)</w:t>
-            </w:r>
-          </w:p>
-          <w:p>
-            <w:r>
-              <w:rPr>
-                <w:color w:val="555555"/>
-                <w:sz w:val="18"/>
-                <w:szCs w:val="18"/>
-              </w:rPr>
-              <w:t xml:space="preserve">Genetic Algorithm Weight </w:t>
-            </w:r>
-            <w:proofErr w:type="spellStart"/>
-            <w:r>
-              <w:rPr>
-                <w:color w:val="555555"/>
-                <w:sz w:val="18"/>
-                <w:szCs w:val="18"/>
-              </w:rPr>
-              <w:t>Optimisation</w:t>
-            </w:r>
-            <w:proofErr w:type="spellEnd"/>
-            <w:r>
-              <w:rPr>
-                <w:color w:val="555555"/>
-                <w:sz w:val="18"/>
-                <w:szCs w:val="18"/>
-              </w:rPr>
-              <w:t xml:space="preserve"> (DEAP, offline) | A* Informed Search Candidate Ranking (runtime) | Kendall τ Fitness Evaluation | Score Aggregation &amp; </w:t>
-            </w:r>
-            <w:proofErr w:type="spellStart"/>
-            <w:r>
-              <w:rPr>
-                <w:color w:val="555555"/>
-                <w:sz w:val="18"/>
-                <w:szCs w:val="18"/>
-              </w:rPr>
-              <w:t>Prioritisation</w:t>
-            </w:r>
-            <w:proofErr w:type="spellEnd"/>
-          </w:p>
-        </w:tc>
-      </w:tr>
-      <w:tr>
-        <w:tblPrEx>
-          <w:tblCellMar>
-            <w:top w:w="0" w:type="dxa"/>
-            <w:bottom w:w="0" w:type="dxa"/>
-          </w:tblCellMar>
-        </w:tblPrEx>
-        <w:tc>
-          <w:tcPr>
-            <w:tcW w:w="9026" w:type="dxa"/>
-            <w:tcBorders>
-              <w:top w:val="single" w:sz="2" w:space="0" w:color="8B008B"/>
-              <w:left w:val="single" w:sz="2" w:space="0" w:color="8B008B"/>
-              <w:bottom w:val="single" w:sz="2" w:space="0" w:color="8B008B"/>
-              <w:right w:val="single" w:sz="2" w:space="0" w:color="8B008B"/>
-            </w:tcBorders>
-            <w:shd w:val="clear" w:color="auto" w:fill="FFFFFF"/>
-            <w:tcMar>
-              <w:top w:w="100" w:type="dxa"/>
-              <w:left w:w="200" w:type="dxa"/>
-              <w:bottom w:w="100" w:type="dxa"/>
-              <w:right w:w="200" w:type="dxa"/>
-            </w:tcMar>
-          </w:tcPr>
-          <w:p>
-            <w:r>
-              <w:rPr>
-                <w:b/>
-                <w:bCs/>
-                <w:color w:val="8B008B"/>
-                <w:sz w:val="20"/>
-                <w:szCs w:val="20"/>
-              </w:rPr>
-              <w:t>EXPLANATION LAYER (Cognitive Techniques)</w:t>
-            </w:r>
-          </w:p>
-          <w:p>
-            <w:r>
-              <w:rPr>
-                <w:color w:val="555555"/>
-                <w:sz w:val="18"/>
-                <w:szCs w:val="18"/>
-              </w:rPr>
-              <w:t>SSG Knowledge Graph (</w:t>
-            </w:r>
-            <w:proofErr w:type="spellStart"/>
-            <w:r>
-              <w:rPr>
-                <w:color w:val="555555"/>
-                <w:sz w:val="18"/>
-                <w:szCs w:val="18"/>
-              </w:rPr>
-              <w:t>NetworkX</w:t>
-            </w:r>
-            <w:proofErr w:type="spellEnd"/>
-            <w:r>
-              <w:rPr>
-                <w:color w:val="555555"/>
-                <w:sz w:val="18"/>
-                <w:szCs w:val="18"/>
-              </w:rPr>
-              <w:t>) | Reasoning Trace Display | Claude API NLG Justification | XAI Explanations</w:t>
-            </w:r>
-          </w:p>
-        </w:tc>
-      </w:tr>
-      <w:tr>
-        <w:tblPrEx>
-          <w:tblCellMar>
-            <w:top w:w="0" w:type="dxa"/>
-            <w:bottom w:w="0" w:type="dxa"/>
-          </w:tblCellMar>
-        </w:tblPrEx>
-        <w:tc>
-          <w:tcPr>
-            <w:tcW w:w="9026" w:type="dxa"/>
-            <w:tcBorders>
-              <w:top w:val="single" w:sz="2" w:space="0" w:color="1F4E79"/>
-              <w:left w:val="single" w:sz="2" w:space="0" w:color="1F4E79"/>
-              <w:bottom w:val="single" w:sz="2" w:space="0" w:color="1F4E79"/>
-              <w:right w:val="single" w:sz="2" w:space="0" w:color="1F4E79"/>
-            </w:tcBorders>
-            <w:shd w:val="clear" w:color="auto" w:fill="FFFFFF"/>
-            <w:tcMar>
-              <w:top w:w="100" w:type="dxa"/>
-              <w:left w:w="200" w:type="dxa"/>
-              <w:bottom w:w="100" w:type="dxa"/>
-              <w:right w:w="200" w:type="dxa"/>
-            </w:tcMar>
-          </w:tcPr>
-          <w:p>
-            <w:r>
-              <w:rPr>
-                <w:b/>
-                <w:bCs/>
-                <w:color w:val="1F4E79"/>
-                <w:sz w:val="20"/>
-                <w:szCs w:val="20"/>
-              </w:rPr>
-              <w:t xml:space="preserve">COGNITIVE DASHBOARD (React + </w:t>
-            </w:r>
-            <w:proofErr w:type="spellStart"/>
-            <w:r>
-              <w:rPr>
-                <w:b/>
-                <w:bCs/>
-                <w:color w:val="1F4E79"/>
-                <w:sz w:val="20"/>
-                <w:szCs w:val="20"/>
-              </w:rPr>
-              <w:t>TailwindCSS</w:t>
-            </w:r>
-            <w:proofErr w:type="spellEnd"/>
-            <w:r>
-              <w:rPr>
-                <w:b/>
-                <w:bCs/>
-                <w:color w:val="1F4E79"/>
-                <w:sz w:val="20"/>
-                <w:szCs w:val="20"/>
-              </w:rPr>
-              <w:t>)</w:t>
-            </w:r>
-          </w:p>
-          <w:p>
-            <w:r>
-              <w:rPr>
-                <w:color w:val="555555"/>
-                <w:sz w:val="18"/>
-                <w:szCs w:val="18"/>
-              </w:rPr>
-              <w:t xml:space="preserve">Ranked Candidates | Score Cards | Reasoning Trace | KG </w:t>
-            </w:r>
-            <w:proofErr w:type="spellStart"/>
-            <w:r>
-              <w:rPr>
-                <w:color w:val="555555"/>
-                <w:sz w:val="18"/>
-                <w:szCs w:val="18"/>
-              </w:rPr>
-              <w:t>Visualisation</w:t>
-            </w:r>
-            <w:proofErr w:type="spellEnd"/>
-            <w:r>
-              <w:rPr>
-                <w:color w:val="555555"/>
-                <w:sz w:val="18"/>
-                <w:szCs w:val="18"/>
-              </w:rPr>
-              <w:t xml:space="preserve"> | Score Breakdown | Availability Indicators</w:t>
-            </w:r>
-          </w:p>
-        </w:tc>
-      </w:tr>
-    </w:tbl>
     <w:p>
       <w:pPr>
         <w:spacing w:after="200"/>
@@ -9276,12 +8566,6 @@
         <w:gridCol w:w="3626"/>
       </w:tblGrid>
       <w:tr>
-        <w:tblPrEx>
-          <w:tblCellMar>
-            <w:top w:w="0" w:type="dxa"/>
-            <w:bottom w:w="0" w:type="dxa"/>
-          </w:tblCellMar>
-        </w:tblPrEx>
         <w:tc>
           <w:tcPr>
             <w:tcW w:w="2200" w:type="dxa"/>
@@ -9383,12 +8667,6 @@
         </w:tc>
       </w:tr>
       <w:tr>
-        <w:tblPrEx>
-          <w:tblCellMar>
-            <w:top w:w="0" w:type="dxa"/>
-            <w:bottom w:w="0" w:type="dxa"/>
-          </w:tblCellMar>
-        </w:tblPrEx>
         <w:tc>
           <w:tcPr>
             <w:tcW w:w="2200" w:type="dxa"/>
@@ -9487,12 +8765,6 @@
         </w:tc>
       </w:tr>
       <w:tr>
-        <w:tblPrEx>
-          <w:tblCellMar>
-            <w:top w:w="0" w:type="dxa"/>
-            <w:bottom w:w="0" w:type="dxa"/>
-          </w:tblCellMar>
-        </w:tblPrEx>
         <w:tc>
           <w:tcPr>
             <w:tcW w:w="2200" w:type="dxa"/>
@@ -9575,12 +8847,6 @@
         </w:tc>
       </w:tr>
       <w:tr>
-        <w:tblPrEx>
-          <w:tblCellMar>
-            <w:top w:w="0" w:type="dxa"/>
-            <w:bottom w:w="0" w:type="dxa"/>
-          </w:tblCellMar>
-        </w:tblPrEx>
         <w:tc>
           <w:tcPr>
             <w:tcW w:w="2200" w:type="dxa"/>
@@ -9677,12 +8943,6 @@
         </w:tc>
       </w:tr>
       <w:tr>
-        <w:tblPrEx>
-          <w:tblCellMar>
-            <w:top w:w="0" w:type="dxa"/>
-            <w:bottom w:w="0" w:type="dxa"/>
-          </w:tblCellMar>
-        </w:tblPrEx>
         <w:tc>
           <w:tcPr>
             <w:tcW w:w="2200" w:type="dxa"/>
@@ -9788,12 +9048,6 @@
         </w:tc>
       </w:tr>
       <w:tr>
-        <w:tblPrEx>
-          <w:tblCellMar>
-            <w:top w:w="0" w:type="dxa"/>
-            <w:bottom w:w="0" w:type="dxa"/>
-          </w:tblCellMar>
-        </w:tblPrEx>
         <w:tc>
           <w:tcPr>
             <w:tcW w:w="2200" w:type="dxa"/>
@@ -9874,12 +9128,6 @@
         </w:tc>
       </w:tr>
       <w:tr>
-        <w:tblPrEx>
-          <w:tblCellMar>
-            <w:top w:w="0" w:type="dxa"/>
-            <w:bottom w:w="0" w:type="dxa"/>
-          </w:tblCellMar>
-        </w:tblPrEx>
         <w:tc>
           <w:tcPr>
             <w:tcW w:w="2200" w:type="dxa"/>
@@ -9928,7 +9176,30 @@
                 <w:sz w:val="20"/>
                 <w:szCs w:val="20"/>
               </w:rPr>
-              <w:t>DEAP (Genetic Algorithm)</w:t>
+              <w:t xml:space="preserve">DEAP (Genetic </w:t>
+            </w:r>
+            <w:proofErr w:type="gramStart"/>
+            <w:r>
+              <w:rPr>
+                <w:sz w:val="20"/>
+                <w:szCs w:val="20"/>
+              </w:rPr>
+              <w:t>Algorithm)</w:t>
+            </w:r>
+            <w:r>
+              <w:rPr>
+                <w:sz w:val="20"/>
+                <w:szCs w:val="20"/>
+              </w:rPr>
+              <w:t>[</w:t>
+            </w:r>
+            <w:proofErr w:type="gramEnd"/>
+            <w:r>
+              <w:rPr>
+                <w:sz w:val="20"/>
+                <w:szCs w:val="20"/>
+              </w:rPr>
+              <w:t>TBD]</w:t>
             </w:r>
           </w:p>
         </w:tc>
@@ -9976,12 +9247,6 @@
         </w:tc>
       </w:tr>
       <w:tr>
-        <w:tblPrEx>
-          <w:tblCellMar>
-            <w:top w:w="0" w:type="dxa"/>
-            <w:bottom w:w="0" w:type="dxa"/>
-          </w:tblCellMar>
-        </w:tblPrEx>
         <w:tc>
           <w:tcPr>
             <w:tcW w:w="2200" w:type="dxa"/>
@@ -10094,12 +9359,6 @@
         </w:tc>
       </w:tr>
       <w:tr>
-        <w:tblPrEx>
-          <w:tblCellMar>
-            <w:top w:w="0" w:type="dxa"/>
-            <w:bottom w:w="0" w:type="dxa"/>
-          </w:tblCellMar>
-        </w:tblPrEx>
         <w:tc>
           <w:tcPr>
             <w:tcW w:w="2200" w:type="dxa"/>
@@ -10198,12 +9457,6 @@
         </w:tc>
       </w:tr>
       <w:tr>
-        <w:tblPrEx>
-          <w:tblCellMar>
-            <w:top w:w="0" w:type="dxa"/>
-            <w:bottom w:w="0" w:type="dxa"/>
-          </w:tblCellMar>
-        </w:tblPrEx>
         <w:tc>
           <w:tcPr>
             <w:tcW w:w="2200" w:type="dxa"/>
@@ -10284,12 +9537,6 @@
         </w:tc>
       </w:tr>
       <w:tr>
-        <w:tblPrEx>
-          <w:tblCellMar>
-            <w:top w:w="0" w:type="dxa"/>
-            <w:bottom w:w="0" w:type="dxa"/>
-          </w:tblCellMar>
-        </w:tblPrEx>
         <w:tc>
           <w:tcPr>
             <w:tcW w:w="2200" w:type="dxa"/>
@@ -10312,7 +9559,6 @@
                 <w:sz w:val="20"/>
                 <w:szCs w:val="20"/>
               </w:rPr>
-              <w:lastRenderedPageBreak/>
               <w:t>Backend API</w:t>
             </w:r>
           </w:p>
@@ -10380,12 +9626,6 @@
         </w:tc>
       </w:tr>
       <w:tr>
-        <w:tblPrEx>
-          <w:tblCellMar>
-            <w:top w:w="0" w:type="dxa"/>
-            <w:bottom w:w="0" w:type="dxa"/>
-          </w:tblCellMar>
-        </w:tblPrEx>
         <w:tc>
           <w:tcPr>
             <w:tcW w:w="2200" w:type="dxa"/>
@@ -10482,12 +9722,6 @@
         </w:tc>
       </w:tr>
       <w:tr>
-        <w:tblPrEx>
-          <w:tblCellMar>
-            <w:top w:w="0" w:type="dxa"/>
-            <w:bottom w:w="0" w:type="dxa"/>
-          </w:tblCellMar>
-        </w:tblPrEx>
         <w:tc>
           <w:tcPr>
             <w:tcW w:w="2200" w:type="dxa"/>
@@ -10619,12 +9853,6 @@
         <w:gridCol w:w="1826"/>
       </w:tblGrid>
       <w:tr>
-        <w:tblPrEx>
-          <w:tblCellMar>
-            <w:top w:w="0" w:type="dxa"/>
-            <w:bottom w:w="0" w:type="dxa"/>
-          </w:tblCellMar>
-        </w:tblPrEx>
         <w:tc>
           <w:tcPr>
             <w:tcW w:w="2800" w:type="dxa"/>
@@ -10736,12 +9964,6 @@
         </w:tc>
       </w:tr>
       <w:tr>
-        <w:tblPrEx>
-          <w:tblCellMar>
-            <w:top w:w="0" w:type="dxa"/>
-            <w:bottom w:w="0" w:type="dxa"/>
-          </w:tblCellMar>
-        </w:tblPrEx>
         <w:tc>
           <w:tcPr>
             <w:tcW w:w="2800" w:type="dxa"/>
@@ -10822,12 +10044,6 @@
         </w:tc>
       </w:tr>
       <w:tr>
-        <w:tblPrEx>
-          <w:tblCellMar>
-            <w:top w:w="0" w:type="dxa"/>
-            <w:bottom w:w="0" w:type="dxa"/>
-          </w:tblCellMar>
-        </w:tblPrEx>
         <w:tc>
           <w:tcPr>
             <w:tcW w:w="2800" w:type="dxa"/>
@@ -10850,6 +10066,7 @@
                 <w:sz w:val="20"/>
                 <w:szCs w:val="20"/>
               </w:rPr>
+              <w:lastRenderedPageBreak/>
               <w:t>Knowledge Discovery &amp; Data Mining</w:t>
             </w:r>
           </w:p>
@@ -10917,12 +10134,6 @@
         </w:tc>
       </w:tr>
       <w:tr>
-        <w:tblPrEx>
-          <w:tblCellMar>
-            <w:top w:w="0" w:type="dxa"/>
-            <w:bottom w:w="0" w:type="dxa"/>
-          </w:tblCellMar>
-        </w:tblPrEx>
         <w:tc>
           <w:tcPr>
             <w:tcW w:w="2800" w:type="dxa"/>
@@ -11028,12 +10239,6 @@
         </w:tc>
       </w:tr>
       <w:tr>
-        <w:tblPrEx>
-          <w:tblCellMar>
-            <w:top w:w="0" w:type="dxa"/>
-            <w:bottom w:w="0" w:type="dxa"/>
-          </w:tblCellMar>
-        </w:tblPrEx>
         <w:tc>
           <w:tcPr>
             <w:tcW w:w="2800" w:type="dxa"/>
@@ -11114,6 +10319,277 @@
         </w:tc>
       </w:tr>
     </w:tbl>
+    <w:p/>
+    <w:p>
+      <w:pPr>
+        <w:pStyle w:val="Heading2"/>
+        <w:spacing w:before="300" w:after="150"/>
+        <w:rPr>
+          <w:color w:val="1F4E79"/>
+          <w:sz w:val="32"/>
+          <w:szCs w:val="32"/>
+        </w:rPr>
+      </w:pPr>
+      <w:r>
+        <w:rPr>
+          <w:color w:val="1F4E79"/>
+          <w:sz w:val="32"/>
+          <w:szCs w:val="32"/>
+        </w:rPr>
+        <w:t xml:space="preserve">7. </w:t>
+      </w:r>
+      <w:r>
+        <w:rPr>
+          <w:color w:val="1F4E79"/>
+          <w:sz w:val="32"/>
+          <w:szCs w:val="32"/>
+        </w:rPr>
+        <w:t xml:space="preserve">Future </w:t>
+      </w:r>
+      <w:r>
+        <w:rPr>
+          <w:color w:val="1F4E79"/>
+          <w:sz w:val="32"/>
+          <w:szCs w:val="32"/>
+        </w:rPr>
+        <w:t>Implementation Possibil</w:t>
+      </w:r>
+      <w:r>
+        <w:rPr>
+          <w:color w:val="1F4E79"/>
+          <w:sz w:val="32"/>
+          <w:szCs w:val="32"/>
+        </w:rPr>
+        <w:t>ity</w:t>
+      </w:r>
+      <w:r>
+        <w:rPr>
+          <w:color w:val="1F4E79"/>
+          <w:sz w:val="32"/>
+          <w:szCs w:val="32"/>
+        </w:rPr>
+        <w:t>:</w:t>
+      </w:r>
+    </w:p>
+    <w:p>
+      <w:pPr>
+        <w:pStyle w:val="Heading2"/>
+        <w:spacing w:before="300" w:after="150"/>
+        <w:rPr>
+          <w:b w:val="0"/>
+          <w:bCs w:val="0"/>
+          <w:color w:val="auto"/>
+          <w:sz w:val="22"/>
+          <w:szCs w:val="22"/>
+        </w:rPr>
+      </w:pPr>
+      <w:r>
+        <w:rPr>
+          <w:b w:val="0"/>
+          <w:bCs w:val="0"/>
+          <w:color w:val="auto"/>
+          <w:sz w:val="22"/>
+          <w:szCs w:val="22"/>
+        </w:rPr>
+        <w:t>We plan to integrate and include SSG framework validation</w:t>
+      </w:r>
+      <w:r>
+        <w:rPr>
+          <w:b w:val="0"/>
+          <w:bCs w:val="0"/>
+          <w:color w:val="auto"/>
+          <w:sz w:val="22"/>
+          <w:szCs w:val="22"/>
+        </w:rPr>
+        <w:t xml:space="preserve">, WFA and </w:t>
+      </w:r>
+      <w:r>
+        <w:rPr>
+          <w:b w:val="0"/>
+          <w:bCs w:val="0"/>
+          <w:color w:val="auto"/>
+          <w:sz w:val="22"/>
+          <w:szCs w:val="22"/>
+        </w:rPr>
+        <w:t xml:space="preserve">Singapore’s National AI Strategy </w:t>
+      </w:r>
+      <w:r>
+        <w:rPr>
+          <w:b w:val="0"/>
+          <w:bCs w:val="0"/>
+          <w:color w:val="auto"/>
+          <w:sz w:val="22"/>
+          <w:szCs w:val="22"/>
+        </w:rPr>
+        <w:t>as well for this project, as well as align with Singapore’s National AI Strategy.</w:t>
+      </w:r>
+    </w:p>
+    <w:p>
+      <w:pPr>
+        <w:pStyle w:val="Heading2"/>
+        <w:spacing w:before="300" w:after="150"/>
+        <w:rPr>
+          <w:color w:val="1F4E79"/>
+          <w:sz w:val="24"/>
+          <w:szCs w:val="24"/>
+        </w:rPr>
+      </w:pPr>
+      <w:proofErr w:type="spellStart"/>
+      <w:r>
+        <w:rPr>
+          <w:color w:val="1F4E79"/>
+          <w:sz w:val="24"/>
+          <w:szCs w:val="24"/>
+        </w:rPr>
+        <w:t>SkillsFuture</w:t>
+      </w:r>
+      <w:proofErr w:type="spellEnd"/>
+      <w:r>
+        <w:rPr>
+          <w:color w:val="1F4E79"/>
+          <w:sz w:val="24"/>
+          <w:szCs w:val="24"/>
+        </w:rPr>
+        <w:t xml:space="preserve"> Singapore (SSG)</w:t>
+      </w:r>
+      <w:r>
+        <w:rPr>
+          <w:color w:val="1F4E79"/>
+          <w:sz w:val="24"/>
+          <w:szCs w:val="24"/>
+        </w:rPr>
+        <w:t>:</w:t>
+      </w:r>
+      <w:r>
+        <w:rPr>
+          <w:color w:val="1F4E79"/>
+          <w:sz w:val="24"/>
+          <w:szCs w:val="24"/>
+        </w:rPr>
+        <w:t xml:space="preserve"> </w:t>
+      </w:r>
+      <w:r>
+        <w:rPr>
+          <w:b w:val="0"/>
+          <w:bCs w:val="0"/>
+          <w:color w:val="auto"/>
+          <w:sz w:val="22"/>
+          <w:szCs w:val="22"/>
+        </w:rPr>
+        <w:t xml:space="preserve">By mapping unstructured resume data against </w:t>
+      </w:r>
+      <w:proofErr w:type="spellStart"/>
+      <w:r>
+        <w:rPr>
+          <w:b w:val="0"/>
+          <w:bCs w:val="0"/>
+          <w:color w:val="auto"/>
+          <w:sz w:val="22"/>
+          <w:szCs w:val="22"/>
+        </w:rPr>
+        <w:t>standardised</w:t>
+      </w:r>
+      <w:proofErr w:type="spellEnd"/>
+      <w:r>
+        <w:rPr>
+          <w:b w:val="0"/>
+          <w:bCs w:val="0"/>
+          <w:color w:val="auto"/>
+          <w:sz w:val="22"/>
+          <w:szCs w:val="22"/>
+        </w:rPr>
+        <w:t xml:space="preserve"> industry frameworks — specifically the </w:t>
+      </w:r>
+      <w:proofErr w:type="spellStart"/>
+      <w:r>
+        <w:rPr>
+          <w:b w:val="0"/>
+          <w:bCs w:val="0"/>
+          <w:color w:val="auto"/>
+          <w:sz w:val="22"/>
+          <w:szCs w:val="22"/>
+        </w:rPr>
+        <w:t>SkillsFuture</w:t>
+      </w:r>
+      <w:proofErr w:type="spellEnd"/>
+      <w:r>
+        <w:rPr>
+          <w:b w:val="0"/>
+          <w:bCs w:val="0"/>
+          <w:color w:val="auto"/>
+          <w:sz w:val="22"/>
+          <w:szCs w:val="22"/>
+        </w:rPr>
+        <w:t xml:space="preserve"> Singapore (SSG) competency framework — the system identifies the underlying competencies that make a candidate the best fit for a role, regardless of the specific terminology used in their profile.</w:t>
+      </w:r>
+    </w:p>
+    <w:p>
+      <w:pPr>
+        <w:pStyle w:val="Heading2"/>
+        <w:spacing w:before="300" w:after="150"/>
+        <w:rPr>
+          <w:b w:val="0"/>
+          <w:bCs w:val="0"/>
+          <w:color w:val="auto"/>
+          <w:sz w:val="22"/>
+          <w:szCs w:val="22"/>
+        </w:rPr>
+      </w:pPr>
+      <w:r>
+        <w:rPr>
+          <w:color w:val="1F4E79"/>
+          <w:sz w:val="24"/>
+          <w:szCs w:val="24"/>
+        </w:rPr>
+        <w:t>National Strategic Alignment: AI-Bilingualism</w:t>
+      </w:r>
+      <w:r>
+        <w:rPr>
+          <w:color w:val="1F4E79"/>
+          <w:sz w:val="24"/>
+          <w:szCs w:val="24"/>
+        </w:rPr>
+        <w:t xml:space="preserve">: </w:t>
+      </w:r>
+      <w:r>
+        <w:rPr>
+          <w:b w:val="0"/>
+          <w:bCs w:val="0"/>
+          <w:color w:val="auto"/>
+          <w:sz w:val="22"/>
+          <w:szCs w:val="22"/>
+        </w:rPr>
+        <w:t xml:space="preserve">In alignment with Singapore’s National AI Strategy 2.0, this project would </w:t>
+      </w:r>
+      <w:proofErr w:type="spellStart"/>
+      <w:r>
+        <w:rPr>
+          <w:b w:val="0"/>
+          <w:bCs w:val="0"/>
+          <w:color w:val="auto"/>
+          <w:sz w:val="22"/>
+          <w:szCs w:val="22"/>
+        </w:rPr>
+        <w:t>focuse</w:t>
+      </w:r>
+      <w:proofErr w:type="spellEnd"/>
+      <w:r>
+        <w:rPr>
+          <w:b w:val="0"/>
+          <w:bCs w:val="0"/>
+          <w:color w:val="auto"/>
+          <w:sz w:val="22"/>
+          <w:szCs w:val="22"/>
+        </w:rPr>
+        <w:t xml:space="preserve"> on identifying AI-Bilingual talent — professionals who possess deep domain expertise (e.g., in Finance, Law, or HR) while simultaneously demonstrating technical fluency to orchestrate AI tools within that domain. ICRS is specifically engineered to reason through a candidate’s history to find this combination of skills, which is essential for Singapore’s 2026 digital economy transformation.</w:t>
+      </w:r>
+    </w:p>
+    <w:p>
+      <w:pPr>
+        <w:spacing w:after="120" w:line="276" w:lineRule="auto"/>
+        <w:jc w:val="both"/>
+      </w:pPr>
+    </w:p>
     <w:p/>
     <w:sectPr>
       <w:headerReference w:type="default" r:id="rId7"/>
@@ -11243,17 +10719,7 @@
         <w:sz w:val="18"/>
         <w:szCs w:val="18"/>
       </w:rPr>
-      <w:t>ICRS</w:t>
-    </w:r>
-    <w:r>
-      <w:rPr>
-        <w:i/>
-        <w:iCs/>
-        <w:color w:val="888888"/>
-        <w:sz w:val="18"/>
-        <w:szCs w:val="18"/>
-      </w:rPr>
-      <w:t xml:space="preserve"> | IRS Practice Module Proposal</w:t>
+      <w:t>ICRS | IRS Practice Module Proposal</w:t>
     </w:r>
     <w:r>
       <w:rPr>
@@ -12090,6 +11556,37 @@
       <w:szCs w:val="20"/>
     </w:rPr>
   </w:style>
+  <w:style w:type="paragraph" w:styleId="NormalWeb">
+    <w:name w:val="Normal (Web)"/>
+    <w:basedOn w:val="Normal"/>
+    <w:uiPriority w:val="99"/>
+    <w:unhideWhenUsed/>
+    <w:rsid w:val="006A4BFE"/>
+    <w:pPr>
+      <w:spacing w:before="100" w:beforeAutospacing="1" w:after="100" w:afterAutospacing="1"/>
+    </w:pPr>
+    <w:rPr>
+      <w:rFonts w:ascii="Times New Roman" w:eastAsia="Times New Roman" w:hAnsi="Times New Roman" w:cs="Times New Roman"/>
+      <w:sz w:val="24"/>
+      <w:szCs w:val="24"/>
+    </w:rPr>
+  </w:style>
+  <w:style w:type="character" w:styleId="Strong">
+    <w:name w:val="Strong"/>
+    <w:basedOn w:val="DefaultParagraphFont"/>
+    <w:uiPriority w:val="22"/>
+    <w:qFormat/>
+    <w:rsid w:val="006A4BFE"/>
+    <w:rPr>
+      <w:b/>
+      <w:bCs/>
+    </w:rPr>
+  </w:style>
+  <w:style w:type="character" w:customStyle="1" w:styleId="apple-converted-space">
+    <w:name w:val="apple-converted-space"/>
+    <w:basedOn w:val="DefaultParagraphFont"/>
+    <w:rsid w:val="00DF78F4"/>
+  </w:style>
 </w:styles>
 </file>
 

--- a/ICRS_IRS Practice Project Proposal.docx
+++ b/ICRS_IRS Practice Project Proposal.docx
@@ -621,6 +621,12 @@
     </w:p>
     <w:sdt>
       <w:sdtPr>
+        <w:rPr>
+          <w:rFonts w:ascii="Arial" w:eastAsia="Arial" w:hAnsi="Arial" w:cs="Arial"/>
+          <w:color w:val="auto"/>
+          <w:sz w:val="22"/>
+          <w:szCs w:val="22"/>
+        </w:rPr>
         <w:id w:val="929542837"/>
         <w:docPartObj>
           <w:docPartGallery w:val="Table of Contents"/>
@@ -629,13 +635,9 @@
       </w:sdtPr>
       <w:sdtEndPr>
         <w:rPr>
-          <w:rFonts w:ascii="Arial" w:eastAsia="Arial" w:hAnsi="Arial" w:cs="Arial"/>
           <w:b/>
           <w:bCs/>
           <w:noProof/>
-          <w:color w:val="auto"/>
-          <w:sz w:val="22"/>
-          <w:szCs w:val="22"/>
         </w:rPr>
       </w:sdtEndPr>
       <w:sdtContent>
@@ -3470,40 +3472,9 @@
           <w:sz w:val="26"/>
           <w:szCs w:val="26"/>
         </w:rPr>
-        <w:t xml:space="preserve">The Problem </w:t>
-      </w:r>
-    </w:p>
-    <w:p>
-      <w:pPr>
-        <w:rPr>
-          <w:lang w:val="en-SG"/>
-        </w:rPr>
-      </w:pPr>
-    </w:p>
-    <w:p>
-      <w:pPr>
-        <w:rPr>
-          <w:lang w:val="en-SG"/>
-        </w:rPr>
-      </w:pPr>
-      <w:r>
-        <w:rPr>
-          <w:lang w:val="en-SG"/>
-        </w:rPr>
-        <w:t>Recruitment today is hindered by volume. Hiring managers often skim hundreds of resumes in seconds, leading to "screening fatigue." This manual process is not only slow but also prone to unconscious bias and the risk of overlooking high-potential candidates who don't use specific keywords.</w:t>
-      </w:r>
-    </w:p>
-    <w:p>
-      <w:pPr>
-        <w:rPr>
-          <w:b/>
-          <w:bCs/>
-          <w:lang w:val="en-SG"/>
-        </w:rPr>
-      </w:pPr>
-    </w:p>
-    <w:p>
-      <w:pPr>
+        <w:t>The Problem</w:t>
+      </w:r>
+      <w:r>
         <w:rPr>
           <w:b/>
           <w:bCs/>
@@ -3511,7 +3482,8 @@
           <w:sz w:val="26"/>
           <w:szCs w:val="26"/>
         </w:rPr>
-      </w:pPr>
+        <w:t xml:space="preserve"> Statement</w:t>
+      </w:r>
       <w:r>
         <w:rPr>
           <w:b/>
@@ -3520,6 +3492,56 @@
           <w:sz w:val="26"/>
           <w:szCs w:val="26"/>
         </w:rPr>
+        <w:t xml:space="preserve"> </w:t>
+      </w:r>
+    </w:p>
+    <w:p>
+      <w:pPr>
+        <w:rPr>
+          <w:lang w:val="en-SG"/>
+        </w:rPr>
+      </w:pPr>
+    </w:p>
+    <w:p>
+      <w:pPr>
+        <w:rPr>
+          <w:lang w:val="en-SG"/>
+        </w:rPr>
+      </w:pPr>
+      <w:r>
+        <w:rPr>
+          <w:lang w:val="en-SG"/>
+        </w:rPr>
+        <w:t>Recruitment today is hindered by volume. Hiring managers often skim hundreds of resumes in seconds, leading to "screening fatigue." This manual process is not only slow but also prone to unconscious bias and the risk of overlooking high-potential candidates who don't use specific keywords.</w:t>
+      </w:r>
+    </w:p>
+    <w:p>
+      <w:pPr>
+        <w:rPr>
+          <w:b/>
+          <w:bCs/>
+          <w:lang w:val="en-SG"/>
+        </w:rPr>
+      </w:pPr>
+    </w:p>
+    <w:p>
+      <w:pPr>
+        <w:rPr>
+          <w:b/>
+          <w:bCs/>
+          <w:color w:val="1F4E79"/>
+          <w:sz w:val="26"/>
+          <w:szCs w:val="26"/>
+        </w:rPr>
+      </w:pPr>
+      <w:r>
+        <w:rPr>
+          <w:b/>
+          <w:bCs/>
+          <w:color w:val="1F4E79"/>
+          <w:sz w:val="26"/>
+          <w:szCs w:val="26"/>
+        </w:rPr>
         <w:t xml:space="preserve">Our Solution </w:t>
       </w:r>
     </w:p>
@@ -3628,21 +3650,7 @@
         <w:rPr>
           <w:lang w:val="en-SG"/>
         </w:rPr>
-        <w:t xml:space="preserve"> Drastically reduces "Time-to-Hire" by automating the initial, most </w:t>
-      </w:r>
-      <w:proofErr w:type="spellStart"/>
-      <w:r>
-        <w:rPr>
-          <w:lang w:val="en-SG"/>
-        </w:rPr>
-        <w:t>labor-intensive</w:t>
-      </w:r>
-      <w:proofErr w:type="spellEnd"/>
-      <w:r>
-        <w:rPr>
-          <w:lang w:val="en-SG"/>
-        </w:rPr>
-        <w:t xml:space="preserve"> stage of screening.</w:t>
+        <w:t xml:space="preserve"> Drastically reduces "Time-to-Hire" by automating the initial, most labor-intensive stage of screening.</w:t>
       </w:r>
     </w:p>
     <w:p>
@@ -3965,15 +3973,7 @@
         <w:jc w:val="both"/>
       </w:pPr>
       <w:r>
-        <w:t xml:space="preserve">ICRS combines four distinct AI paradigms into a unified hybrid intelligent reasoning platform: (1) a Knowledge-Based Rule Engine with Business Rules for automated scoring and decision automation, (2) </w:t>
-      </w:r>
-      <w:proofErr w:type="spellStart"/>
-      <w:r>
-        <w:t>Apriori</w:t>
-      </w:r>
-      <w:proofErr w:type="spellEnd"/>
-      <w:r>
-        <w:t xml:space="preserve">-based skill co-occurrence mining and Sentence-BERT semantic similarity for knowledge discovery and data mining, (3) a dual-stage Business Resource </w:t>
+        <w:t xml:space="preserve">ICRS combines four distinct AI paradigms into a unified hybrid intelligent reasoning platform: (1) a Knowledge-Based Rule Engine with Business Rules for automated scoring and decision automation, (2) Apriori-based skill co-occurrence mining and Sentence-BERT semantic similarity for knowledge discovery and data mining, (3) a dual-stage Business Resource </w:t>
       </w:r>
       <w:r>
         <w:t>Optimization</w:t>
@@ -5045,27 +5045,7 @@
             <w:szCs w:val="22"/>
             <w:u w:val="single"/>
           </w:rPr>
-          <w:t>AI Rec</w:t>
-        </w:r>
-        <w:r>
-          <w:rPr>
-            <w:rFonts w:ascii="Arial" w:eastAsia="Arial" w:hAnsi="Arial" w:cs="Arial"/>
-            <w:color w:val="156082" w:themeColor="accent1"/>
-            <w:sz w:val="22"/>
-            <w:szCs w:val="22"/>
-            <w:u w:val="single"/>
-          </w:rPr>
-          <w:t>r</w:t>
-        </w:r>
-        <w:r>
-          <w:rPr>
-            <w:rFonts w:ascii="Arial" w:eastAsia="Arial" w:hAnsi="Arial" w:cs="Arial"/>
-            <w:color w:val="156082" w:themeColor="accent1"/>
-            <w:sz w:val="22"/>
-            <w:szCs w:val="22"/>
-            <w:u w:val="single"/>
-          </w:rPr>
-          <w:t>uitment Market Size, Growth Analysis, 2035</w:t>
+          <w:t>AI Recruitment Market Size, Growth Analysis, 2035</w:t>
         </w:r>
       </w:hyperlink>
       <w:r>
@@ -5322,7 +5302,6 @@
             <w:pPr>
               <w:jc w:val="center"/>
             </w:pPr>
-            <w:proofErr w:type="spellStart"/>
             <w:r>
               <w:rPr>
                 <w:b/>
@@ -5333,7 +5312,6 @@
               </w:rPr>
               <w:t>HireVue</w:t>
             </w:r>
-            <w:proofErr w:type="spellEnd"/>
           </w:p>
         </w:tc>
         <w:tc>
@@ -6314,15 +6292,7 @@
         <w:t xml:space="preserve">Knowledge Representation &amp; Ontology Engineering: </w:t>
       </w:r>
       <w:r>
-        <w:t xml:space="preserve">The project builds a formal Skills Ontology grounded in the </w:t>
-      </w:r>
-      <w:proofErr w:type="spellStart"/>
-      <w:r>
-        <w:t>SkillsFuture</w:t>
-      </w:r>
-      <w:proofErr w:type="spellEnd"/>
-      <w:r>
-        <w:t xml:space="preserve"> Singapore (SSG) framework, encoding competencies, role hierarchies, and skill relationships as machine-readable facts.</w:t>
+        <w:t>The project builds a formal Skills Ontology grounded in the SkillsFuture Singapore (SSG) framework, encoding competencies, role hierarchies, and skill relationships as machine-readable facts.</w:t>
       </w:r>
     </w:p>
     <w:p>
@@ -6355,15 +6325,7 @@
         <w:t xml:space="preserve">Data Mining &amp; Pattern Discovery: </w:t>
       </w:r>
       <w:r>
-        <w:t xml:space="preserve">The </w:t>
-      </w:r>
-      <w:proofErr w:type="spellStart"/>
-      <w:r>
-        <w:t>Apriori</w:t>
-      </w:r>
-      <w:proofErr w:type="spellEnd"/>
-      <w:r>
-        <w:t xml:space="preserve"> algorithm is applied to a large corpus of resumes (Kaggle dataset, 2,484 records) to discover latent skill co-occurrence patterns — academic knowledge discovery from real-world big data.</w:t>
+        <w:t>The Apriori algorithm is applied to a large corpus of resumes (Kaggle dataset, 2,484 records) to discover latent skill co-occurrence patterns — academic knowledge discovery from real-world big data.</w:t>
       </w:r>
     </w:p>
     <w:p>
@@ -6724,15 +6686,7 @@
         <w:t xml:space="preserve">Technique Selected: </w:t>
       </w:r>
       <w:r>
-        <w:t xml:space="preserve">Content-Based Filtering / Recommendation (Sentence-BERT semantic matching) + </w:t>
-      </w:r>
-      <w:proofErr w:type="spellStart"/>
-      <w:r>
-        <w:t>Apriori</w:t>
-      </w:r>
-      <w:proofErr w:type="spellEnd"/>
-      <w:r>
-        <w:t xml:space="preserve"> Association Rule Mining.</w:t>
+        <w:t>Content-Based Filtering / Recommendation (Sentence-BERT semantic matching) + Apriori Association Rule Mining.</w:t>
       </w:r>
     </w:p>
     <w:p>
@@ -6772,23 +6726,7 @@
         <w:jc w:val="both"/>
       </w:pPr>
       <w:r>
-        <w:t xml:space="preserve">Additionally, the </w:t>
-      </w:r>
-      <w:proofErr w:type="spellStart"/>
-      <w:r>
-        <w:t>Apriori</w:t>
-      </w:r>
-      <w:proofErr w:type="spellEnd"/>
-      <w:r>
-        <w:t xml:space="preserve"> algorithm (implemented via the </w:t>
-      </w:r>
-      <w:proofErr w:type="spellStart"/>
-      <w:r>
-        <w:t>mlxtend</w:t>
-      </w:r>
-      <w:proofErr w:type="spellEnd"/>
-      <w:r>
-        <w:t xml:space="preserve"> Python library) is applied to the Kaggle resume dataset (2,400+ resumes across 24 job categories). Each resume’s skill set is treated as a transaction, and the algorithm mines frequent skill item</w:t>
+        <w:t>Additionally, the Apriori algorithm (implemented via the mlxtend Python library) is applied to the Kaggle resume dataset (2,400+ resumes across 24 job categories). Each resume’s skill set is treated as a transaction, and the algorithm mines frequent skill item</w:t>
       </w:r>
       <w:r>
         <w:t xml:space="preserve"> </w:t>
@@ -7295,23 +7233,7 @@
                 <w:sz w:val="20"/>
                 <w:szCs w:val="20"/>
               </w:rPr>
-              <w:t>{Deep Learning} → {</w:t>
-            </w:r>
-            <w:proofErr w:type="spellStart"/>
-            <w:r>
-              <w:rPr>
-                <w:sz w:val="20"/>
-                <w:szCs w:val="20"/>
-              </w:rPr>
-              <w:t>PyTorch</w:t>
-            </w:r>
-            <w:proofErr w:type="spellEnd"/>
-            <w:r>
-              <w:rPr>
-                <w:sz w:val="20"/>
-                <w:szCs w:val="20"/>
-              </w:rPr>
-              <w:t>}</w:t>
+              <w:t>{Deep Learning} → {PyTorch}</w:t>
             </w:r>
           </w:p>
         </w:tc>
@@ -7590,31 +7512,7 @@
         <w:t>developer hardcoding weight</w:t>
       </w:r>
       <w:r>
-        <w:t xml:space="preserve"> (e.g., </w:t>
-      </w:r>
-      <w:proofErr w:type="spellStart"/>
-      <w:r>
-        <w:t>w_skills</w:t>
-      </w:r>
-      <w:proofErr w:type="spellEnd"/>
-      <w:r>
-        <w:t xml:space="preserve">=0.35, </w:t>
-      </w:r>
-      <w:proofErr w:type="spellStart"/>
-      <w:r>
-        <w:t>w_experience</w:t>
-      </w:r>
-      <w:proofErr w:type="spellEnd"/>
-      <w:r>
-        <w:t xml:space="preserve">=0.25), the GA discovers what matters most for each role type by </w:t>
-      </w:r>
-      <w:proofErr w:type="spellStart"/>
-      <w:r>
-        <w:t>analysing</w:t>
-      </w:r>
-      <w:proofErr w:type="spellEnd"/>
-      <w:r>
-        <w:t xml:space="preserve"> real-world resume patterns.</w:t>
+        <w:t xml:space="preserve"> (e.g., w_skills=0.35, w_experience=0.25), the GA discovers what matters most for each role type by analysing real-world resume patterns.</w:t>
       </w:r>
     </w:p>
     <w:p>
@@ -7645,55 +7543,7 @@
         <w:t>Everyone</w:t>
       </w:r>
       <w:r>
-        <w:t xml:space="preserve"> in the population is a vector of 5 weights [</w:t>
-      </w:r>
-      <w:proofErr w:type="spellStart"/>
-      <w:r>
-        <w:t>w_skills</w:t>
-      </w:r>
-      <w:proofErr w:type="spellEnd"/>
-      <w:r>
-        <w:t xml:space="preserve">, </w:t>
-      </w:r>
-      <w:proofErr w:type="spellStart"/>
-      <w:r>
-        <w:t>w_experience</w:t>
-      </w:r>
-      <w:proofErr w:type="spellEnd"/>
-      <w:r>
-        <w:t xml:space="preserve">, </w:t>
-      </w:r>
-      <w:proofErr w:type="spellStart"/>
-      <w:r>
-        <w:t>w_availability</w:t>
-      </w:r>
-      <w:proofErr w:type="spellEnd"/>
-      <w:r>
-        <w:t xml:space="preserve">, </w:t>
-      </w:r>
-      <w:proofErr w:type="spellStart"/>
-      <w:r>
-        <w:t>w_education</w:t>
-      </w:r>
-      <w:proofErr w:type="spellEnd"/>
-      <w:r>
-        <w:t xml:space="preserve">, </w:t>
-      </w:r>
-      <w:proofErr w:type="spellStart"/>
-      <w:r>
-        <w:t>w_misc</w:t>
-      </w:r>
-      <w:proofErr w:type="spellEnd"/>
-      <w:r>
-        <w:t xml:space="preserve">], </w:t>
-      </w:r>
-      <w:proofErr w:type="spellStart"/>
-      <w:r>
-        <w:t>normalised</w:t>
-      </w:r>
-      <w:proofErr w:type="spellEnd"/>
-      <w:r>
-        <w:t xml:space="preserve"> to sum to 1.0. This ensures the weights are valid proportions.</w:t>
+        <w:t xml:space="preserve"> in the population is a vector of 5 weights [w_skills, w_experience, w_availability, w_education, w_misc], normalised to sum to 1.0. This ensures the weights are valid proportions.</w:t>
       </w:r>
     </w:p>
     <w:p>
@@ -7794,25 +7644,7 @@
         <w:t xml:space="preserve">Crossover: </w:t>
       </w:r>
       <w:r>
-        <w:t xml:space="preserve">Blend crossover (BLX-α with α=0.5), crossover probability </w:t>
-      </w:r>
-      <w:proofErr w:type="spellStart"/>
-      <w:r>
-        <w:t>cxpb</w:t>
-      </w:r>
-      <w:proofErr w:type="spellEnd"/>
-      <w:r>
-        <w:t>=0.7. Blend crossover is ideal for continuous-valued chromosomes because it can produce offspring outside the parents’ range, enabling exploration. Weights are re-</w:t>
-      </w:r>
-      <w:proofErr w:type="spellStart"/>
-      <w:proofErr w:type="gramStart"/>
-      <w:r>
-        <w:t>normalised</w:t>
-      </w:r>
-      <w:proofErr w:type="spellEnd"/>
-      <w:proofErr w:type="gramEnd"/>
-      <w:r>
-        <w:t xml:space="preserve"> to sum to 1.0 after crossover.</w:t>
+        <w:t>Blend crossover (BLX-α with α=0.5), crossover probability cxpb=0.7. Blend crossover is ideal for continuous-valued chromosomes because it can produce offspring outside the parents’ range, enabling exploration. Weights are re-normalised to sum to 1.0 after crossover.</w:t>
       </w:r>
     </w:p>
     <w:p>
@@ -7832,23 +7664,7 @@
         <w:t xml:space="preserve">Mutation: </w:t>
       </w:r>
       <w:r>
-        <w:t xml:space="preserve">Gaussian mutation with σ=0.1, mutation probability </w:t>
-      </w:r>
-      <w:proofErr w:type="spellStart"/>
-      <w:r>
-        <w:t>mutpb</w:t>
-      </w:r>
-      <w:proofErr w:type="spellEnd"/>
-      <w:r>
-        <w:t>=0.2. Each gene (weight) has a 20% chance of being perturbed by small Gaussian noise. Weights are re-</w:t>
-      </w:r>
-      <w:proofErr w:type="spellStart"/>
-      <w:r>
-        <w:t>normalised</w:t>
-      </w:r>
-      <w:proofErr w:type="spellEnd"/>
-      <w:r>
-        <w:t xml:space="preserve"> after mutation.</w:t>
+        <w:t>Gaussian mutation with σ=0.1, mutation probability mutpb=0.2. Each gene (weight) has a 20% chance of being perturbed by small Gaussian noise. Weights are re-normalised after mutation.</w:t>
       </w:r>
     </w:p>
     <w:p>
@@ -7888,15 +7704,7 @@
         <w:t xml:space="preserve">Output: </w:t>
       </w:r>
       <w:r>
-        <w:t xml:space="preserve">The best chromosome from the Hall of Fame provides the </w:t>
-      </w:r>
-      <w:proofErr w:type="spellStart"/>
-      <w:r>
-        <w:t>optimised</w:t>
-      </w:r>
-      <w:proofErr w:type="spellEnd"/>
-      <w:r>
-        <w:t xml:space="preserve"> weight set [w₁*, w₂*, w₃*, w₄*, w₅*] for that job category. These weights are stored in a configuration table and loaded by the A* ranking engine at runtime.</w:t>
+        <w:t>The best chromosome from the Hall of Fame provides the optimised weight set [w₁*, w₂*, w₃*, w₄*, w₅*] for that job category. These weights are stored in a configuration table and loaded by the A* ranking engine at runtime.</w:t>
       </w:r>
     </w:p>
     <w:p>
@@ -7911,15 +7719,7 @@
         <w:jc w:val="both"/>
       </w:pPr>
       <w:r>
-        <w:t xml:space="preserve">Example of GA-discovered weight </w:t>
-      </w:r>
-      <w:proofErr w:type="spellStart"/>
-      <w:r>
-        <w:t>specialisation</w:t>
-      </w:r>
-      <w:proofErr w:type="spellEnd"/>
-      <w:r>
-        <w:t xml:space="preserve"> across job categories:</w:t>
+        <w:t>Example of GA-discovered weight specialisation across job categories:</w:t>
       </w:r>
     </w:p>
     <w:tbl>
@@ -8002,7 +7802,6 @@
             <w:pPr>
               <w:jc w:val="center"/>
             </w:pPr>
-            <w:proofErr w:type="spellStart"/>
             <w:r>
               <w:rPr>
                 <w:b/>
@@ -8013,7 +7812,6 @@
               </w:rPr>
               <w:t>w_skills</w:t>
             </w:r>
-            <w:proofErr w:type="spellEnd"/>
           </w:p>
         </w:tc>
         <w:tc>
@@ -8037,7 +7835,6 @@
             <w:pPr>
               <w:jc w:val="center"/>
             </w:pPr>
-            <w:proofErr w:type="spellStart"/>
             <w:r>
               <w:rPr>
                 <w:b/>
@@ -8048,7 +7845,6 @@
               </w:rPr>
               <w:t>w_experience</w:t>
             </w:r>
-            <w:proofErr w:type="spellEnd"/>
           </w:p>
         </w:tc>
         <w:tc>
@@ -8072,7 +7868,6 @@
             <w:pPr>
               <w:jc w:val="center"/>
             </w:pPr>
-            <w:proofErr w:type="spellStart"/>
             <w:r>
               <w:rPr>
                 <w:b/>
@@ -8083,7 +7878,6 @@
               </w:rPr>
               <w:t>w_availability</w:t>
             </w:r>
-            <w:proofErr w:type="spellEnd"/>
           </w:p>
         </w:tc>
         <w:tc>
@@ -8107,7 +7901,6 @@
             <w:pPr>
               <w:jc w:val="center"/>
             </w:pPr>
-            <w:proofErr w:type="spellStart"/>
             <w:r>
               <w:rPr>
                 <w:b/>
@@ -8118,7 +7911,6 @@
               </w:rPr>
               <w:t>w_education</w:t>
             </w:r>
-            <w:proofErr w:type="spellEnd"/>
           </w:p>
         </w:tc>
         <w:tc>
@@ -8142,7 +7934,6 @@
             <w:pPr>
               <w:jc w:val="center"/>
             </w:pPr>
-            <w:proofErr w:type="spellStart"/>
             <w:r>
               <w:rPr>
                 <w:b/>
@@ -8153,7 +7944,6 @@
               </w:rPr>
               <w:t>w_misc</w:t>
             </w:r>
-            <w:proofErr w:type="spellEnd"/>
           </w:p>
         </w:tc>
       </w:tr>
@@ -8797,23 +8587,7 @@
         <w:jc w:val="both"/>
       </w:pPr>
       <w:r>
-        <w:t xml:space="preserve">The GA autonomously discovers that Data Science roles </w:t>
-      </w:r>
-      <w:proofErr w:type="spellStart"/>
-      <w:r>
-        <w:t>prioritise</w:t>
-      </w:r>
-      <w:proofErr w:type="spellEnd"/>
-      <w:r>
-        <w:t xml:space="preserve"> skills (40%) and experience (30%) with low availability weight (8%), while Contract UI Developer roles heavily </w:t>
-      </w:r>
-      <w:proofErr w:type="spellStart"/>
-      <w:r>
-        <w:t>favour</w:t>
-      </w:r>
-      <w:proofErr w:type="spellEnd"/>
-      <w:r>
-        <w:t xml:space="preserve"> availability (35%) because contract positions require immediate joiners. No human input or HR consultation is required — the GA learns these patterns directly from the data via the Kendall τ fitness function.</w:t>
+        <w:t>The GA autonomously discovers that Data Science roles prioritise skills (40%) and experience (30%) with low availability weight (8%), while Contract UI Developer roles heavily favour availability (35%) because contract positions require immediate joiners. No human input or HR consultation is required — the GA learns these patterns directly from the data via the Kendall τ fitness function.</w:t>
       </w:r>
     </w:p>
     <w:p>
@@ -8898,45 +8672,8 @@
           <w:sz w:val="20"/>
           <w:szCs w:val="20"/>
         </w:rPr>
-        <w:t>h(candidate) = w₁*·</w:t>
-      </w:r>
-      <w:proofErr w:type="spellStart"/>
-      <w:r>
-        <w:rPr>
-          <w:rFonts w:ascii="Courier New" w:eastAsia="Courier New" w:hAnsi="Courier New" w:cs="Courier New"/>
-          <w:b/>
-          <w:bCs/>
-          <w:color w:val="1F4E79"/>
-          <w:sz w:val="20"/>
-          <w:szCs w:val="20"/>
-        </w:rPr>
-        <w:t>skill_match</w:t>
-      </w:r>
-      <w:proofErr w:type="spellEnd"/>
-      <w:r>
-        <w:rPr>
-          <w:rFonts w:ascii="Courier New" w:eastAsia="Courier New" w:hAnsi="Courier New" w:cs="Courier New"/>
-          <w:b/>
-          <w:bCs/>
-          <w:color w:val="1F4E79"/>
-          <w:sz w:val="20"/>
-          <w:szCs w:val="20"/>
-        </w:rPr>
-        <w:t xml:space="preserve"> + w₂*·experience + w₃*·availability + w₄*·education + w₅*·</w:t>
-      </w:r>
-      <w:proofErr w:type="spellStart"/>
-      <w:r>
-        <w:rPr>
-          <w:rFonts w:ascii="Courier New" w:eastAsia="Courier New" w:hAnsi="Courier New" w:cs="Courier New"/>
-          <w:b/>
-          <w:bCs/>
-          <w:color w:val="1F4E79"/>
-          <w:sz w:val="20"/>
-          <w:szCs w:val="20"/>
-        </w:rPr>
-        <w:t>misc</w:t>
-      </w:r>
-      <w:proofErr w:type="spellEnd"/>
+        <w:t>h(candidate) = w₁*·skill_match + w₂*·experience + w₃*·availability + w₄*·education + w₅*·misc</w:t>
+      </w:r>
     </w:p>
     <w:p>
       <w:pPr>
@@ -8944,39 +8681,7 @@
         <w:jc w:val="both"/>
       </w:pPr>
       <w:r>
-        <w:t>where w₁*...w₅* are the GA-</w:t>
-      </w:r>
-      <w:proofErr w:type="spellStart"/>
-      <w:r>
-        <w:t>optimised</w:t>
-      </w:r>
-      <w:proofErr w:type="spellEnd"/>
-      <w:r>
-        <w:t xml:space="preserve"> weights (not hardcoded defaults). The A* search ranks candidates by their heuristic value using a priority queue (Python </w:t>
-      </w:r>
-      <w:proofErr w:type="spellStart"/>
-      <w:r>
-        <w:t>heapq</w:t>
-      </w:r>
-      <w:proofErr w:type="spellEnd"/>
-      <w:r>
-        <w:t xml:space="preserve">, min-heap with negated scores to simulate max-heap </w:t>
-      </w:r>
-      <w:proofErr w:type="spellStart"/>
-      <w:r>
-        <w:t>behaviour</w:t>
-      </w:r>
-      <w:proofErr w:type="spellEnd"/>
-      <w:r>
-        <w:t xml:space="preserve">), producing the optimal ordering that </w:t>
-      </w:r>
-      <w:proofErr w:type="spellStart"/>
-      <w:r>
-        <w:t>maximises</w:t>
-      </w:r>
-      <w:proofErr w:type="spellEnd"/>
-      <w:r>
-        <w:t xml:space="preserve"> the total score across the candidate list.</w:t>
+        <w:t>where w₁*...w₅* are the GA-optimised weights (not hardcoded defaults). The A* search ranks candidates by their heuristic value using a priority queue (Python heapq, min-heap with negated scores to simulate max-heap behaviour), producing the optimal ordering that maximises the total score across the candidate list.</w:t>
       </w:r>
     </w:p>
     <w:p>
@@ -9192,23 +8897,7 @@
                 <w:sz w:val="20"/>
                 <w:szCs w:val="20"/>
               </w:rPr>
-              <w:t>Data-</w:t>
-            </w:r>
-            <w:proofErr w:type="gramStart"/>
-            <w:r>
-              <w:rPr>
-                <w:sz w:val="20"/>
-                <w:szCs w:val="20"/>
-              </w:rPr>
-              <w:t>driven,</w:t>
-            </w:r>
-            <w:proofErr w:type="gramEnd"/>
-            <w:r>
-              <w:rPr>
-                <w:sz w:val="20"/>
-                <w:szCs w:val="20"/>
-              </w:rPr>
-              <w:t xml:space="preserve"> evolved per job category from Kaggle corpus</w:t>
+              <w:t>Data-driven, evolved per job category from Kaggle corpus</w:t>
             </w:r>
           </w:p>
         </w:tc>
@@ -9288,23 +8977,7 @@
                 <w:sz w:val="20"/>
                 <w:szCs w:val="20"/>
               </w:rPr>
-              <w:t>Different optimal weights per role type (</w:t>
-            </w:r>
-            <w:proofErr w:type="gramStart"/>
-            <w:r>
-              <w:rPr>
-                <w:sz w:val="20"/>
-                <w:szCs w:val="20"/>
-              </w:rPr>
-              <w:t>auto-discovered</w:t>
-            </w:r>
-            <w:proofErr w:type="gramEnd"/>
-            <w:r>
-              <w:rPr>
-                <w:sz w:val="20"/>
-                <w:szCs w:val="20"/>
-              </w:rPr>
-              <w:t>)</w:t>
+              <w:t>Different optimal weights per role type (auto-discovered)</w:t>
             </w:r>
           </w:p>
         </w:tc>
@@ -9464,23 +9137,7 @@
                 <w:sz w:val="20"/>
                 <w:szCs w:val="20"/>
               </w:rPr>
-              <w:t xml:space="preserve">Can explain: “Weights </w:t>
-            </w:r>
-            <w:proofErr w:type="spellStart"/>
-            <w:r>
-              <w:rPr>
-                <w:sz w:val="20"/>
-                <w:szCs w:val="20"/>
-              </w:rPr>
-              <w:t>optimised</w:t>
-            </w:r>
-            <w:proofErr w:type="spellEnd"/>
-            <w:r>
-              <w:rPr>
-                <w:sz w:val="20"/>
-                <w:szCs w:val="20"/>
-              </w:rPr>
-              <w:t xml:space="preserve"> for this role based on 200+ historical resumes”</w:t>
+              <w:t>Can explain: “Weights optimised for this role based on 200+ historical resumes”</w:t>
             </w:r>
           </w:p>
         </w:tc>
@@ -9529,21 +9186,12 @@
             </w:tcMar>
           </w:tcPr>
           <w:p>
-            <w:proofErr w:type="gramStart"/>
-            <w:r>
-              <w:rPr>
-                <w:sz w:val="20"/>
-                <w:szCs w:val="20"/>
-              </w:rPr>
-              <w:t>O(</w:t>
-            </w:r>
-            <w:proofErr w:type="gramEnd"/>
-            <w:r>
-              <w:rPr>
-                <w:sz w:val="20"/>
-                <w:szCs w:val="20"/>
-              </w:rPr>
-              <w:t>N log N) via priority queue</w:t>
+            <w:r>
+              <w:rPr>
+                <w:sz w:val="20"/>
+                <w:szCs w:val="20"/>
+              </w:rPr>
+              <w:t>O(N log N) via priority queue</w:t>
             </w:r>
           </w:p>
         </w:tc>
@@ -9607,23 +9255,7 @@
         <w:t xml:space="preserve">Technique Selected: </w:t>
       </w:r>
       <w:r>
-        <w:t xml:space="preserve">Explainable AI (XAI) Cognitive Dashboard (React + </w:t>
-      </w:r>
-      <w:proofErr w:type="spellStart"/>
-      <w:r>
-        <w:t>TailwindCSS</w:t>
-      </w:r>
-      <w:proofErr w:type="spellEnd"/>
-      <w:r>
-        <w:t xml:space="preserve"> + Recharts), Knowledge Graph (</w:t>
-      </w:r>
-      <w:proofErr w:type="spellStart"/>
-      <w:r>
-        <w:t>NetworkX</w:t>
-      </w:r>
-      <w:proofErr w:type="spellEnd"/>
-      <w:r>
-        <w:t xml:space="preserve"> + D3.js), and LLM-powered Natural Language Justification Engine.</w:t>
+        <w:t>Explainable AI (XAI) Cognitive Dashboard (React + TailwindCSS + Recharts), Knowledge Graph (NetworkX + D3.js), and LLM-powered Natural Language Justification Engine.</w:t>
       </w:r>
     </w:p>
     <w:p>
@@ -9645,15 +9277,7 @@
         <w:t>ICRS</w:t>
       </w:r>
       <w:r>
-        <w:t xml:space="preserve"> implements a full Explainable AI (XAI) Dashboard that </w:t>
-      </w:r>
-      <w:proofErr w:type="spellStart"/>
-      <w:r>
-        <w:t>externalises</w:t>
-      </w:r>
-      <w:proofErr w:type="spellEnd"/>
-      <w:r>
-        <w:t xml:space="preserve"> the system’s decision logic in a human-compatible visual format.</w:t>
+        <w:t xml:space="preserve"> implements a full Explainable AI (XAI) Dashboard that externalises the system’s decision logic in a human-compatible visual format.</w:t>
       </w:r>
     </w:p>
     <w:p>
@@ -9662,15 +9286,7 @@
         <w:jc w:val="both"/>
       </w:pPr>
       <w:r>
-        <w:t>The XAI Dashboard is the primary cognitive interface, supporting the human decision-</w:t>
-      </w:r>
-      <w:proofErr w:type="spellStart"/>
-      <w:r>
-        <w:t>maker’s</w:t>
-      </w:r>
-      <w:proofErr w:type="spellEnd"/>
-      <w:r>
-        <w:t xml:space="preserve"> cognition through:</w:t>
+        <w:t>The XAI Dashboard is the primary cognitive interface, supporting the human decision-maker’s cognition through:</w:t>
       </w:r>
     </w:p>
     <w:p>
@@ -9730,23 +9346,7 @@
         <w:t xml:space="preserve">Visual Cognitive Aids: </w:t>
       </w:r>
       <w:r>
-        <w:t xml:space="preserve">Radar charts for skill coverage, bar charts for score breakdowns, and </w:t>
-      </w:r>
-      <w:proofErr w:type="spellStart"/>
-      <w:r>
-        <w:t>colour</w:t>
-      </w:r>
-      <w:proofErr w:type="spellEnd"/>
-      <w:r>
-        <w:t xml:space="preserve">-coded tier badges (Excellent / Good / Average / Below </w:t>
-      </w:r>
-      <w:proofErr w:type="gramStart"/>
-      <w:r>
-        <w:t>Average) — these</w:t>
-      </w:r>
-      <w:proofErr w:type="gramEnd"/>
-      <w:r>
-        <w:t xml:space="preserve"> are cognitive artefacts that align with how humans naturally compare options.</w:t>
+        <w:t>Radar charts for skill coverage, bar charts for score breakdowns, and colour-coded tier badges (Excellent / Good / Average / Below Average) — these are cognitive artefacts that align with how humans naturally compare options.</w:t>
       </w:r>
     </w:p>
     <w:p>
@@ -9787,23 +9387,7 @@
         <w:jc w:val="both"/>
       </w:pPr>
       <w:r>
-        <w:t xml:space="preserve">The Knowledge Graph is constructed using </w:t>
-      </w:r>
-      <w:proofErr w:type="spellStart"/>
-      <w:r>
-        <w:t>NetworkX</w:t>
-      </w:r>
-      <w:proofErr w:type="spellEnd"/>
-      <w:r>
-        <w:t xml:space="preserve"> (Python) and </w:t>
-      </w:r>
-      <w:proofErr w:type="spellStart"/>
-      <w:r>
-        <w:t>visualised</w:t>
-      </w:r>
-      <w:proofErr w:type="spellEnd"/>
-      <w:r>
-        <w:t xml:space="preserve"> using D3.js force-directed layout on the React dashboard:</w:t>
+        <w:t>The Knowledge Graph is constructed using NetworkX (Python) and visualised using D3.js force-directed layout on the React dashboard:</w:t>
       </w:r>
     </w:p>
     <w:p>
@@ -9843,15 +9427,7 @@
         <w:t xml:space="preserve">Edges: </w:t>
       </w:r>
       <w:r>
-        <w:t xml:space="preserve">HAS_SKILL, HELD_ROLE, HAS_DEGREE, REQUIRES_SKILL, IMPLIES_SKILL (from </w:t>
-      </w:r>
-      <w:proofErr w:type="spellStart"/>
-      <w:r>
-        <w:t>Apriori</w:t>
-      </w:r>
-      <w:proofErr w:type="spellEnd"/>
-      <w:r>
-        <w:t xml:space="preserve"> rules).</w:t>
+        <w:t>HAS_SKILL, HELD_ROLE, HAS_DEGREE, REQUIRES_SKILL, IMPLIES_SKILL (from Apriori rules).</w:t>
       </w:r>
     </w:p>
     <w:p>
@@ -9871,15 +9447,7 @@
         <w:t xml:space="preserve">Use Cases: </w:t>
       </w:r>
       <w:r>
-        <w:t xml:space="preserve">Skill gap analysis per candidate, skill path </w:t>
-      </w:r>
-      <w:proofErr w:type="spellStart"/>
-      <w:r>
-        <w:t>visualisation</w:t>
-      </w:r>
-      <w:proofErr w:type="spellEnd"/>
-      <w:r>
-        <w:t>, implied skill traversal.</w:t>
+        <w:t>Skill gap analysis per candidate, skill path visualisation, implied skill traversal.</w:t>
       </w:r>
     </w:p>
     <w:p>
@@ -9917,25 +9485,7 @@
           <w:b/>
           <w:bCs/>
         </w:rPr>
-        <w:t>Composite Score = (Skills × w₁*) + (Experience × w₂*) + (Availability × w₃*) + (Education × w₄*) + (</w:t>
-      </w:r>
-      <w:proofErr w:type="spellStart"/>
-      <w:r>
-        <w:rPr>
-          <w:rFonts w:ascii="Courier New" w:eastAsia="Courier New" w:hAnsi="Courier New" w:cs="Courier New"/>
-          <w:b/>
-          <w:bCs/>
-        </w:rPr>
-        <w:t>Misc</w:t>
-      </w:r>
-      <w:proofErr w:type="spellEnd"/>
-      <w:r>
-        <w:rPr>
-          <w:rFonts w:ascii="Courier New" w:eastAsia="Courier New" w:hAnsi="Courier New" w:cs="Courier New"/>
-          <w:b/>
-          <w:bCs/>
-        </w:rPr>
-        <w:t xml:space="preserve"> × w₅*)</w:t>
+        <w:t>Composite Score = (Skills × w₁*) + (Experience × w₂*) + (Availability × w₃*) + (Education × w₄*) + (Misc × w₅*)</w:t>
       </w:r>
     </w:p>
     <w:p>
@@ -9944,15 +9494,7 @@
         <w:jc w:val="both"/>
       </w:pPr>
       <w:r>
-        <w:t>Where w₁*...w₅* are GA-</w:t>
-      </w:r>
-      <w:proofErr w:type="spellStart"/>
-      <w:r>
-        <w:t>optimised</w:t>
-      </w:r>
-      <w:proofErr w:type="spellEnd"/>
-      <w:r>
-        <w:t xml:space="preserve"> weights per job category (evolved via DEAP Genetic Algorithm from Kaggle corpus, validated against ground truth using Kendall τ rank correlation). </w:t>
+        <w:t xml:space="preserve">Where w₁*...w₅* are GA-optimised weights per job category (evolved via DEAP Genetic Algorithm from Kaggle corpus, validated against ground truth using Kendall τ rank correlation). </w:t>
       </w:r>
       <w:r>
         <w:lastRenderedPageBreak/>
@@ -10018,15 +9560,7 @@
         <w:t xml:space="preserve">Dimension 3 — Availability Score: </w:t>
       </w:r>
       <w:r>
-        <w:t xml:space="preserve">Evaluates how soon the candidate can join. Candidates with immediate availability or notice period ≤ 30 days score highest. Notice periods of 30–60 days receive moderate scores, while 60+ days are </w:t>
-      </w:r>
-      <w:proofErr w:type="spellStart"/>
-      <w:r>
-        <w:t>penalised</w:t>
-      </w:r>
-      <w:proofErr w:type="spellEnd"/>
-      <w:r>
-        <w:t>. This dimension directly addresses operational hiring urgency.</w:t>
+        <w:t>Evaluates how soon the candidate can join. Candidates with immediate availability or notice period ≤ 30 days score highest. Notice periods of 30–60 days receive moderate scores, while 60+ days are penalised. This dimension directly addresses operational hiring urgency.</w:t>
       </w:r>
     </w:p>
     <w:p>
@@ -10402,21 +9936,12 @@
             </w:tcMar>
           </w:tcPr>
           <w:p>
-            <w:proofErr w:type="spellStart"/>
-            <w:r>
-              <w:rPr>
-                <w:sz w:val="20"/>
-                <w:szCs w:val="20"/>
-              </w:rPr>
-              <w:t>Apriori</w:t>
-            </w:r>
-            <w:proofErr w:type="spellEnd"/>
-            <w:r>
-              <w:rPr>
-                <w:sz w:val="20"/>
-                <w:szCs w:val="20"/>
-              </w:rPr>
-              <w:t xml:space="preserve"> produces meaningful skill associations</w:t>
+            <w:r>
+              <w:rPr>
+                <w:sz w:val="20"/>
+                <w:szCs w:val="20"/>
+              </w:rPr>
+              <w:t>Apriori produces meaningful skill associations</w:t>
             </w:r>
           </w:p>
         </w:tc>
@@ -10522,23 +10047,7 @@
                 <w:sz w:val="20"/>
                 <w:szCs w:val="20"/>
               </w:rPr>
-              <w:t xml:space="preserve">Kendall τ improves &gt;= 5% after GA </w:t>
-            </w:r>
-            <w:proofErr w:type="spellStart"/>
-            <w:r>
-              <w:rPr>
-                <w:sz w:val="20"/>
-                <w:szCs w:val="20"/>
-              </w:rPr>
-              <w:t>optimisation</w:t>
-            </w:r>
-            <w:proofErr w:type="spellEnd"/>
-            <w:r>
-              <w:rPr>
-                <w:sz w:val="20"/>
-                <w:szCs w:val="20"/>
-              </w:rPr>
-              <w:t xml:space="preserve"> vs default [0.2, 0.2, 0.2, 0.2, 0.2]</w:t>
+              <w:t>Kendall τ improves &gt;= 5% after GA optimisation vs default [0.2, 0.2, 0.2, 0.2, 0.2]</w:t>
             </w:r>
           </w:p>
         </w:tc>
@@ -10613,21 +10122,12 @@
             </w:tcMar>
           </w:tcPr>
           <w:p>
-            <w:proofErr w:type="gramStart"/>
-            <w:r>
-              <w:rPr>
-                <w:sz w:val="20"/>
-                <w:szCs w:val="20"/>
-              </w:rPr>
-              <w:t>Top-5</w:t>
-            </w:r>
-            <w:proofErr w:type="gramEnd"/>
-            <w:r>
-              <w:rPr>
-                <w:sz w:val="20"/>
-                <w:szCs w:val="20"/>
-              </w:rPr>
-              <w:t xml:space="preserve"> candidates match expert human ranking on 3 test JDs</w:t>
+            <w:r>
+              <w:rPr>
+                <w:sz w:val="20"/>
+                <w:szCs w:val="20"/>
+              </w:rPr>
+              <w:t>Top-5 candidates match expert human ranking on 3 test JDs</w:t>
             </w:r>
           </w:p>
         </w:tc>
@@ -11091,21 +10591,12 @@
       <w:pPr>
         <w:spacing w:after="80" w:line="276" w:lineRule="auto"/>
       </w:pPr>
-      <w:proofErr w:type="spellStart"/>
-      <w:r>
-        <w:rPr>
-          <w:b/>
-          <w:bCs/>
-        </w:rPr>
-        <w:t>SkillsFuture</w:t>
-      </w:r>
-      <w:proofErr w:type="spellEnd"/>
-      <w:r>
-        <w:rPr>
-          <w:b/>
-          <w:bCs/>
-        </w:rPr>
-        <w:t xml:space="preserve"> Singapore (SSG) Framework: </w:t>
+      <w:r>
+        <w:rPr>
+          <w:b/>
+          <w:bCs/>
+        </w:rPr>
+        <w:t xml:space="preserve">SkillsFuture Singapore (SSG) Framework: </w:t>
       </w:r>
       <w:r>
         <w:t>The primary domain knowledge base. SSG competency standards are manually encoded as a machine-readable Ontology — the Fact Base against which all candidate reasoning is performed. Skills, role hierarchies, and competency relationships are represented as structured logical assertions.</w:t>
@@ -11123,15 +10614,7 @@
         <w:t xml:space="preserve">Kaggle Resume Dataset: </w:t>
       </w:r>
       <w:r>
-        <w:t xml:space="preserve">2,484 resumes across 24 job categories, used as the corpus for </w:t>
-      </w:r>
-      <w:proofErr w:type="spellStart"/>
-      <w:r>
-        <w:t>Apriori</w:t>
-      </w:r>
-      <w:proofErr w:type="spellEnd"/>
-      <w:r>
-        <w:t xml:space="preserve"> skill co-occurrence mining and as ground truth for ranking evaluation. URL: https://www.kaggle.com/datasets/snehaanbhawal/resume-dataset</w:t>
+        <w:t>2,484 resumes across 24 job categories, used as the corpus for Apriori skill co-occurrence mining and as ground truth for ranking evaluation. URL: https://www.kaggle.com/datasets/snehaanbhawal/resume-dataset</w:t>
       </w:r>
     </w:p>
     <w:p>
@@ -11304,15 +10787,7 @@
         <w:t>Optimization</w:t>
       </w:r>
       <w:r>
-        <w:t xml:space="preserve">, and Explanation. Each stage is implemented as an independent module within the ICRS backend, connected through a </w:t>
-      </w:r>
-      <w:proofErr w:type="spellStart"/>
-      <w:r>
-        <w:t>FastAPI</w:t>
-      </w:r>
-      <w:proofErr w:type="spellEnd"/>
-      <w:r>
-        <w:t xml:space="preserve"> REST interface and presented via a React cognitive dashboard.</w:t>
+        <w:t>, and Explanation. Each stage is implemented as an independent module within the ICRS backend, connected through a FastAPI REST interface and presented via a React cognitive dashboard.</w:t>
       </w:r>
     </w:p>
     <w:p>
@@ -11563,31 +11038,13 @@
             </w:tcMar>
           </w:tcPr>
           <w:p>
-            <w:proofErr w:type="spellStart"/>
-            <w:r>
-              <w:rPr>
-                <w:sz w:val="20"/>
-                <w:szCs w:val="20"/>
-              </w:rPr>
-              <w:t>PyMuPDF</w:t>
-            </w:r>
-            <w:proofErr w:type="spellEnd"/>
-            <w:r>
-              <w:rPr>
-                <w:sz w:val="20"/>
-                <w:szCs w:val="20"/>
-              </w:rPr>
-              <w:t xml:space="preserve">, python-docx, </w:t>
-            </w:r>
-            <w:proofErr w:type="spellStart"/>
-            <w:r>
-              <w:rPr>
-                <w:sz w:val="20"/>
-                <w:szCs w:val="20"/>
-              </w:rPr>
-              <w:t>spaCy</w:t>
-            </w:r>
-            <w:proofErr w:type="spellEnd"/>
+            <w:r>
+              <w:rPr>
+                <w:sz w:val="20"/>
+                <w:szCs w:val="20"/>
+              </w:rPr>
+              <w:t>PyMuPDF, python-docx, spaCy</w:t>
+            </w:r>
           </w:p>
         </w:tc>
         <w:tc>
@@ -11661,7 +11118,6 @@
             </w:tcMar>
           </w:tcPr>
           <w:p>
-            <w:proofErr w:type="spellStart"/>
             <w:r>
               <w:rPr>
                 <w:sz w:val="20"/>
@@ -11669,7 +11125,6 @@
               </w:rPr>
               <w:t>Pydantic</w:t>
             </w:r>
-            <w:proofErr w:type="spellEnd"/>
           </w:p>
         </w:tc>
         <w:tc>
@@ -11748,23 +11203,7 @@
                 <w:sz w:val="20"/>
                 <w:szCs w:val="20"/>
               </w:rPr>
-              <w:t>sentence-transformers (</w:t>
-            </w:r>
-            <w:proofErr w:type="spellStart"/>
-            <w:r>
-              <w:rPr>
-                <w:sz w:val="20"/>
-                <w:szCs w:val="20"/>
-              </w:rPr>
-              <w:t>MiniLM</w:t>
-            </w:r>
-            <w:proofErr w:type="spellEnd"/>
-            <w:r>
-              <w:rPr>
-                <w:sz w:val="20"/>
-                <w:szCs w:val="20"/>
-              </w:rPr>
-              <w:t>)</w:t>
+              <w:t>sentence-transformers (MiniLM)</w:t>
             </w:r>
           </w:p>
         </w:tc>
@@ -11839,37 +11278,12 @@
             </w:tcMar>
           </w:tcPr>
           <w:p>
-            <w:proofErr w:type="spellStart"/>
-            <w:r>
-              <w:rPr>
-                <w:sz w:val="20"/>
-                <w:szCs w:val="20"/>
-              </w:rPr>
-              <w:t>mlxtend</w:t>
-            </w:r>
-            <w:proofErr w:type="spellEnd"/>
-            <w:r>
-              <w:rPr>
-                <w:sz w:val="20"/>
-                <w:szCs w:val="20"/>
-              </w:rPr>
-              <w:t xml:space="preserve"> (</w:t>
-            </w:r>
-            <w:proofErr w:type="spellStart"/>
-            <w:r>
-              <w:rPr>
-                <w:sz w:val="20"/>
-                <w:szCs w:val="20"/>
-              </w:rPr>
-              <w:t>Apriori</w:t>
-            </w:r>
-            <w:proofErr w:type="spellEnd"/>
-            <w:r>
-              <w:rPr>
-                <w:sz w:val="20"/>
-                <w:szCs w:val="20"/>
-              </w:rPr>
-              <w:t>)</w:t>
+            <w:r>
+              <w:rPr>
+                <w:sz w:val="20"/>
+                <w:szCs w:val="20"/>
+              </w:rPr>
+              <w:t>mlxtend (Apriori)</w:t>
             </w:r>
           </w:p>
         </w:tc>
@@ -12029,30 +11443,14 @@
                 <w:sz w:val="20"/>
                 <w:szCs w:val="20"/>
               </w:rPr>
-              <w:t xml:space="preserve">DEAP (Genetic </w:t>
-            </w:r>
-            <w:proofErr w:type="gramStart"/>
-            <w:r>
-              <w:rPr>
-                <w:sz w:val="20"/>
-                <w:szCs w:val="20"/>
-              </w:rPr>
-              <w:t>Algorithm)</w:t>
-            </w:r>
-            <w:r>
-              <w:rPr>
-                <w:sz w:val="20"/>
-                <w:szCs w:val="20"/>
-              </w:rPr>
-              <w:t>[</w:t>
-            </w:r>
-            <w:proofErr w:type="gramEnd"/>
-            <w:r>
-              <w:rPr>
-                <w:sz w:val="20"/>
-                <w:szCs w:val="20"/>
-              </w:rPr>
-              <w:t>TBD]</w:t>
+              <w:t>DEAP (Genetic Algorithm)</w:t>
+            </w:r>
+            <w:r>
+              <w:rPr>
+                <w:sz w:val="20"/>
+                <w:szCs w:val="20"/>
+              </w:rPr>
+              <w:t>[TBD]</w:t>
             </w:r>
           </w:p>
         </w:tc>
@@ -12078,23 +11476,7 @@
                 <w:sz w:val="20"/>
                 <w:szCs w:val="20"/>
               </w:rPr>
-              <w:t xml:space="preserve">Adaptive scoring weight </w:t>
-            </w:r>
-            <w:proofErr w:type="spellStart"/>
-            <w:r>
-              <w:rPr>
-                <w:sz w:val="20"/>
-                <w:szCs w:val="20"/>
-              </w:rPr>
-              <w:t>optimisation</w:t>
-            </w:r>
-            <w:proofErr w:type="spellEnd"/>
-            <w:r>
-              <w:rPr>
-                <w:sz w:val="20"/>
-                <w:szCs w:val="20"/>
-              </w:rPr>
-              <w:t xml:space="preserve"> per job category via Kendall τ</w:t>
+              <w:t>Adaptive scoring weight optimisation per job category via Kendall τ</w:t>
             </w:r>
           </w:p>
         </w:tc>
@@ -12148,23 +11530,7 @@
                 <w:sz w:val="20"/>
                 <w:szCs w:val="20"/>
               </w:rPr>
-              <w:t xml:space="preserve">Python </w:t>
-            </w:r>
-            <w:proofErr w:type="spellStart"/>
-            <w:r>
-              <w:rPr>
-                <w:sz w:val="20"/>
-                <w:szCs w:val="20"/>
-              </w:rPr>
-              <w:t>heapq</w:t>
-            </w:r>
-            <w:proofErr w:type="spellEnd"/>
-            <w:r>
-              <w:rPr>
-                <w:sz w:val="20"/>
-                <w:szCs w:val="20"/>
-              </w:rPr>
-              <w:t xml:space="preserve"> (Best-First / A*)</w:t>
+              <w:t>Python heapq (Best-First / A*)</w:t>
             </w:r>
           </w:p>
         </w:tc>
@@ -12190,23 +11556,7 @@
                 <w:sz w:val="20"/>
                 <w:szCs w:val="20"/>
               </w:rPr>
-              <w:t>Priority-queue based candidate ranking using GA-</w:t>
-            </w:r>
-            <w:proofErr w:type="spellStart"/>
-            <w:r>
-              <w:rPr>
-                <w:sz w:val="20"/>
-                <w:szCs w:val="20"/>
-              </w:rPr>
-              <w:t>optimised</w:t>
-            </w:r>
-            <w:proofErr w:type="spellEnd"/>
-            <w:r>
-              <w:rPr>
-                <w:sz w:val="20"/>
-                <w:szCs w:val="20"/>
-              </w:rPr>
-              <w:t xml:space="preserve"> heuristic weights</w:t>
+              <w:t>Priority-queue based candidate ranking using GA-optimised heuristic weights</w:t>
             </w:r>
           </w:p>
         </w:tc>
@@ -12256,21 +11606,12 @@
             </w:tcMar>
           </w:tcPr>
           <w:p>
-            <w:proofErr w:type="spellStart"/>
-            <w:r>
-              <w:rPr>
-                <w:sz w:val="20"/>
-                <w:szCs w:val="20"/>
-              </w:rPr>
-              <w:t>NetworkX</w:t>
-            </w:r>
-            <w:proofErr w:type="spellEnd"/>
-            <w:r>
-              <w:rPr>
-                <w:sz w:val="20"/>
-                <w:szCs w:val="20"/>
-              </w:rPr>
-              <w:t xml:space="preserve"> + D3.js</w:t>
+            <w:r>
+              <w:rPr>
+                <w:sz w:val="20"/>
+                <w:szCs w:val="20"/>
+              </w:rPr>
+              <w:t>NetworkX + D3.js</w:t>
             </w:r>
           </w:p>
         </w:tc>
@@ -12296,17 +11637,8 @@
                 <w:sz w:val="20"/>
                 <w:szCs w:val="20"/>
               </w:rPr>
-              <w:t xml:space="preserve">SSG ontology graph + D3.js force </w:t>
-            </w:r>
-            <w:proofErr w:type="spellStart"/>
-            <w:r>
-              <w:rPr>
-                <w:sz w:val="20"/>
-                <w:szCs w:val="20"/>
-              </w:rPr>
-              <w:t>visualisation</w:t>
-            </w:r>
-            <w:proofErr w:type="spellEnd"/>
+              <w:t>SSG ontology graph + D3.js force visualisation</w:t>
+            </w:r>
           </w:p>
         </w:tc>
       </w:tr>
@@ -12434,21 +11766,12 @@
             </w:tcMar>
           </w:tcPr>
           <w:p>
-            <w:proofErr w:type="spellStart"/>
-            <w:r>
-              <w:rPr>
-                <w:sz w:val="20"/>
-                <w:szCs w:val="20"/>
-              </w:rPr>
-              <w:t>FastAPI</w:t>
-            </w:r>
-            <w:proofErr w:type="spellEnd"/>
-            <w:r>
-              <w:rPr>
-                <w:sz w:val="20"/>
-                <w:szCs w:val="20"/>
-              </w:rPr>
-              <w:t xml:space="preserve"> (Python)</w:t>
+            <w:r>
+              <w:rPr>
+                <w:sz w:val="20"/>
+                <w:szCs w:val="20"/>
+              </w:rPr>
+              <w:t>FastAPI (Python)</w:t>
             </w:r>
           </w:p>
         </w:tc>
@@ -12474,23 +11797,7 @@
                 <w:sz w:val="20"/>
                 <w:szCs w:val="20"/>
               </w:rPr>
-              <w:t xml:space="preserve">REST endpoints: </w:t>
-            </w:r>
-            <w:proofErr w:type="gramStart"/>
-            <w:r>
-              <w:rPr>
-                <w:sz w:val="20"/>
-                <w:szCs w:val="20"/>
-              </w:rPr>
-              <w:t>analyze</w:t>
-            </w:r>
-            <w:proofErr w:type="gramEnd"/>
-            <w:r>
-              <w:rPr>
-                <w:sz w:val="20"/>
-                <w:szCs w:val="20"/>
-              </w:rPr>
-              <w:t>, health</w:t>
+              <w:t>REST endpoints: analyze, health</w:t>
             </w:r>
           </w:p>
         </w:tc>
@@ -12544,23 +11851,7 @@
                 <w:sz w:val="20"/>
                 <w:szCs w:val="20"/>
               </w:rPr>
-              <w:t xml:space="preserve">React + </w:t>
-            </w:r>
-            <w:proofErr w:type="spellStart"/>
-            <w:r>
-              <w:rPr>
-                <w:sz w:val="20"/>
-                <w:szCs w:val="20"/>
-              </w:rPr>
-              <w:t>TailwindCSS</w:t>
-            </w:r>
-            <w:proofErr w:type="spellEnd"/>
-            <w:r>
-              <w:rPr>
-                <w:sz w:val="20"/>
-                <w:szCs w:val="20"/>
-              </w:rPr>
-              <w:t xml:space="preserve"> + Recharts</w:t>
+              <w:t>React + TailwindCSS + Recharts</w:t>
             </w:r>
           </w:p>
         </w:tc>
@@ -12666,23 +11957,7 @@
                 <w:sz w:val="20"/>
                 <w:szCs w:val="20"/>
               </w:rPr>
-              <w:t xml:space="preserve">Ontology + </w:t>
-            </w:r>
-            <w:proofErr w:type="spellStart"/>
-            <w:r>
-              <w:rPr>
-                <w:sz w:val="20"/>
-                <w:szCs w:val="20"/>
-              </w:rPr>
-              <w:t>Apriori</w:t>
-            </w:r>
-            <w:proofErr w:type="spellEnd"/>
-            <w:r>
-              <w:rPr>
-                <w:sz w:val="20"/>
-                <w:szCs w:val="20"/>
-              </w:rPr>
-              <w:t xml:space="preserve"> corpus + ranking evaluation</w:t>
+              <w:t>Ontology + Apriori corpus + ranking evaluation</w:t>
             </w:r>
           </w:p>
         </w:tc>
@@ -12959,21 +12234,12 @@
             </w:tcMar>
           </w:tcPr>
           <w:p>
-            <w:proofErr w:type="spellStart"/>
-            <w:r>
-              <w:rPr>
-                <w:sz w:val="20"/>
-                <w:szCs w:val="20"/>
-              </w:rPr>
-              <w:t>Apriori</w:t>
-            </w:r>
-            <w:proofErr w:type="spellEnd"/>
-            <w:r>
-              <w:rPr>
-                <w:sz w:val="20"/>
-                <w:szCs w:val="20"/>
-              </w:rPr>
-              <w:t xml:space="preserve"> Skill Mining + Sentence-BERT Semantic Similarity (Content-Based Recommendation)</w:t>
+            <w:r>
+              <w:rPr>
+                <w:sz w:val="20"/>
+                <w:szCs w:val="20"/>
+              </w:rPr>
+              <w:t>Apriori Skill Mining + Sentence-BERT Semantic Similarity (Content-Based Recommendation)</w:t>
             </w:r>
           </w:p>
         </w:tc>
@@ -13027,17 +12293,8 @@
                 <w:sz w:val="20"/>
                 <w:szCs w:val="20"/>
               </w:rPr>
-              <w:t xml:space="preserve">Business Resource </w:t>
-            </w:r>
-            <w:proofErr w:type="spellStart"/>
-            <w:r>
-              <w:rPr>
-                <w:sz w:val="20"/>
-                <w:szCs w:val="20"/>
-              </w:rPr>
-              <w:t>Optimisation</w:t>
-            </w:r>
-            <w:proofErr w:type="spellEnd"/>
+              <w:t>Business Resource Optimisation</w:t>
+            </w:r>
           </w:p>
         </w:tc>
         <w:tc>
@@ -13062,23 +12319,7 @@
                 <w:sz w:val="20"/>
                 <w:szCs w:val="20"/>
               </w:rPr>
-              <w:t xml:space="preserve">GA Weight </w:t>
-            </w:r>
-            <w:proofErr w:type="spellStart"/>
-            <w:r>
-              <w:rPr>
-                <w:sz w:val="20"/>
-                <w:szCs w:val="20"/>
-              </w:rPr>
-              <w:t>Optimisation</w:t>
-            </w:r>
-            <w:proofErr w:type="spellEnd"/>
-            <w:r>
-              <w:rPr>
-                <w:sz w:val="20"/>
-                <w:szCs w:val="20"/>
-              </w:rPr>
-              <w:t xml:space="preserve"> (DEAP, offline) + A* Informed Search Ranking (runtime)</w:t>
+              <w:t>GA Weight Optimisation (DEAP, offline) + A* Informed Search Ranking (runtime)</w:t>
             </w:r>
           </w:p>
         </w:tc>
@@ -13367,32 +12608,15 @@
         <w:spacing w:after="120" w:line="276" w:lineRule="auto"/>
         <w:jc w:val="both"/>
       </w:pPr>
-      <w:proofErr w:type="spellStart"/>
-      <w:r>
-        <w:rPr>
-          <w:b/>
-          <w:bCs/>
-        </w:rPr>
-        <w:t>SkillsFuture</w:t>
-      </w:r>
-      <w:proofErr w:type="spellEnd"/>
-      <w:r>
-        <w:rPr>
-          <w:b/>
-          <w:bCs/>
-        </w:rPr>
-        <w:t xml:space="preserve"> Singapore (SSG):</w:t>
-      </w:r>
-      <w:r>
-        <w:t xml:space="preserve"> By mapping unstructured resume data against standardized industry frameworks — specifically the </w:t>
-      </w:r>
-      <w:proofErr w:type="spellStart"/>
-      <w:r>
-        <w:t>SkillsFuture</w:t>
-      </w:r>
-      <w:proofErr w:type="spellEnd"/>
-      <w:r>
-        <w:t xml:space="preserve"> Singapore (SSG) competency framework — the system identifies the underlying competencies that make a candidate the best fit for a role, regardless of the specific terminology used in their profile.</w:t>
+      <w:r>
+        <w:rPr>
+          <w:b/>
+          <w:bCs/>
+        </w:rPr>
+        <w:t>SkillsFuture Singapore (SSG):</w:t>
+      </w:r>
+      <w:r>
+        <w:t xml:space="preserve"> By mapping unstructured resume data against standardized industry frameworks — specifically the SkillsFuture Singapore (SSG) competency framework — the system identifies the underlying competencies that make a candidate the best fit for a role, regardless of the specific terminology used in their profile.</w:t>
       </w:r>
     </w:p>
     <w:p>
@@ -14394,6 +13618,7 @@
       <w:rPr>
         <w:i/>
         <w:iCs/>
+        <w:noProof/>
         <w:color w:val="888888"/>
         <w:sz w:val="18"/>
         <w:szCs w:val="18"/>
@@ -16541,6 +15766,7 @@
   <w:style w:type="character" w:default="1" w:styleId="DefaultParagraphFont">
     <w:name w:val="Default Paragraph Font"/>
     <w:uiPriority w:val="1"/>
+    <w:semiHidden/>
     <w:unhideWhenUsed/>
   </w:style>
   <w:style w:type="table" w:default="1" w:styleId="TableNormal">

--- a/ICRS_IRS Practice Project Proposal.docx
+++ b/ICRS_IRS Practice Project Proposal.docx
@@ -3542,7 +3542,17 @@
           <w:sz w:val="26"/>
           <w:szCs w:val="26"/>
         </w:rPr>
-        <w:t xml:space="preserve">Our Solution </w:t>
+        <w:t>Proposed</w:t>
+      </w:r>
+      <w:r>
+        <w:rPr>
+          <w:b/>
+          <w:bCs/>
+          <w:color w:val="1F4E79"/>
+          <w:sz w:val="26"/>
+          <w:szCs w:val="26"/>
+        </w:rPr>
+        <w:t xml:space="preserve"> Solution </w:t>
       </w:r>
     </w:p>
     <w:p>
